--- a/docs/化工领域知识增强大模型与工具调用算法研究报告.docx
+++ b/docs/化工领域知识增强大模型与工具调用算法研究报告.docx
@@ -1295,7 +1295,7 @@
                 <w:rFonts w:ascii="Times New Roman" w:eastAsia="黑体" w:hAnsi="Times New Roman" w:cs="Times New Roman"/>
                 <w:noProof/>
               </w:rPr>
-              <w:t>验收要求与实现对应</w:t>
+              <w:t>研究内容与功能实现</w:t>
             </w:r>
             <w:r>
               <w:rPr>
@@ -1587,7 +1587,7 @@
                 <w:noProof/>
                 <w:webHidden/>
               </w:rPr>
-              <w:t>5</w:t>
+              <w:t>6</w:t>
             </w:r>
             <w:r>
               <w:rPr>
@@ -2047,7 +2047,7 @@
                 <w:noProof/>
                 <w:webHidden/>
               </w:rPr>
-              <w:t>9</w:t>
+              <w:t>10</w:t>
             </w:r>
             <w:r>
               <w:rPr>
@@ -3209,7 +3209,7 @@
                 <w:noProof/>
                 <w:webHidden/>
               </w:rPr>
-              <w:t>15</w:t>
+              <w:t>17</w:t>
             </w:r>
             <w:r>
               <w:rPr>
@@ -3324,7 +3324,7 @@
                 <w:noProof/>
                 <w:webHidden/>
               </w:rPr>
-              <w:t>17</w:t>
+              <w:t>19</w:t>
             </w:r>
             <w:r>
               <w:rPr>
@@ -3439,7 +3439,7 @@
                 <w:noProof/>
                 <w:webHidden/>
               </w:rPr>
-              <w:t>22</w:t>
+              <w:t>24</w:t>
             </w:r>
             <w:r>
               <w:rPr>
@@ -3556,7 +3556,7 @@
                 <w:noProof/>
                 <w:webHidden/>
               </w:rPr>
-              <w:t>23</w:t>
+              <w:t>25</w:t>
             </w:r>
             <w:r>
               <w:rPr>
@@ -3671,7 +3671,7 @@
                 <w:noProof/>
                 <w:webHidden/>
               </w:rPr>
-              <w:t>23</w:t>
+              <w:t>26</w:t>
             </w:r>
             <w:r>
               <w:rPr>
@@ -3786,7 +3786,7 @@
                 <w:noProof/>
                 <w:webHidden/>
               </w:rPr>
-              <w:t>23</w:t>
+              <w:t>26</w:t>
             </w:r>
             <w:r>
               <w:rPr>
@@ -3901,7 +3901,7 @@
                 <w:noProof/>
                 <w:webHidden/>
               </w:rPr>
-              <w:t>24</w:t>
+              <w:t>27</w:t>
             </w:r>
             <w:r>
               <w:rPr>
@@ -4016,7 +4016,7 @@
                 <w:noProof/>
                 <w:webHidden/>
               </w:rPr>
-              <w:t>25</w:t>
+              <w:t>30</w:t>
             </w:r>
             <w:r>
               <w:rPr>
@@ -4131,7 +4131,7 @@
                 <w:noProof/>
                 <w:webHidden/>
               </w:rPr>
-              <w:t>25</w:t>
+              <w:t>32</w:t>
             </w:r>
             <w:r>
               <w:rPr>
@@ -4246,7 +4246,7 @@
                 <w:noProof/>
                 <w:webHidden/>
               </w:rPr>
-              <w:t>27</w:t>
+              <w:t>34</w:t>
             </w:r>
             <w:r>
               <w:rPr>
@@ -4363,7 +4363,7 @@
                 <w:noProof/>
                 <w:webHidden/>
               </w:rPr>
-              <w:t>27</w:t>
+              <w:t>34</w:t>
             </w:r>
             <w:r>
               <w:rPr>
@@ -4478,7 +4478,7 @@
                 <w:noProof/>
                 <w:webHidden/>
               </w:rPr>
-              <w:t>28</w:t>
+              <w:t>35</w:t>
             </w:r>
             <w:r>
               <w:rPr>
@@ -4593,7 +4593,7 @@
                 <w:noProof/>
                 <w:webHidden/>
               </w:rPr>
-              <w:t>28</w:t>
+              <w:t>35</w:t>
             </w:r>
             <w:r>
               <w:rPr>
@@ -4708,7 +4708,7 @@
                 <w:noProof/>
                 <w:webHidden/>
               </w:rPr>
-              <w:t>28</w:t>
+              <w:t>35</w:t>
             </w:r>
             <w:r>
               <w:rPr>
@@ -4823,7 +4823,7 @@
                 <w:noProof/>
                 <w:webHidden/>
               </w:rPr>
-              <w:t>29</w:t>
+              <w:t>37</w:t>
             </w:r>
             <w:r>
               <w:rPr>
@@ -4922,7 +4922,7 @@
           <w:sz w:val="24"/>
           <w:szCs w:val="24"/>
         </w:rPr>
-        <w:t>本项目针对化工知识与任务条件的关联、带单位参数的规范化以及多步骤计算结果的连续传递，构建化工知识增强与受约束多工具调用系统。系统组织化工专业知识卡，利用图谱与向量检索获取概念、公式和适用条件，以一次登记的依赖计划连接知识检索、单位换算、显热计算和混合衡算四类工具；执行层解析前序结果引用并核对参数来源、量纲及取值范围。模型承担任务分析与说明组织，本地函数完成数值计算，独立前端呈现答复和依据。系统将问题条件、执行步骤、计算结果与引用来源关联到统一任务记录，通过连续问答承接补充条件，并以检索关系图、工具调用记录和知识原文呈现任务过程，使专业知识检索与工程计算形成连贯、可追溯的应用流程。交付内容包括任务规划与多工具调用算法、化工专业知识库与知识增强模块、配套源代码、运行材料和本研究报告。</w:t>
+        <w:t>本项目针对化工知识与任务条件的关联、带单位参数的规范化以及多步骤计算结果的连续传递，构建化工知识增强与受约束多工具调用系统。系统组织化工专业知识卡，利用图谱与向量检索获取概念、公式和适用条件，以一次登记的依赖计划连接知识检索、单位换算、显热、混合及工程教学计算工具；执行层解析前序结果引用并核对参数来源、量纲及取值范围。模型承担任务分析与说明组织，本地函数完成数值计算，独立前端呈现答复和依据。系统将问题条件、执行步骤、计算结果与引用来源关联到统一任务记录，通过连续问答承接补充条件，并以检索关系图、工具调用记录和知识原文呈现任务过程，使专业知识检索与工程计算形成连贯、可追溯的应用流程。交付内容包括任务规划与多工具调用算法、化工专业知识库与知识增强模块、配套源代码、运行材料和本研究报告。</w:t>
       </w:r>
       <w:r>
         <w:rPr>
@@ -5280,7 +5280,7 @@
           <w:sz w:val="24"/>
           <w:szCs w:val="24"/>
         </w:rPr>
-        <w:t>合同附件《技术指标与交付成果》确定了知识资源组织与知识库构建、知识检索与增强、知识增强任务处理、复杂任务解析与规划、多工具选择与调用、算法源代码及研究报告七项交付内容。项目以约定功能的演示和验证为组织原则，将需求落实为资料、检索、编排、计算、接口和展示模块，形成可以按运行说明使用、按任务记录核对、按模块职责移交的成果体系。</w:t>
+        <w:t>本项目以化工专业知识查询与多步骤计算为应用对象，形成知识资源组织、相关知识检索、上下文增强、复杂任务规划、工具选择与执行、独立工作台及配套材料相互衔接的成果。系统将自然语言问题转换为可执行任务，将专业资料、工具参数和计算结果关联到统一记录，支持从页面答复逐项查看知识来源与执行过程。</w:t>
       </w:r>
     </w:p>
     <w:p>
@@ -5344,7 +5344,7 @@
           <w:sz w:val="24"/>
           <w:szCs w:val="24"/>
         </w:rPr>
-        <w:t>工程目标是形成可查询的专业知识资源、可核对的任务计划与调用记录、可复用的确定性计算函数及可移交的独立应用。研究内容包括以下五项，分别对应合同中的知识资源、知识增强、任务规划、工具调用和应用交付要求。</w:t>
+        <w:t>工程目标是形成可查询的专业知识资源、可核对的任务计划与调用记录、可复用的确定性计算函数及可移交的独立应用。研究内容按知识资源、知识增强、任务规划、领域运算和应用交付五个方向组织。</w:t>
       </w:r>
     </w:p>
     <w:p>
@@ -6046,7 +6046,7 @@
           <w:szCs w:val="28"/>
         </w:rPr>
         <w:lastRenderedPageBreak/>
-        <w:t>验收要求与实现对应</w:t>
+        <w:t>研究内容与功能实现</w:t>
       </w:r>
       <w:bookmarkEnd w:id="8"/>
     </w:p>
@@ -6067,55 +6067,55 @@
           <w:sz w:val="24"/>
           <w:szCs w:val="24"/>
         </w:rPr>
-        <w:t>合同附件的七项交付要求与系统成果逐项对应，如表</w:t>
-      </w:r>
-      <w:r>
-        <w:rPr>
-          <w:rFonts w:ascii="Times New Roman" w:eastAsia="宋体" w:hAnsi="Times New Roman"/>
-          <w:sz w:val="24"/>
-          <w:szCs w:val="24"/>
-        </w:rPr>
-        <w:t>1</w:t>
-      </w:r>
-      <w:r>
-        <w:rPr>
-          <w:rFonts w:ascii="Times New Roman" w:eastAsia="宋体" w:hAnsi="Times New Roman"/>
-          <w:sz w:val="24"/>
-          <w:szCs w:val="24"/>
-        </w:rPr>
-        <w:t>所示。知识、算法、应用及材料的具体实现分别在第</w:t>
-      </w:r>
-      <w:r>
-        <w:rPr>
-          <w:rFonts w:ascii="Times New Roman" w:eastAsia="宋体" w:hAnsi="Times New Roman"/>
-          <w:sz w:val="24"/>
-          <w:szCs w:val="24"/>
-        </w:rPr>
-        <w:t>4</w:t>
-      </w:r>
-      <w:r>
-        <w:rPr>
-          <w:rFonts w:ascii="Times New Roman" w:eastAsia="宋体" w:hAnsi="Times New Roman"/>
-          <w:sz w:val="24"/>
-          <w:szCs w:val="24"/>
-        </w:rPr>
-        <w:t>至第</w:t>
-      </w:r>
-      <w:r>
-        <w:rPr>
-          <w:rFonts w:ascii="Times New Roman" w:eastAsia="宋体" w:hAnsi="Times New Roman"/>
-          <w:sz w:val="24"/>
-          <w:szCs w:val="24"/>
-        </w:rPr>
-        <w:t>8</w:t>
-      </w:r>
-      <w:r>
-        <w:rPr>
-          <w:rFonts w:ascii="Times New Roman" w:eastAsia="宋体" w:hAnsi="Times New Roman"/>
-          <w:sz w:val="24"/>
-          <w:szCs w:val="24"/>
-        </w:rPr>
-        <w:t>章展开。</w:t>
+        <w:t>研究内容贯穿资料组织、检索生成、任务编排、领域计算和应用交付。表1概括各部分的实现机制与应用表现，相关原理、页面及运行结果在第4至第8章展开。通过同一任务的原文、计划、参数、输出和引用，可以连续阅读系统从问题到结果的处理过程。</w:t>
+      </w:r>
+      <w:r>
+        <w:rPr>
+          <w:rFonts w:ascii="Times New Roman" w:eastAsia="宋体" w:hAnsi="Times New Roman"/>
+          <w:sz w:val="24"/>
+          <w:szCs w:val="24"/>
+        </w:rPr>
+        <w:t/>
+      </w:r>
+      <w:r>
+        <w:rPr>
+          <w:rFonts w:ascii="Times New Roman" w:eastAsia="宋体" w:hAnsi="Times New Roman"/>
+          <w:sz w:val="24"/>
+          <w:szCs w:val="24"/>
+        </w:rPr>
+        <w:t/>
+      </w:r>
+      <w:r>
+        <w:rPr>
+          <w:rFonts w:ascii="Times New Roman" w:eastAsia="宋体" w:hAnsi="Times New Roman"/>
+          <w:sz w:val="24"/>
+          <w:szCs w:val="24"/>
+        </w:rPr>
+        <w:t/>
+      </w:r>
+      <w:r>
+        <w:rPr>
+          <w:rFonts w:ascii="Times New Roman" w:eastAsia="宋体" w:hAnsi="Times New Roman"/>
+          <w:sz w:val="24"/>
+          <w:szCs w:val="24"/>
+        </w:rPr>
+        <w:t/>
+      </w:r>
+      <w:r>
+        <w:rPr>
+          <w:rFonts w:ascii="Times New Roman" w:eastAsia="宋体" w:hAnsi="Times New Roman"/>
+          <w:sz w:val="24"/>
+          <w:szCs w:val="24"/>
+        </w:rPr>
+        <w:t/>
+      </w:r>
+      <w:r>
+        <w:rPr>
+          <w:rFonts w:ascii="Times New Roman" w:eastAsia="宋体" w:hAnsi="Times New Roman"/>
+          <w:sz w:val="24"/>
+          <w:szCs w:val="24"/>
+        </w:rPr>
+        <w:t/>
       </w:r>
     </w:p>
     <w:p>
@@ -6133,26 +6133,26 @@
         <w:rPr>
           <w:rFonts w:ascii="Times New Roman" w:hAnsi="Times New Roman"/>
         </w:rPr>
-        <w:t>表</w:t>
+        <w:t>表 1 研究内容与功能实现</w:t>
       </w:r>
       <w:r>
         <w:rPr>
           <w:rFonts w:ascii="Times New Roman" w:hAnsi="Times New Roman"/>
         </w:rPr>
-        <w:t xml:space="preserve"> 1 </w:t>
+        <w:t xml:space="preserve"/>
       </w:r>
       <w:r>
         <w:rPr>
           <w:rFonts w:ascii="Times New Roman" w:hAnsi="Times New Roman"/>
         </w:rPr>
-        <w:t>验收</w:t>
+        <w:t/>
       </w:r>
       <w:proofErr w:type="gramEnd"/>
       <w:r>
         <w:rPr>
           <w:rFonts w:ascii="Times New Roman" w:hAnsi="Times New Roman"/>
         </w:rPr>
-        <w:t>要求与实现对应</w:t>
+        <w:t/>
       </w:r>
     </w:p>
     <w:tbl>
@@ -6227,7 +6227,7 @@
                 <w:sz w:val="24"/>
                 <w:szCs w:val="24"/>
               </w:rPr>
-              <w:t>交付内容</w:t>
+              <w:t>研究内容</w:t>
             </w:r>
           </w:p>
         </w:tc>
@@ -6256,7 +6256,7 @@
                 <w:sz w:val="24"/>
                 <w:szCs w:val="24"/>
               </w:rPr>
-              <w:t>实现方式</w:t>
+              <w:t>实现机制</w:t>
             </w:r>
           </w:p>
         </w:tc>
@@ -6285,7 +6285,7 @@
                 <w:sz w:val="24"/>
                 <w:szCs w:val="24"/>
               </w:rPr>
-              <w:t>成果表现</w:t>
+              <w:t>应用表现</w:t>
             </w:r>
           </w:p>
         </w:tc>
@@ -6390,7 +6390,7 @@
                 <w:sz w:val="24"/>
                 <w:lang w:eastAsia="zh-CN"/>
               </w:rPr>
-              <w:t>71</w:t>
+              <w:t>71份资料；章节解析、来源登记与图谱向量索引</w:t>
             </w:r>
             <w:r>
               <w:rPr>
@@ -6398,7 +6398,7 @@
                 <w:sz w:val="24"/>
                 <w:lang w:eastAsia="zh-CN"/>
               </w:rPr>
-              <w:t>张知识卡；解析、分段、来源登记与索引</w:t>
+              <w:t/>
             </w:r>
           </w:p>
         </w:tc>
@@ -6423,7 +6423,7 @@
                 <w:sz w:val="24"/>
                 <w:lang w:eastAsia="zh-CN"/>
               </w:rPr>
-              <w:t>文档清单、全文及就绪索引</w:t>
+              <w:t>目录、全文、128个正文片段及就绪索引</w:t>
             </w:r>
           </w:p>
         </w:tc>
@@ -6568,7 +6568,7 @@
                 <w:sz w:val="24"/>
                 <w:lang w:eastAsia="zh-CN"/>
               </w:rPr>
-              <w:t>任务命中、主题词、细节词与引用</w:t>
+              <w:t>任务命中、主题词、细节词、原文入模与引用</w:t>
             </w:r>
           </w:p>
         </w:tc>
@@ -6872,7 +6872,7 @@
                 <w:sz w:val="24"/>
                 <w:lang w:eastAsia="zh-CN"/>
               </w:rPr>
-              <w:t>计划与实际调用逐项对应</w:t>
+              <w:t>目标、工具、依赖与实际调用逐项对应</w:t>
             </w:r>
           </w:p>
         </w:tc>
@@ -6985,7 +6985,7 @@
                 <w:sz w:val="24"/>
                 <w:lang w:eastAsia="zh-CN"/>
               </w:rPr>
-              <w:t>四类工具、参数校验及实际结果复用</w:t>
+              <w:t>九类业务工具、MCP辅助工具、参数校验及结果回用</w:t>
             </w:r>
           </w:p>
         </w:tc>
@@ -7010,7 +7010,7 @@
                 <w:sz w:val="24"/>
                 <w:lang w:eastAsia="zh-CN"/>
               </w:rPr>
-              <w:t>工具参数、状态、返回值和计算链</w:t>
+              <w:t>能力目录、实际选择、输入输出及前序传值</w:t>
             </w:r>
           </w:p>
         </w:tc>
@@ -7444,7 +7444,7 @@
     <w:p>
       <w:pPr>
         <w:pStyle w:val="a3"/>
-        <w:keepNext/>
+        <w:keepNext w:val="0"/>
         <w:keepLines/>
         <w:jc w:val="center"/>
         <w:rPr>
@@ -9149,7 +9149,7 @@
                 <w:sz w:val="24"/>
                 <w:szCs w:val="24"/>
               </w:rPr>
-              <w:t>smolagents</w:t>
+              <w:t>smolagents 1.26.0；FastAPI 0.141.1；Uvicorn 0.54.0；MCP 1.26.0</w:t>
             </w:r>
             <w:proofErr w:type="spellEnd"/>
             <w:r>
@@ -9158,39 +9158,39 @@
                 <w:sz w:val="24"/>
                 <w:szCs w:val="24"/>
               </w:rPr>
-              <w:t xml:space="preserve"> 1.26.0</w:t>
-            </w:r>
-            <w:r>
-              <w:rPr>
-                <w:rFonts w:ascii="Times New Roman" w:eastAsia="宋体" w:hAnsi="Times New Roman"/>
-                <w:sz w:val="24"/>
-                <w:szCs w:val="24"/>
-              </w:rPr>
-              <w:t>；</w:t>
-            </w:r>
-            <w:r>
-              <w:rPr>
-                <w:rFonts w:ascii="Times New Roman" w:eastAsia="宋体" w:hAnsi="Times New Roman"/>
-                <w:sz w:val="24"/>
-                <w:szCs w:val="24"/>
-              </w:rPr>
-              <w:t>FastAPI 0.141.1</w:t>
-            </w:r>
-            <w:r>
-              <w:rPr>
-                <w:rFonts w:ascii="Times New Roman" w:eastAsia="宋体" w:hAnsi="Times New Roman"/>
-                <w:sz w:val="24"/>
-                <w:szCs w:val="24"/>
-              </w:rPr>
-              <w:t>；</w:t>
-            </w:r>
-            <w:r>
-              <w:rPr>
-                <w:rFonts w:ascii="Times New Roman" w:eastAsia="宋体" w:hAnsi="Times New Roman"/>
-                <w:sz w:val="24"/>
-                <w:szCs w:val="24"/>
-              </w:rPr>
-              <w:t>Uvicorn 0.54.0</w:t>
+              <w:t xml:space="preserve"/>
+            </w:r>
+            <w:r>
+              <w:rPr>
+                <w:rFonts w:ascii="Times New Roman" w:eastAsia="宋体" w:hAnsi="Times New Roman"/>
+                <w:sz w:val="24"/>
+                <w:szCs w:val="24"/>
+              </w:rPr>
+              <w:t/>
+            </w:r>
+            <w:r>
+              <w:rPr>
+                <w:rFonts w:ascii="Times New Roman" w:eastAsia="宋体" w:hAnsi="Times New Roman"/>
+                <w:sz w:val="24"/>
+                <w:szCs w:val="24"/>
+              </w:rPr>
+              <w:t/>
+            </w:r>
+            <w:r>
+              <w:rPr>
+                <w:rFonts w:ascii="Times New Roman" w:eastAsia="宋体" w:hAnsi="Times New Roman"/>
+                <w:sz w:val="24"/>
+                <w:szCs w:val="24"/>
+              </w:rPr>
+              <w:t/>
+            </w:r>
+            <w:r>
+              <w:rPr>
+                <w:rFonts w:ascii="Times New Roman" w:eastAsia="宋体" w:hAnsi="Times New Roman"/>
+                <w:sz w:val="24"/>
+                <w:szCs w:val="24"/>
+              </w:rPr>
+              <w:t/>
             </w:r>
           </w:p>
         </w:tc>
@@ -9216,7 +9216,7 @@
                 <w:sz w:val="24"/>
                 <w:szCs w:val="24"/>
               </w:rPr>
-              <w:t>工具编排与业务接口</w:t>
+              <w:t>工具编排、业务接口与本地协议工具</w:t>
             </w:r>
           </w:p>
         </w:tc>
@@ -9648,31 +9648,31 @@
                 <w:sz w:val="24"/>
                 <w:szCs w:val="24"/>
               </w:rPr>
-              <w:t>主线案例：</w:t>
-            </w:r>
-            <w:r>
-              <w:rPr>
-                <w:rFonts w:ascii="Times New Roman" w:eastAsia="宋体" w:hAnsi="Times New Roman"/>
-                <w:sz w:val="24"/>
-                <w:szCs w:val="24"/>
-              </w:rPr>
-              <w:t>deepseek-v4-pro</w:t>
-            </w:r>
-            <w:r>
-              <w:rPr>
-                <w:rFonts w:ascii="Times New Roman" w:eastAsia="宋体" w:hAnsi="Times New Roman"/>
-                <w:sz w:val="24"/>
-                <w:szCs w:val="24"/>
-              </w:rPr>
-              <w:t>；组成问答及</w:t>
-            </w:r>
-            <w:r>
-              <w:rPr>
-                <w:rFonts w:ascii="Times New Roman" w:eastAsia="宋体" w:hAnsi="Times New Roman"/>
-                <w:sz w:val="24"/>
-                <w:szCs w:val="24"/>
-              </w:rPr>
-              <w:t xml:space="preserve">90 </w:t>
+              <w:t>工作台流程：deepseek-flash；代表记录：deepseek-v4-pro及deepseek-flash</w:t>
+            </w:r>
+            <w:r>
+              <w:rPr>
+                <w:rFonts w:ascii="Times New Roman" w:eastAsia="宋体" w:hAnsi="Times New Roman"/>
+                <w:sz w:val="24"/>
+                <w:szCs w:val="24"/>
+              </w:rPr>
+              <w:t/>
+            </w:r>
+            <w:r>
+              <w:rPr>
+                <w:rFonts w:ascii="Times New Roman" w:eastAsia="宋体" w:hAnsi="Times New Roman"/>
+                <w:sz w:val="24"/>
+                <w:szCs w:val="24"/>
+              </w:rPr>
+              <w:t/>
+            </w:r>
+            <w:r>
+              <w:rPr>
+                <w:rFonts w:ascii="Times New Roman" w:eastAsia="宋体" w:hAnsi="Times New Roman"/>
+                <w:sz w:val="24"/>
+                <w:szCs w:val="24"/>
+              </w:rPr>
+              <w:t xml:space="preserve"/>
             </w:r>
             <w:proofErr w:type="spellStart"/>
             <w:r>
@@ -9681,23 +9681,23 @@
                 <w:sz w:val="24"/>
                 <w:szCs w:val="24"/>
               </w:rPr>
-              <w:t>kW</w:t>
-            </w:r>
-            <w:r>
-              <w:rPr>
-                <w:rFonts w:ascii="Times New Roman" w:eastAsia="宋体" w:hAnsi="Times New Roman"/>
-                <w:sz w:val="24"/>
-                <w:szCs w:val="24"/>
-              </w:rPr>
-              <w:t>补参：</w:t>
-            </w:r>
-            <w:r>
-              <w:rPr>
-                <w:rFonts w:ascii="Times New Roman" w:eastAsia="宋体" w:hAnsi="Times New Roman"/>
-                <w:sz w:val="24"/>
-                <w:szCs w:val="24"/>
-              </w:rPr>
-              <w:t>deepseek-flash</w:t>
+              <w:t/>
+            </w:r>
+            <w:r>
+              <w:rPr>
+                <w:rFonts w:ascii="Times New Roman" w:eastAsia="宋体" w:hAnsi="Times New Roman"/>
+                <w:sz w:val="24"/>
+                <w:szCs w:val="24"/>
+              </w:rPr>
+              <w:t/>
+            </w:r>
+            <w:r>
+              <w:rPr>
+                <w:rFonts w:ascii="Times New Roman" w:eastAsia="宋体" w:hAnsi="Times New Roman"/>
+                <w:sz w:val="24"/>
+                <w:szCs w:val="24"/>
+              </w:rPr>
+              <w:t/>
             </w:r>
             <w:proofErr w:type="spellEnd"/>
           </w:p>
@@ -10845,7 +10845,7 @@
           <w:sz w:val="24"/>
           <w:szCs w:val="24"/>
         </w:rPr>
-        <w:t>知识资料库以标题和内容检索支持阅读，任务引用以命中片段提供针对性依据。全文展示保留章节和公式层次，来源入口关联对应知识卡。资料组织与页面阅读共同体现专业知识资源的结构化管理。</w:t>
+        <w:t>知识资料库支持按标题或来源筛选目录、逐张打开全文并阅读章节、公式与适用条件。用户可将查询词转入问答，在确认发送后执行正文内容检索；返回片段保留标题和来源，答复引用可进一步定位完整知识卡。目录筛选、资料阅读与任务检索共同构成专业知识资源的查询入口。</w:t>
       </w:r>
     </w:p>
     <w:p>
@@ -12702,7 +12702,7 @@
           <w:sz w:val="24"/>
           <w:szCs w:val="24"/>
         </w:rPr>
-        <w:t>LightRAG</w:t>
+        <w:t>LightRAG构建时读取每张卡片全文，文档标识为doc-与相对路径SHA256前24位；文本分块由SDK处理，配置采用1200 token长度与100 token重叠。持久索引按知识集合摘要存放，清单登记文档与片段映射。71张短卡在该索引中各形成1个片段，共71个；本地读取器按二级标题解析得到128个正文片段。页面将文档、正文片段与索引片段分别计数。资料编辑后重新计算集合摘要，通过rag-index构建索引，再由rag-status核对清单、嵌入与存储状态。</w:t>
       </w:r>
       <w:proofErr w:type="spellEnd"/>
       <w:r>
@@ -12711,183 +12711,183 @@
           <w:sz w:val="24"/>
           <w:szCs w:val="24"/>
         </w:rPr>
-        <w:t>构建时读取每张卡片全文，文档标识为</w:t>
-      </w:r>
-      <w:r>
-        <w:rPr>
-          <w:rFonts w:ascii="Times New Roman" w:eastAsia="宋体" w:hAnsi="Times New Roman"/>
-          <w:sz w:val="24"/>
-          <w:szCs w:val="24"/>
-        </w:rPr>
-        <w:t>doc-</w:t>
-      </w:r>
-      <w:r>
-        <w:rPr>
-          <w:rFonts w:ascii="Times New Roman" w:eastAsia="宋体" w:hAnsi="Times New Roman"/>
-          <w:sz w:val="24"/>
-          <w:szCs w:val="24"/>
-        </w:rPr>
-        <w:t>与相对路径</w:t>
-      </w:r>
-      <w:r>
-        <w:rPr>
-          <w:rFonts w:ascii="Times New Roman" w:eastAsia="宋体" w:hAnsi="Times New Roman"/>
-          <w:sz w:val="24"/>
-          <w:szCs w:val="24"/>
-        </w:rPr>
-        <w:t>SHA256</w:t>
-      </w:r>
-      <w:r>
-        <w:rPr>
-          <w:rFonts w:ascii="Times New Roman" w:eastAsia="宋体" w:hAnsi="Times New Roman"/>
-          <w:sz w:val="24"/>
-          <w:szCs w:val="24"/>
-        </w:rPr>
-        <w:t>前</w:t>
-      </w:r>
-      <w:r>
-        <w:rPr>
-          <w:rFonts w:ascii="Times New Roman" w:eastAsia="宋体" w:hAnsi="Times New Roman"/>
-          <w:sz w:val="24"/>
-          <w:szCs w:val="24"/>
-        </w:rPr>
-        <w:t>24</w:t>
-      </w:r>
-      <w:r>
-        <w:rPr>
-          <w:rFonts w:ascii="Times New Roman" w:eastAsia="宋体" w:hAnsi="Times New Roman"/>
-          <w:sz w:val="24"/>
-          <w:szCs w:val="24"/>
-        </w:rPr>
-        <w:t>位；文本分块由已安装</w:t>
-      </w:r>
-      <w:r>
-        <w:rPr>
-          <w:rFonts w:ascii="Times New Roman" w:eastAsia="宋体" w:hAnsi="Times New Roman"/>
-          <w:sz w:val="24"/>
-          <w:szCs w:val="24"/>
-        </w:rPr>
-        <w:t>SDK</w:t>
-      </w:r>
-      <w:r>
-        <w:rPr>
-          <w:rFonts w:ascii="Times New Roman" w:eastAsia="宋体" w:hAnsi="Times New Roman"/>
-          <w:sz w:val="24"/>
-          <w:szCs w:val="24"/>
-        </w:rPr>
-        <w:t>处理，当前配置采用</w:t>
-      </w:r>
-      <w:r>
-        <w:rPr>
-          <w:rFonts w:ascii="Times New Roman" w:eastAsia="宋体" w:hAnsi="Times New Roman"/>
-          <w:sz w:val="24"/>
-          <w:szCs w:val="24"/>
-        </w:rPr>
-        <w:t>1200 token</w:t>
-      </w:r>
-      <w:r>
-        <w:rPr>
-          <w:rFonts w:ascii="Times New Roman" w:eastAsia="宋体" w:hAnsi="Times New Roman"/>
-          <w:sz w:val="24"/>
-          <w:szCs w:val="24"/>
-        </w:rPr>
-        <w:t>长度与</w:t>
-      </w:r>
-      <w:r>
-        <w:rPr>
-          <w:rFonts w:ascii="Times New Roman" w:eastAsia="宋体" w:hAnsi="Times New Roman"/>
-          <w:sz w:val="24"/>
-          <w:szCs w:val="24"/>
-        </w:rPr>
-        <w:t>100 token</w:t>
-      </w:r>
-      <w:r>
-        <w:rPr>
-          <w:rFonts w:ascii="Times New Roman" w:eastAsia="宋体" w:hAnsi="Times New Roman"/>
-          <w:sz w:val="24"/>
-          <w:szCs w:val="24"/>
-        </w:rPr>
-        <w:t>重叠。持久索引按知识集合摘要存放，清单登记文档与片段映射。当前</w:t>
-      </w:r>
-      <w:r>
-        <w:rPr>
-          <w:rFonts w:ascii="Times New Roman" w:eastAsia="宋体" w:hAnsi="Times New Roman"/>
-          <w:sz w:val="24"/>
-          <w:szCs w:val="24"/>
-        </w:rPr>
-        <w:t>71</w:t>
-      </w:r>
-      <w:r>
-        <w:rPr>
-          <w:rFonts w:ascii="Times New Roman" w:eastAsia="宋体" w:hAnsi="Times New Roman"/>
-          <w:sz w:val="24"/>
-          <w:szCs w:val="24"/>
-        </w:rPr>
-        <w:t>张短卡在该索引中各形成</w:t>
-      </w:r>
-      <w:r>
-        <w:rPr>
-          <w:rFonts w:ascii="Times New Roman" w:eastAsia="宋体" w:hAnsi="Times New Roman"/>
-          <w:sz w:val="24"/>
-          <w:szCs w:val="24"/>
-        </w:rPr>
-        <w:t>1</w:t>
-      </w:r>
-      <w:r>
-        <w:rPr>
-          <w:rFonts w:ascii="Times New Roman" w:eastAsia="宋体" w:hAnsi="Times New Roman"/>
-          <w:sz w:val="24"/>
-          <w:szCs w:val="24"/>
-        </w:rPr>
-        <w:t>个片段，统计共</w:t>
-      </w:r>
-      <w:r>
-        <w:rPr>
-          <w:rFonts w:ascii="Times New Roman" w:eastAsia="宋体" w:hAnsi="Times New Roman"/>
-          <w:sz w:val="24"/>
-          <w:szCs w:val="24"/>
-        </w:rPr>
-        <w:t>71</w:t>
-      </w:r>
-      <w:r>
-        <w:rPr>
-          <w:rFonts w:ascii="Times New Roman" w:eastAsia="宋体" w:hAnsi="Times New Roman"/>
-          <w:sz w:val="24"/>
-          <w:szCs w:val="24"/>
-        </w:rPr>
-        <w:t>个；本地词法章节片段按二级标题另行计数。资料编辑后重新计算集合摘要，通过</w:t>
-      </w:r>
-      <w:r>
-        <w:rPr>
-          <w:rFonts w:ascii="Times New Roman" w:eastAsia="宋体" w:hAnsi="Times New Roman"/>
-          <w:sz w:val="24"/>
-          <w:szCs w:val="24"/>
-        </w:rPr>
-        <w:t>rag-index</w:t>
-      </w:r>
-      <w:r>
-        <w:rPr>
-          <w:rFonts w:ascii="Times New Roman" w:eastAsia="宋体" w:hAnsi="Times New Roman"/>
-          <w:sz w:val="24"/>
-          <w:szCs w:val="24"/>
-        </w:rPr>
-        <w:t>构建相应索引，再由</w:t>
-      </w:r>
-      <w:r>
-        <w:rPr>
-          <w:rFonts w:ascii="Times New Roman" w:eastAsia="宋体" w:hAnsi="Times New Roman"/>
-          <w:sz w:val="24"/>
-          <w:szCs w:val="24"/>
-        </w:rPr>
-        <w:t>rag-status</w:t>
-      </w:r>
-      <w:r>
-        <w:rPr>
-          <w:rFonts w:ascii="Times New Roman" w:eastAsia="宋体" w:hAnsi="Times New Roman"/>
-          <w:sz w:val="24"/>
-          <w:szCs w:val="24"/>
-        </w:rPr>
-        <w:t>核对清单、嵌入与存储状态。</w:t>
+        <w:t/>
+      </w:r>
+      <w:r>
+        <w:rPr>
+          <w:rFonts w:ascii="Times New Roman" w:eastAsia="宋体" w:hAnsi="Times New Roman"/>
+          <w:sz w:val="24"/>
+          <w:szCs w:val="24"/>
+        </w:rPr>
+        <w:t/>
+      </w:r>
+      <w:r>
+        <w:rPr>
+          <w:rFonts w:ascii="Times New Roman" w:eastAsia="宋体" w:hAnsi="Times New Roman"/>
+          <w:sz w:val="24"/>
+          <w:szCs w:val="24"/>
+        </w:rPr>
+        <w:t/>
+      </w:r>
+      <w:r>
+        <w:rPr>
+          <w:rFonts w:ascii="Times New Roman" w:eastAsia="宋体" w:hAnsi="Times New Roman"/>
+          <w:sz w:val="24"/>
+          <w:szCs w:val="24"/>
+        </w:rPr>
+        <w:t/>
+      </w:r>
+      <w:r>
+        <w:rPr>
+          <w:rFonts w:ascii="Times New Roman" w:eastAsia="宋体" w:hAnsi="Times New Roman"/>
+          <w:sz w:val="24"/>
+          <w:szCs w:val="24"/>
+        </w:rPr>
+        <w:t/>
+      </w:r>
+      <w:r>
+        <w:rPr>
+          <w:rFonts w:ascii="Times New Roman" w:eastAsia="宋体" w:hAnsi="Times New Roman"/>
+          <w:sz w:val="24"/>
+          <w:szCs w:val="24"/>
+        </w:rPr>
+        <w:t/>
+      </w:r>
+      <w:r>
+        <w:rPr>
+          <w:rFonts w:ascii="Times New Roman" w:eastAsia="宋体" w:hAnsi="Times New Roman"/>
+          <w:sz w:val="24"/>
+          <w:szCs w:val="24"/>
+        </w:rPr>
+        <w:t/>
+      </w:r>
+      <w:r>
+        <w:rPr>
+          <w:rFonts w:ascii="Times New Roman" w:eastAsia="宋体" w:hAnsi="Times New Roman"/>
+          <w:sz w:val="24"/>
+          <w:szCs w:val="24"/>
+        </w:rPr>
+        <w:t/>
+      </w:r>
+      <w:r>
+        <w:rPr>
+          <w:rFonts w:ascii="Times New Roman" w:eastAsia="宋体" w:hAnsi="Times New Roman"/>
+          <w:sz w:val="24"/>
+          <w:szCs w:val="24"/>
+        </w:rPr>
+        <w:t/>
+      </w:r>
+      <w:r>
+        <w:rPr>
+          <w:rFonts w:ascii="Times New Roman" w:eastAsia="宋体" w:hAnsi="Times New Roman"/>
+          <w:sz w:val="24"/>
+          <w:szCs w:val="24"/>
+        </w:rPr>
+        <w:t/>
+      </w:r>
+      <w:r>
+        <w:rPr>
+          <w:rFonts w:ascii="Times New Roman" w:eastAsia="宋体" w:hAnsi="Times New Roman"/>
+          <w:sz w:val="24"/>
+          <w:szCs w:val="24"/>
+        </w:rPr>
+        <w:t/>
+      </w:r>
+      <w:r>
+        <w:rPr>
+          <w:rFonts w:ascii="Times New Roman" w:eastAsia="宋体" w:hAnsi="Times New Roman"/>
+          <w:sz w:val="24"/>
+          <w:szCs w:val="24"/>
+        </w:rPr>
+        <w:t/>
+      </w:r>
+      <w:r>
+        <w:rPr>
+          <w:rFonts w:ascii="Times New Roman" w:eastAsia="宋体" w:hAnsi="Times New Roman"/>
+          <w:sz w:val="24"/>
+          <w:szCs w:val="24"/>
+        </w:rPr>
+        <w:t/>
+      </w:r>
+      <w:r>
+        <w:rPr>
+          <w:rFonts w:ascii="Times New Roman" w:eastAsia="宋体" w:hAnsi="Times New Roman"/>
+          <w:sz w:val="24"/>
+          <w:szCs w:val="24"/>
+        </w:rPr>
+        <w:t/>
+      </w:r>
+      <w:r>
+        <w:rPr>
+          <w:rFonts w:ascii="Times New Roman" w:eastAsia="宋体" w:hAnsi="Times New Roman"/>
+          <w:sz w:val="24"/>
+          <w:szCs w:val="24"/>
+        </w:rPr>
+        <w:t/>
+      </w:r>
+      <w:r>
+        <w:rPr>
+          <w:rFonts w:ascii="Times New Roman" w:eastAsia="宋体" w:hAnsi="Times New Roman"/>
+          <w:sz w:val="24"/>
+          <w:szCs w:val="24"/>
+        </w:rPr>
+        <w:t/>
+      </w:r>
+      <w:r>
+        <w:rPr>
+          <w:rFonts w:ascii="Times New Roman" w:eastAsia="宋体" w:hAnsi="Times New Roman"/>
+          <w:sz w:val="24"/>
+          <w:szCs w:val="24"/>
+        </w:rPr>
+        <w:t/>
+      </w:r>
+      <w:r>
+        <w:rPr>
+          <w:rFonts w:ascii="Times New Roman" w:eastAsia="宋体" w:hAnsi="Times New Roman"/>
+          <w:sz w:val="24"/>
+          <w:szCs w:val="24"/>
+        </w:rPr>
+        <w:t/>
+      </w:r>
+      <w:r>
+        <w:rPr>
+          <w:rFonts w:ascii="Times New Roman" w:eastAsia="宋体" w:hAnsi="Times New Roman"/>
+          <w:sz w:val="24"/>
+          <w:szCs w:val="24"/>
+        </w:rPr>
+        <w:t/>
+      </w:r>
+      <w:r>
+        <w:rPr>
+          <w:rFonts w:ascii="Times New Roman" w:eastAsia="宋体" w:hAnsi="Times New Roman"/>
+          <w:sz w:val="24"/>
+          <w:szCs w:val="24"/>
+        </w:rPr>
+        <w:t/>
+      </w:r>
+      <w:r>
+        <w:rPr>
+          <w:rFonts w:ascii="Times New Roman" w:eastAsia="宋体" w:hAnsi="Times New Roman"/>
+          <w:sz w:val="24"/>
+          <w:szCs w:val="24"/>
+        </w:rPr>
+        <w:t/>
+      </w:r>
+      <w:r>
+        <w:rPr>
+          <w:rFonts w:ascii="Times New Roman" w:eastAsia="宋体" w:hAnsi="Times New Roman"/>
+          <w:sz w:val="24"/>
+          <w:szCs w:val="24"/>
+        </w:rPr>
+        <w:t/>
+      </w:r>
+      <w:r>
+        <w:rPr>
+          <w:rFonts w:ascii="Times New Roman" w:eastAsia="宋体" w:hAnsi="Times New Roman"/>
+          <w:sz w:val="24"/>
+          <w:szCs w:val="24"/>
+        </w:rPr>
+        <w:t/>
       </w:r>
     </w:p>
     <w:p>
@@ -13624,119 +13624,119 @@
           <w:sz w:val="24"/>
           <w:szCs w:val="24"/>
         </w:rPr>
-        <w:t>组成问答实际返回</w:t>
-      </w:r>
-      <w:r>
-        <w:rPr>
-          <w:rFonts w:ascii="Times New Roman" w:eastAsia="宋体" w:hAnsi="Times New Roman"/>
-          <w:sz w:val="24"/>
-          <w:szCs w:val="24"/>
-        </w:rPr>
-        <w:t>“</w:t>
-      </w:r>
-      <w:r>
-        <w:rPr>
-          <w:rFonts w:ascii="Times New Roman" w:eastAsia="宋体" w:hAnsi="Times New Roman"/>
-          <w:sz w:val="24"/>
-          <w:szCs w:val="24"/>
-        </w:rPr>
-        <w:t>质量分数</w:t>
-      </w:r>
-      <w:r>
-        <w:rPr>
-          <w:rFonts w:ascii="Times New Roman" w:eastAsia="宋体" w:hAnsi="Times New Roman"/>
-          <w:sz w:val="24"/>
-          <w:szCs w:val="24"/>
-        </w:rPr>
-        <w:t>”</w:t>
-      </w:r>
-      <w:r>
-        <w:rPr>
-          <w:rFonts w:ascii="Times New Roman" w:eastAsia="宋体" w:hAnsi="Times New Roman"/>
-          <w:sz w:val="24"/>
-          <w:szCs w:val="24"/>
-        </w:rPr>
-        <w:t>和</w:t>
-      </w:r>
-      <w:r>
-        <w:rPr>
-          <w:rFonts w:ascii="Times New Roman" w:eastAsia="宋体" w:hAnsi="Times New Roman"/>
-          <w:sz w:val="24"/>
-          <w:szCs w:val="24"/>
-        </w:rPr>
-        <w:t>“</w:t>
-      </w:r>
-      <w:r>
-        <w:rPr>
-          <w:rFonts w:ascii="Times New Roman" w:eastAsia="宋体" w:hAnsi="Times New Roman"/>
-          <w:sz w:val="24"/>
-          <w:szCs w:val="24"/>
-        </w:rPr>
-        <w:t>摩尔分数</w:t>
-      </w:r>
-      <w:r>
-        <w:rPr>
-          <w:rFonts w:ascii="Times New Roman" w:eastAsia="宋体" w:hAnsi="Times New Roman"/>
-          <w:sz w:val="24"/>
-          <w:szCs w:val="24"/>
-        </w:rPr>
-        <w:t>”</w:t>
-      </w:r>
-      <w:r>
-        <w:rPr>
-          <w:rFonts w:ascii="Times New Roman" w:eastAsia="宋体" w:hAnsi="Times New Roman"/>
-          <w:sz w:val="24"/>
-          <w:szCs w:val="24"/>
-        </w:rPr>
-        <w:t>等实体，以及</w:t>
-      </w:r>
-      <w:r>
-        <w:rPr>
-          <w:rFonts w:ascii="Times New Roman" w:eastAsia="宋体" w:hAnsi="Times New Roman"/>
-          <w:sz w:val="24"/>
-          <w:szCs w:val="24"/>
-        </w:rPr>
-        <w:t>“</w:t>
-      </w:r>
-      <w:r>
-        <w:rPr>
-          <w:rFonts w:ascii="Times New Roman" w:eastAsia="宋体" w:hAnsi="Times New Roman"/>
-          <w:sz w:val="24"/>
-          <w:szCs w:val="24"/>
-        </w:rPr>
-        <w:t>摩尔分数</w:t>
-      </w:r>
-      <w:r>
-        <w:rPr>
-          <w:rFonts w:ascii="Times New Roman" w:eastAsia="宋体" w:hAnsi="Times New Roman"/>
-          <w:sz w:val="24"/>
-          <w:szCs w:val="24"/>
-        </w:rPr>
-        <w:t>—</w:t>
-      </w:r>
-      <w:r>
-        <w:rPr>
-          <w:rFonts w:ascii="Times New Roman" w:eastAsia="宋体" w:hAnsi="Times New Roman"/>
-          <w:sz w:val="24"/>
-          <w:szCs w:val="24"/>
-        </w:rPr>
-        <w:t>质量分数</w:t>
-      </w:r>
-      <w:r>
-        <w:rPr>
-          <w:rFonts w:ascii="Times New Roman" w:eastAsia="宋体" w:hAnsi="Times New Roman"/>
-          <w:sz w:val="24"/>
-          <w:szCs w:val="24"/>
-        </w:rPr>
-        <w:t>”</w:t>
-      </w:r>
-      <w:r>
-        <w:rPr>
-          <w:rFonts w:ascii="Times New Roman" w:eastAsia="宋体" w:hAnsi="Times New Roman"/>
-          <w:sz w:val="24"/>
-          <w:szCs w:val="24"/>
-        </w:rPr>
-        <w:t>的换算关联。该关系的</w:t>
+        <w:t>组成问答实际返回“质量分数”和“摩尔分数”等实体，以及“摩尔分数—质量分数”的换算关联。该关系的source_ids包含47和48号知识卡的索引片段，后端沿片段映射找到两个本地文件及IUPAC定义条目。图谱展示主题关联，答复引用按实际命中片段编号核对；卡片结构与符号见表6，完整组成问答见配套R01记录。</w:t>
+      </w:r>
+      <w:r>
+        <w:rPr>
+          <w:rFonts w:ascii="Times New Roman" w:eastAsia="宋体" w:hAnsi="Times New Roman"/>
+          <w:sz w:val="24"/>
+          <w:szCs w:val="24"/>
+        </w:rPr>
+        <w:t/>
+      </w:r>
+      <w:r>
+        <w:rPr>
+          <w:rFonts w:ascii="Times New Roman" w:eastAsia="宋体" w:hAnsi="Times New Roman"/>
+          <w:sz w:val="24"/>
+          <w:szCs w:val="24"/>
+        </w:rPr>
+        <w:t/>
+      </w:r>
+      <w:r>
+        <w:rPr>
+          <w:rFonts w:ascii="Times New Roman" w:eastAsia="宋体" w:hAnsi="Times New Roman"/>
+          <w:sz w:val="24"/>
+          <w:szCs w:val="24"/>
+        </w:rPr>
+        <w:t/>
+      </w:r>
+      <w:r>
+        <w:rPr>
+          <w:rFonts w:ascii="Times New Roman" w:eastAsia="宋体" w:hAnsi="Times New Roman"/>
+          <w:sz w:val="24"/>
+          <w:szCs w:val="24"/>
+        </w:rPr>
+        <w:t/>
+      </w:r>
+      <w:r>
+        <w:rPr>
+          <w:rFonts w:ascii="Times New Roman" w:eastAsia="宋体" w:hAnsi="Times New Roman"/>
+          <w:sz w:val="24"/>
+          <w:szCs w:val="24"/>
+        </w:rPr>
+        <w:t/>
+      </w:r>
+      <w:r>
+        <w:rPr>
+          <w:rFonts w:ascii="Times New Roman" w:eastAsia="宋体" w:hAnsi="Times New Roman"/>
+          <w:sz w:val="24"/>
+          <w:szCs w:val="24"/>
+        </w:rPr>
+        <w:t/>
+      </w:r>
+      <w:r>
+        <w:rPr>
+          <w:rFonts w:ascii="Times New Roman" w:eastAsia="宋体" w:hAnsi="Times New Roman"/>
+          <w:sz w:val="24"/>
+          <w:szCs w:val="24"/>
+        </w:rPr>
+        <w:t/>
+      </w:r>
+      <w:r>
+        <w:rPr>
+          <w:rFonts w:ascii="Times New Roman" w:eastAsia="宋体" w:hAnsi="Times New Roman"/>
+          <w:sz w:val="24"/>
+          <w:szCs w:val="24"/>
+        </w:rPr>
+        <w:t/>
+      </w:r>
+      <w:r>
+        <w:rPr>
+          <w:rFonts w:ascii="Times New Roman" w:eastAsia="宋体" w:hAnsi="Times New Roman"/>
+          <w:sz w:val="24"/>
+          <w:szCs w:val="24"/>
+        </w:rPr>
+        <w:t/>
+      </w:r>
+      <w:r>
+        <w:rPr>
+          <w:rFonts w:ascii="Times New Roman" w:eastAsia="宋体" w:hAnsi="Times New Roman"/>
+          <w:sz w:val="24"/>
+          <w:szCs w:val="24"/>
+        </w:rPr>
+        <w:t/>
+      </w:r>
+      <w:r>
+        <w:rPr>
+          <w:rFonts w:ascii="Times New Roman" w:eastAsia="宋体" w:hAnsi="Times New Roman"/>
+          <w:sz w:val="24"/>
+          <w:szCs w:val="24"/>
+        </w:rPr>
+        <w:t/>
+      </w:r>
+      <w:r>
+        <w:rPr>
+          <w:rFonts w:ascii="Times New Roman" w:eastAsia="宋体" w:hAnsi="Times New Roman"/>
+          <w:sz w:val="24"/>
+          <w:szCs w:val="24"/>
+        </w:rPr>
+        <w:t/>
+      </w:r>
+      <w:r>
+        <w:rPr>
+          <w:rFonts w:ascii="Times New Roman" w:eastAsia="宋体" w:hAnsi="Times New Roman"/>
+          <w:sz w:val="24"/>
+          <w:szCs w:val="24"/>
+        </w:rPr>
+        <w:t/>
+      </w:r>
+      <w:r>
+        <w:rPr>
+          <w:rFonts w:ascii="Times New Roman" w:eastAsia="宋体" w:hAnsi="Times New Roman"/>
+          <w:sz w:val="24"/>
+          <w:szCs w:val="24"/>
+        </w:rPr>
+        <w:t/>
       </w:r>
       <w:proofErr w:type="spellStart"/>
       <w:r>
@@ -13745,7 +13745,7 @@
           <w:sz w:val="24"/>
           <w:szCs w:val="24"/>
         </w:rPr>
-        <w:t>source_ids</w:t>
+        <w:t/>
       </w:r>
       <w:proofErr w:type="spellEnd"/>
       <w:r>
@@ -13754,71 +13754,71 @@
           <w:sz w:val="24"/>
           <w:szCs w:val="24"/>
         </w:rPr>
-        <w:t>包含</w:t>
-      </w:r>
-      <w:r>
-        <w:rPr>
-          <w:rFonts w:ascii="Times New Roman" w:eastAsia="宋体" w:hAnsi="Times New Roman"/>
-          <w:sz w:val="24"/>
-          <w:szCs w:val="24"/>
-        </w:rPr>
-        <w:t>47</w:t>
-      </w:r>
-      <w:r>
-        <w:rPr>
-          <w:rFonts w:ascii="Times New Roman" w:eastAsia="宋体" w:hAnsi="Times New Roman"/>
-          <w:sz w:val="24"/>
-          <w:szCs w:val="24"/>
-        </w:rPr>
-        <w:t>和</w:t>
-      </w:r>
-      <w:r>
-        <w:rPr>
-          <w:rFonts w:ascii="Times New Roman" w:eastAsia="宋体" w:hAnsi="Times New Roman"/>
-          <w:sz w:val="24"/>
-          <w:szCs w:val="24"/>
-        </w:rPr>
-        <w:t>48</w:t>
-      </w:r>
-      <w:r>
-        <w:rPr>
-          <w:rFonts w:ascii="Times New Roman" w:eastAsia="宋体" w:hAnsi="Times New Roman"/>
-          <w:sz w:val="24"/>
-          <w:szCs w:val="24"/>
-        </w:rPr>
-        <w:t>号知识卡的索引片段，后端沿片段映射找到两个本地文件及</w:t>
-      </w:r>
-      <w:r>
-        <w:rPr>
-          <w:rFonts w:ascii="Times New Roman" w:eastAsia="宋体" w:hAnsi="Times New Roman"/>
-          <w:sz w:val="24"/>
-          <w:szCs w:val="24"/>
-        </w:rPr>
-        <w:t>IUPAC</w:t>
-      </w:r>
-      <w:r>
-        <w:rPr>
-          <w:rFonts w:ascii="Times New Roman" w:eastAsia="宋体" w:hAnsi="Times New Roman"/>
-          <w:sz w:val="24"/>
-          <w:szCs w:val="24"/>
-        </w:rPr>
-        <w:t>定义条目。图谱展示主题关联，答复引用仍按实际命中片段编号核对；对应原文与答复摘录在第</w:t>
-      </w:r>
-      <w:r>
-        <w:rPr>
-          <w:rFonts w:ascii="Times New Roman" w:eastAsia="宋体" w:hAnsi="Times New Roman"/>
-          <w:sz w:val="24"/>
-          <w:szCs w:val="24"/>
-        </w:rPr>
-        <w:t>7</w:t>
-      </w:r>
-      <w:r>
-        <w:rPr>
-          <w:rFonts w:ascii="Times New Roman" w:eastAsia="宋体" w:hAnsi="Times New Roman"/>
-          <w:sz w:val="24"/>
-          <w:szCs w:val="24"/>
-        </w:rPr>
-        <w:t>章展示。</w:t>
+        <w:t/>
+      </w:r>
+      <w:r>
+        <w:rPr>
+          <w:rFonts w:ascii="Times New Roman" w:eastAsia="宋体" w:hAnsi="Times New Roman"/>
+          <w:sz w:val="24"/>
+          <w:szCs w:val="24"/>
+        </w:rPr>
+        <w:t/>
+      </w:r>
+      <w:r>
+        <w:rPr>
+          <w:rFonts w:ascii="Times New Roman" w:eastAsia="宋体" w:hAnsi="Times New Roman"/>
+          <w:sz w:val="24"/>
+          <w:szCs w:val="24"/>
+        </w:rPr>
+        <w:t/>
+      </w:r>
+      <w:r>
+        <w:rPr>
+          <w:rFonts w:ascii="Times New Roman" w:eastAsia="宋体" w:hAnsi="Times New Roman"/>
+          <w:sz w:val="24"/>
+          <w:szCs w:val="24"/>
+        </w:rPr>
+        <w:t/>
+      </w:r>
+      <w:r>
+        <w:rPr>
+          <w:rFonts w:ascii="Times New Roman" w:eastAsia="宋体" w:hAnsi="Times New Roman"/>
+          <w:sz w:val="24"/>
+          <w:szCs w:val="24"/>
+        </w:rPr>
+        <w:t/>
+      </w:r>
+      <w:r>
+        <w:rPr>
+          <w:rFonts w:ascii="Times New Roman" w:eastAsia="宋体" w:hAnsi="Times New Roman"/>
+          <w:sz w:val="24"/>
+          <w:szCs w:val="24"/>
+        </w:rPr>
+        <w:t/>
+      </w:r>
+      <w:r>
+        <w:rPr>
+          <w:rFonts w:ascii="Times New Roman" w:eastAsia="宋体" w:hAnsi="Times New Roman"/>
+          <w:sz w:val="24"/>
+          <w:szCs w:val="24"/>
+        </w:rPr>
+        <w:t/>
+      </w:r>
+      <w:r>
+        <w:rPr>
+          <w:rFonts w:ascii="Times New Roman" w:eastAsia="宋体" w:hAnsi="Times New Roman"/>
+          <w:sz w:val="24"/>
+          <w:szCs w:val="24"/>
+        </w:rPr>
+        <w:t/>
+      </w:r>
+      <w:r>
+        <w:rPr>
+          <w:rFonts w:ascii="Times New Roman" w:eastAsia="宋体" w:hAnsi="Times New Roman"/>
+          <w:sz w:val="24"/>
+          <w:szCs w:val="24"/>
+        </w:rPr>
+        <w:t/>
       </w:r>
     </w:p>
     <w:p>
@@ -13858,39 +13858,39 @@
           <w:sz w:val="24"/>
           <w:szCs w:val="24"/>
         </w:rPr>
-        <w:t>知识库已经完成</w:t>
-      </w:r>
-      <w:r>
-        <w:rPr>
-          <w:rFonts w:ascii="Times New Roman" w:eastAsia="宋体" w:hAnsi="Times New Roman" w:cs="Times New Roman"/>
-          <w:sz w:val="24"/>
-          <w:szCs w:val="24"/>
-        </w:rPr>
-        <w:t>71</w:t>
-      </w:r>
-      <w:r>
-        <w:rPr>
-          <w:rFonts w:ascii="Times New Roman" w:eastAsia="宋体" w:hAnsi="Times New Roman" w:cs="Times New Roman"/>
-          <w:sz w:val="24"/>
-          <w:szCs w:val="24"/>
-        </w:rPr>
-        <w:t>份文档和</w:t>
-      </w:r>
-      <w:r>
-        <w:rPr>
-          <w:rFonts w:ascii="Times New Roman" w:eastAsia="宋体" w:hAnsi="Times New Roman" w:cs="Times New Roman"/>
-          <w:sz w:val="24"/>
-          <w:szCs w:val="24"/>
-        </w:rPr>
-        <w:t>71</w:t>
-      </w:r>
-      <w:r>
-        <w:rPr>
-          <w:rFonts w:ascii="Times New Roman" w:eastAsia="宋体" w:hAnsi="Times New Roman" w:cs="Times New Roman"/>
-          <w:sz w:val="24"/>
-          <w:szCs w:val="24"/>
-        </w:rPr>
-        <w:t>个文本片段的索引构建，</w:t>
+        <w:t>知识资源已组织为71份文档，正文按章节解析为128个片段，LightRAG持久索引包含71个片段并处于就绪状态。知识资料库展示文档清单、正文、来源与索引状态；任务检索返回相关内容、主题词、细节词及局部实体关系。知识问答和组合计算均形成真实检索记录，原文、模型输入匹配及回答引用沿统一任务关联，构成资料组织、查询、增强与结果使用的连续流程。</w:t>
+      </w:r>
+      <w:r>
+        <w:rPr>
+          <w:rFonts w:ascii="Times New Roman" w:eastAsia="宋体" w:hAnsi="Times New Roman" w:cs="Times New Roman"/>
+          <w:sz w:val="24"/>
+          <w:szCs w:val="24"/>
+        </w:rPr>
+        <w:t/>
+      </w:r>
+      <w:r>
+        <w:rPr>
+          <w:rFonts w:ascii="Times New Roman" w:eastAsia="宋体" w:hAnsi="Times New Roman" w:cs="Times New Roman"/>
+          <w:sz w:val="24"/>
+          <w:szCs w:val="24"/>
+        </w:rPr>
+        <w:t/>
+      </w:r>
+      <w:r>
+        <w:rPr>
+          <w:rFonts w:ascii="Times New Roman" w:eastAsia="宋体" w:hAnsi="Times New Roman" w:cs="Times New Roman"/>
+          <w:sz w:val="24"/>
+          <w:szCs w:val="24"/>
+        </w:rPr>
+        <w:t/>
+      </w:r>
+      <w:r>
+        <w:rPr>
+          <w:rFonts w:ascii="Times New Roman" w:eastAsia="宋体" w:hAnsi="Times New Roman" w:cs="Times New Roman"/>
+          <w:sz w:val="24"/>
+          <w:szCs w:val="24"/>
+        </w:rPr>
+        <w:t/>
       </w:r>
       <w:proofErr w:type="spellStart"/>
       <w:r>
@@ -13899,7 +13899,7 @@
           <w:sz w:val="24"/>
           <w:szCs w:val="24"/>
         </w:rPr>
-        <w:t>LightRAG</w:t>
+        <w:t/>
       </w:r>
       <w:proofErr w:type="spellEnd"/>
       <w:r>
@@ -13908,7 +13908,7 @@
           <w:sz w:val="24"/>
           <w:szCs w:val="24"/>
         </w:rPr>
-        <w:t>状态为就绪。文档清单、全文读取和任务检索通过统一接口提供。页面的知识资料库可以浏览和检索卡片，依据侧栏展示当前任务的命中内容、主题词、细节词及关系信息，形成知识组织、知识检索和结果使用的一体化流程。</w:t>
+        <w:t/>
       </w:r>
     </w:p>
     <w:p>
@@ -13964,23 +13964,7 @@
           <w:szCs w:val="24"/>
         </w:rPr>
       </w:pPr>
-      <w:r>
-        <w:rPr>
-          <w:rFonts w:ascii="Times New Roman" w:eastAsia="宋体" w:hAnsi="Times New Roman"/>
-          <w:sz w:val="24"/>
-          <w:szCs w:val="24"/>
-        </w:rPr>
-        <w:t>模型在业务工具调用前通过</w:t>
-      </w:r>
       <w:proofErr w:type="spellStart"/>
-      <w:r>
-        <w:rPr>
-          <w:rFonts w:ascii="Times New Roman" w:eastAsia="宋体" w:hAnsi="Times New Roman"/>
-          <w:sz w:val="24"/>
-          <w:szCs w:val="24"/>
-        </w:rPr>
-        <w:t>set_plan</w:t>
-      </w:r>
       <w:proofErr w:type="spellEnd"/>
       <w:r>
         <w:rPr>
@@ -13988,39 +13972,7 @@
           <w:sz w:val="24"/>
           <w:szCs w:val="24"/>
         </w:rPr>
-        <w:t>登记</w:t>
-      </w:r>
-      <w:r>
-        <w:rPr>
-          <w:rFonts w:ascii="Times New Roman" w:eastAsia="宋体" w:hAnsi="Times New Roman"/>
-          <w:sz w:val="24"/>
-          <w:szCs w:val="24"/>
-        </w:rPr>
-        <w:t>1</w:t>
-      </w:r>
-      <w:r>
-        <w:rPr>
-          <w:rFonts w:ascii="Times New Roman" w:eastAsia="宋体" w:hAnsi="Times New Roman"/>
-          <w:sz w:val="24"/>
-          <w:szCs w:val="24"/>
-        </w:rPr>
-        <w:t>至</w:t>
-      </w:r>
-      <w:r>
-        <w:rPr>
-          <w:rFonts w:ascii="Times New Roman" w:eastAsia="宋体" w:hAnsi="Times New Roman"/>
-          <w:sz w:val="24"/>
-          <w:szCs w:val="24"/>
-        </w:rPr>
-        <w:t>6</w:t>
-      </w:r>
-      <w:r>
-        <w:rPr>
-          <w:rFonts w:ascii="Times New Roman" w:eastAsia="宋体" w:hAnsi="Times New Roman"/>
-          <w:sz w:val="24"/>
-          <w:szCs w:val="24"/>
-        </w:rPr>
-        <w:t>个步骤，明确目标、工具名和前序依赖。登记后的结构作为本轮执行依据，步骤状态随实际调用更新；模型读取上一项工具观察后选择下一次动作，并提供参数。执行器校验选择是否对应登记步骤、依赖是否成功，再解析参数与引用，调用本地函数。追问以父任务和历史消息延续对话条件，并建立该次执行的计划与记录。</w:t>
+        <w:t xml:space="preserve">模型在业务工具调用前通过set_plan登记1至10个步骤，明确目标、工具名和前序依赖。业务流程先组织专业知识检索，再安排单位换算或领域计算；显热与混合衡算步骤依赖已登记的检索步骤。Agent根据任务条件与已有观察，自主决定当前响应提交单项或多项工具动作。执行器逐项核对工具与计划步骤、依赖成功状态及输入结构，再解析引用并调用本地函数。追问以父任务和历史消息延续对话条件，同时保存各轮独立的执行记录。</w:t>
       </w:r>
     </w:p>
     <w:p>
@@ -14040,16 +13992,7 @@
           <w:sz w:val="24"/>
           <w:szCs w:val="24"/>
         </w:rPr>
-        <w:t>执行循环串行处理一次模型回复中的一个工具调用。计划登记、业务调用和最终提交均通过已注册接口进行；业务步骤支持调整参数后再次执行，结果与状</w:t>
-      </w:r>
-      <w:r>
-        <w:rPr>
-          <w:rFonts w:ascii="Times New Roman" w:eastAsia="宋体" w:hAnsi="Times New Roman"/>
-          <w:sz w:val="24"/>
-          <w:szCs w:val="24"/>
-        </w:rPr>
-        <w:lastRenderedPageBreak/>
-        <w:t>态写入统一记录。算法流程如下，终止由完成提交、补参状态、取消或执行上限共同控制。</w:t>
+        <w:t xml:space="preserve">执行循环接收一次模型响应中的工具调用列表，按提交顺序处理该批次。计划登记可以作为批次首项，与后续业务动作连续执行；同批后序动作可通过字段引用读取成功前序步骤的真实输出。需要根据实际返回内容确定后续动作时，Agent先提交当前调用，收到观察后再组织下一批。最终答复独立提交，并核对计划完成与引用依据。算法流程如下，终止由完成提交、补参状态、取消或执行上限共同控制。</w:t>
       </w:r>
     </w:p>
     <w:p>
@@ -14115,71 +14058,7 @@
           <w:sz w:val="24"/>
           <w:szCs w:val="24"/>
         </w:rPr>
-        <w:t>输入：当前问题</w:t>
-      </w:r>
-      <w:r>
-        <w:rPr>
-          <w:rFonts w:ascii="Times New Roman" w:eastAsia="宋体" w:hAnsi="Times New Roman"/>
-          <w:sz w:val="24"/>
-          <w:szCs w:val="24"/>
-        </w:rPr>
-        <w:t>q</w:t>
-      </w:r>
-      <w:r>
-        <w:rPr>
-          <w:rFonts w:ascii="Times New Roman" w:eastAsia="宋体" w:hAnsi="Times New Roman"/>
-          <w:sz w:val="24"/>
-          <w:szCs w:val="24"/>
-        </w:rPr>
-        <w:t>，历史上下文</w:t>
-      </w:r>
-      <w:r>
-        <w:rPr>
-          <w:rFonts w:ascii="Times New Roman" w:eastAsia="宋体" w:hAnsi="Times New Roman"/>
-          <w:sz w:val="24"/>
-          <w:szCs w:val="24"/>
-        </w:rPr>
-        <w:t>H</w:t>
-      </w:r>
-      <w:r>
-        <w:rPr>
-          <w:rFonts w:ascii="Times New Roman" w:eastAsia="宋体" w:hAnsi="Times New Roman"/>
-          <w:sz w:val="24"/>
-          <w:szCs w:val="24"/>
-        </w:rPr>
-        <w:t>，注册工具集合</w:t>
-      </w:r>
-      <w:r>
-        <w:rPr>
-          <w:rFonts w:ascii="Times New Roman" w:eastAsia="宋体" w:hAnsi="Times New Roman"/>
-          <w:sz w:val="24"/>
-          <w:szCs w:val="24"/>
-        </w:rPr>
-        <w:t>T</w:t>
-      </w:r>
-      <w:r>
-        <w:rPr>
-          <w:rFonts w:ascii="Times New Roman" w:eastAsia="宋体" w:hAnsi="Times New Roman"/>
-          <w:sz w:val="24"/>
-          <w:szCs w:val="24"/>
-        </w:rPr>
-        <w:t>，最大执行步数</w:t>
-      </w:r>
-      <w:r>
-        <w:rPr>
-          <w:rFonts w:ascii="Times New Roman" w:eastAsia="宋体" w:hAnsi="Times New Roman"/>
-          <w:sz w:val="24"/>
-          <w:szCs w:val="24"/>
-        </w:rPr>
-        <w:t>N</w:t>
-      </w:r>
-      <w:r>
-        <w:rPr>
-          <w:rFonts w:ascii="Times New Roman" w:eastAsia="宋体" w:hAnsi="Times New Roman"/>
-          <w:sz w:val="24"/>
-          <w:szCs w:val="24"/>
-        </w:rPr>
-        <w:t>。</w:t>
+        <w:t xml:space="preserve">输入：当前问题q，历史上下文H，注册工具集合T，最大模型决策轮数N。</w:t>
       </w:r>
     </w:p>
     <w:p>
@@ -14251,23 +14130,7 @@
           <w:sz w:val="24"/>
           <w:szCs w:val="24"/>
         </w:rPr>
-        <w:t>2</w:t>
-      </w:r>
-      <w:r>
-        <w:rPr>
-          <w:rFonts w:ascii="Times New Roman" w:eastAsia="宋体" w:hAnsi="Times New Roman" w:hint="eastAsia"/>
-          <w:sz w:val="24"/>
-          <w:szCs w:val="24"/>
-        </w:rPr>
-        <w:t>.</w:t>
-      </w:r>
-      <w:r>
-        <w:rPr>
-          <w:rFonts w:ascii="Times New Roman" w:eastAsia="宋体" w:hAnsi="Times New Roman"/>
-          <w:sz w:val="24"/>
-          <w:szCs w:val="24"/>
-        </w:rPr>
-        <w:t>将问题、工具定义和已有观察送入模型，读取一次工具选择及参数。</w:t>
+        <w:t xml:space="preserve">2.将问题、工具定义和已有观察送入模型，读取本次响应的工具调用列表及参数，登记批次。</w:t>
       </w:r>
     </w:p>
     <w:p>
@@ -14281,39 +14144,7 @@
           <w:szCs w:val="24"/>
         </w:rPr>
       </w:pPr>
-      <w:r>
-        <w:rPr>
-          <w:rFonts w:ascii="Times New Roman" w:eastAsia="宋体" w:hAnsi="Times New Roman"/>
-          <w:sz w:val="24"/>
-          <w:szCs w:val="24"/>
-        </w:rPr>
-        <w:t>3</w:t>
-      </w:r>
-      <w:r>
-        <w:rPr>
-          <w:rFonts w:ascii="Times New Roman" w:eastAsia="宋体" w:hAnsi="Times New Roman" w:hint="eastAsia"/>
-          <w:sz w:val="24"/>
-          <w:szCs w:val="24"/>
-        </w:rPr>
-        <w:t>.</w:t>
-      </w:r>
-      <w:r>
-        <w:rPr>
-          <w:rFonts w:ascii="Times New Roman" w:eastAsia="宋体" w:hAnsi="Times New Roman"/>
-          <w:sz w:val="24"/>
-          <w:szCs w:val="24"/>
-        </w:rPr>
-        <w:t>若调用</w:t>
-      </w:r>
       <w:proofErr w:type="spellStart"/>
-      <w:r>
-        <w:rPr>
-          <w:rFonts w:ascii="Times New Roman" w:eastAsia="宋体" w:hAnsi="Times New Roman"/>
-          <w:sz w:val="24"/>
-          <w:szCs w:val="24"/>
-        </w:rPr>
-        <w:t>set_plan</w:t>
-      </w:r>
       <w:proofErr w:type="spellEnd"/>
       <w:r>
         <w:rPr>
@@ -14321,39 +14152,7 @@
           <w:sz w:val="24"/>
           <w:szCs w:val="24"/>
         </w:rPr>
-        <w:t>，校验</w:t>
-      </w:r>
-      <w:r>
-        <w:rPr>
-          <w:rFonts w:ascii="Times New Roman" w:eastAsia="宋体" w:hAnsi="Times New Roman"/>
-          <w:sz w:val="24"/>
-          <w:szCs w:val="24"/>
-        </w:rPr>
-        <w:t>1</w:t>
-      </w:r>
-      <w:r>
-        <w:rPr>
-          <w:rFonts w:ascii="Times New Roman" w:eastAsia="宋体" w:hAnsi="Times New Roman"/>
-          <w:sz w:val="24"/>
-          <w:szCs w:val="24"/>
-        </w:rPr>
-        <w:t>至</w:t>
-      </w:r>
-      <w:r>
-        <w:rPr>
-          <w:rFonts w:ascii="Times New Roman" w:eastAsia="宋体" w:hAnsi="Times New Roman"/>
-          <w:sz w:val="24"/>
-          <w:szCs w:val="24"/>
-        </w:rPr>
-        <w:t>6</w:t>
-      </w:r>
-      <w:r>
-        <w:rPr>
-          <w:rFonts w:ascii="Times New Roman" w:eastAsia="宋体" w:hAnsi="Times New Roman"/>
-          <w:sz w:val="24"/>
-          <w:szCs w:val="24"/>
-        </w:rPr>
-        <w:t>个步骤、注册工具和前序依赖，登记本轮计划。</w:t>
+        <w:t xml:space="preserve">3.若批次包含set_plan，将其作为唯一首项，校验1至10个步骤、注册工具和前序依赖，登记本轮计划。</w:t>
       </w:r>
     </w:p>
     <w:p>
@@ -14373,23 +14172,7 @@
           <w:sz w:val="24"/>
           <w:szCs w:val="24"/>
         </w:rPr>
-        <w:t>4</w:t>
-      </w:r>
-      <w:r>
-        <w:rPr>
-          <w:rFonts w:ascii="Times New Roman" w:eastAsia="宋体" w:hAnsi="Times New Roman" w:hint="eastAsia"/>
-          <w:sz w:val="24"/>
-          <w:szCs w:val="24"/>
-        </w:rPr>
-        <w:t>.</w:t>
-      </w:r>
-      <w:r>
-        <w:rPr>
-          <w:rFonts w:ascii="Times New Roman" w:eastAsia="宋体" w:hAnsi="Times New Roman"/>
-          <w:sz w:val="24"/>
-          <w:szCs w:val="24"/>
-        </w:rPr>
-        <w:t>若调用业务工具，核对计划步骤和依赖状态，解析前序输出引用，检查参数类型、单位、数值域及比热来源。</w:t>
+        <w:t xml:space="preserve">4.按响应顺序遍历业务动作，核对计划步骤和依赖状态，解析成功前序输出引用，检查参数类型、单位、数值域及比热来源。</w:t>
       </w:r>
     </w:p>
     <w:p>
@@ -14409,39 +14192,7 @@
           <w:sz w:val="24"/>
           <w:szCs w:val="24"/>
         </w:rPr>
-        <w:t>5</w:t>
-      </w:r>
-      <w:r>
-        <w:rPr>
-          <w:rFonts w:ascii="Times New Roman" w:eastAsia="宋体" w:hAnsi="Times New Roman" w:hint="eastAsia"/>
-          <w:sz w:val="24"/>
-          <w:szCs w:val="24"/>
-        </w:rPr>
-        <w:t>.</w:t>
-      </w:r>
-      <w:r>
-        <w:rPr>
-          <w:rFonts w:ascii="Times New Roman" w:eastAsia="宋体" w:hAnsi="Times New Roman"/>
-          <w:sz w:val="24"/>
-          <w:szCs w:val="24"/>
-        </w:rPr>
-        <w:t>调用本地函数，保存实际输入、引用、输出与状态，将工具返回对象回填模型；继续步骤</w:t>
-      </w:r>
-      <w:r>
-        <w:rPr>
-          <w:rFonts w:ascii="Times New Roman" w:eastAsia="宋体" w:hAnsi="Times New Roman"/>
-          <w:sz w:val="24"/>
-          <w:szCs w:val="24"/>
-        </w:rPr>
-        <w:t>2</w:t>
-      </w:r>
-      <w:r>
-        <w:rPr>
-          <w:rFonts w:ascii="Times New Roman" w:eastAsia="宋体" w:hAnsi="Times New Roman"/>
-          <w:sz w:val="24"/>
-          <w:szCs w:val="24"/>
-        </w:rPr>
-        <w:t>。</w:t>
+        <w:t xml:space="preserve">5.逐项调用本地函数，保存实际输入、引用、输出和状态；汇总本批工具观察回填模型，继续步骤2。</w:t>
       </w:r>
     </w:p>
     <w:p>
@@ -14455,39 +14206,7 @@
           <w:szCs w:val="24"/>
         </w:rPr>
       </w:pPr>
-      <w:r>
-        <w:rPr>
-          <w:rFonts w:ascii="Times New Roman" w:eastAsia="宋体" w:hAnsi="Times New Roman"/>
-          <w:sz w:val="24"/>
-          <w:szCs w:val="24"/>
-        </w:rPr>
-        <w:t>6</w:t>
-      </w:r>
-      <w:r>
-        <w:rPr>
-          <w:rFonts w:ascii="Times New Roman" w:eastAsia="宋体" w:hAnsi="Times New Roman" w:hint="eastAsia"/>
-          <w:sz w:val="24"/>
-          <w:szCs w:val="24"/>
-        </w:rPr>
-        <w:t>.</w:t>
-      </w:r>
-      <w:r>
-        <w:rPr>
-          <w:rFonts w:ascii="Times New Roman" w:eastAsia="宋体" w:hAnsi="Times New Roman"/>
-          <w:sz w:val="24"/>
-          <w:szCs w:val="24"/>
-        </w:rPr>
-        <w:t>若调用</w:t>
-      </w:r>
       <w:proofErr w:type="spellStart"/>
-      <w:r>
-        <w:rPr>
-          <w:rFonts w:ascii="Times New Roman" w:eastAsia="宋体" w:hAnsi="Times New Roman"/>
-          <w:sz w:val="24"/>
-          <w:szCs w:val="24"/>
-        </w:rPr>
-        <w:t>final_answer</w:t>
-      </w:r>
       <w:proofErr w:type="spellEnd"/>
       <w:r>
         <w:rPr>
@@ -14495,7 +14214,7 @@
           <w:sz w:val="24"/>
           <w:szCs w:val="24"/>
         </w:rPr>
-        <w:t>，核对步骤完成和本轮引用，组装计算答复与专业说明，保存并结束。</w:t>
+        <w:t xml:space="preserve">6.若批次仅包含final_answer，核对步骤完成和本轮引用，组装计算答复与专业说明，保存并结束。</w:t>
       </w:r>
     </w:p>
     <w:p>
@@ -14569,7 +14288,7 @@
           <w:sz w:val="24"/>
           <w:szCs w:val="24"/>
         </w:rPr>
-        <w:t>输出：问题、计划、工具输入输出、知识证据、最终答复及结束状态。</w:t>
+        <w:t xml:space="preserve">输出：问题、计划、工具响应批次、实际输入输出、知识证据、最终答复及结束状态。</w:t>
       </w:r>
     </w:p>
     <w:p>
@@ -15121,8 +14840,27 @@
           <w:sz w:val="24"/>
           <w:szCs w:val="24"/>
         </w:rPr>
-        <w:lastRenderedPageBreak/>
-        <w:t>步骤状态按待执行、执行中和执行结束组织，任务状态进一步表示完成、等待补参及其他明确业务反馈。模型调用与工具调用顺序衔接，执行步数由配置控制；参数齐备后派发计算，检索结果随任务收集，结束时统一整理数值、说明和引用。这一组织方式保证步骤输入、实际执行及最终答复之间可以逐项核对。</w:t>
+        <w:t xml:space="preserve">步骤状态按待执行、执行中和执行结束组织，任务状态进一步表示完成、等待补参及其他明确业务反馈。批次记录响应中选择的动作、实际业务调用编号、状态和耗时，各工具观察汇总后参与下一次模型决策。动作状态与返回结果逐项保存，依赖校验后继续处理独立步骤；后续响应支持更新参数并重新执行。模型决策轮数与实际业务调用次数分别受配置和执行约束控制。</w:t>
+      </w:r>
+    </w:p>
+    <w:p>
+      <w:pPr>
+        <w:widowControl/>
+        <w:spacing w:line="360" w:lineRule="auto"/>
+        <w:ind w:firstLine="480"/>
+        <w:rPr>
+          <w:rFonts w:ascii="Times New Roman" w:eastAsia="宋体" w:hAnsi="Times New Roman" w:cs="Times New Roman"/>
+          <w:sz w:val="24"/>
+          <w:szCs w:val="24"/>
+        </w:rPr>
+      </w:pPr>
+      <w:r>
+        <w:rPr>
+          <w:rFonts w:ascii="Times New Roman" w:eastAsia="宋体" w:hAnsi="Times New Roman" w:cs="Times New Roman"/>
+          <w:sz w:val="24"/>
+          <w:szCs w:val="24"/>
+        </w:rPr>
+        <w:t>批次选择与执行规划分别描述决策粒度和业务依赖。一个批次可以覆盖多个已登记步骤，也可以只完成当前需要观察的步骤；同批计算仍按依赖顺序执行。执行器采用有序处理，将前序输出作为后序输入的来源，同时保持共享任务记录的一致性。计划、工具选择、参数准备及结果回用由同一Agent流程协调。</w:t>
       </w:r>
     </w:p>
     <w:p>
@@ -15709,7 +15447,27 @@
           <w:sz w:val="24"/>
           <w:szCs w:val="24"/>
         </w:rPr>
-        <w:t>系统以本地MCP工具注册表补充辅助核对能力。服务通过stdio协议发现并调用单位量纲检查、质量流量闭合检查和知识资料来源查询三个工具，分别返回单位兼容性、进出口流量偏差与容差、资料标题及来源。前端展示工具描述、参数结构和实际返回值，用户可在注册表中填写参数进行手动试用。模型任务继续使用知识检索、单位换算、显热计算和混合衡算四类业务工具；辅助工具的手动调用单独标记来源与状态。</w:t>
+        <w:t>工具注册表集中组织工具名称、能力描述、计算方法、调用方式和参数结构。Agent可选择知识检索、单位换算、显热计算、混合衡算、温差、体积流量、两路分流、名义停留时间及恒定功率传热量九类业务工具。其中工程教学计算以明确给定的物性、体积、时间及比例为输入，按注册函数实际求值。模型按任务目标登记步骤并选择工具，页面同步展示对应方法和执行结果。本地MCP辅助工具通过stdio发现，提供量纲、质量流量闭合与资料来源的独立核对入口。</w:t>
+      </w:r>
+    </w:p>
+    <w:p>
+      <w:pPr>
+        <w:widowControl/>
+        <w:spacing w:line="360" w:lineRule="auto"/>
+        <w:ind w:firstLine="480"/>
+        <w:rPr>
+          <w:rFonts w:ascii="Times New Roman" w:eastAsia="宋体" w:hAnsi="Times New Roman" w:cs="Times New Roman"/>
+          <w:sz w:val="24"/>
+          <w:szCs w:val="24"/>
+        </w:rPr>
+      </w:pPr>
+      <w:r>
+        <w:rPr>
+          <w:rFonts w:ascii="Times New Roman" w:eastAsia="宋体" w:hAnsi="Times New Roman"/>
+          <w:sz w:val="24"/>
+          <w:szCs w:val="24"/>
+        </w:rPr>
+        <w:t>三个辅助工具在本地协议检查中通过真实stdio会话发现和执行。单位量纲检查以kg/h与kg/s返回兼容结果；质量流量闭合检查以100和400 kg/h入口及500 kg/h出口返回闭合结果，并保存偏差与允许容差；资料来源查询返回匹配资料标题、来源和数量。工具边界校验输入结构、数值域及字段名称，调用结果按成功状态或明确参数提示返回，构成可重复的辅助核对路径。</w:t>
       </w:r>
     </w:p>
     <w:p>
@@ -16811,6 +16569,456 @@
           </w:p>
         </w:tc>
       </w:tr>
+      <w:tr>
+        <w:trPr>
+          <w:cantSplit/>
+        </w:trPr>
+        <w:tc>
+          <w:tcPr>
+            <w:tcW w:w="2768" w:type="dxa"/>
+            <w:vAlign w:val="center"/>
+          </w:tcPr>
+          <w:p>
+            <w:pPr>
+              <w:ind w:firstLineChars="0" w:firstLine="0"/>
+              <w:jc w:val="center"/>
+              <w:rPr>
+                <w:rFonts w:ascii="Times New Roman" w:eastAsia="宋体" w:hAnsi="Times New Roman" w:cs="Times New Roman"/>
+                <w:sz w:val="24"/>
+                <w:szCs w:val="24"/>
+                <w:lang w:eastAsia="zh"/>
+              </w:rPr>
+            </w:pPr>
+            <w:proofErr w:type="spellStart"/>
+            <w:proofErr w:type="spellEnd"/>
+            <w:r>
+              <w:rPr>
+                <w:rFonts w:ascii="Times New Roman" w:eastAsia="宋体" w:hAnsi="Times New Roman"/>
+                <w:sz w:val="24"/>
+                <w:szCs w:val="24"/>
+              </w:rPr>
+              <w:t>calc_temperature_change
+温差计算</w:t>
+            </w:r>
+          </w:p>
+        </w:tc>
+        <w:tc>
+          <w:tcPr>
+            <w:tcW w:w="2769" w:type="dxa"/>
+            <w:vAlign w:val="center"/>
+          </w:tcPr>
+          <w:p>
+            <w:pPr>
+              <w:ind w:firstLineChars="0" w:firstLine="0"/>
+              <w:jc w:val="center"/>
+              <w:rPr>
+                <w:rFonts w:ascii="Times New Roman" w:eastAsia="宋体" w:hAnsi="Times New Roman" w:cs="Times New Roman"/>
+                <w:sz w:val="24"/>
+                <w:szCs w:val="24"/>
+                <w:lang w:eastAsia="zh"/>
+              </w:rPr>
+            </w:pPr>
+            <w:proofErr w:type="spellStart"/>
+            <w:proofErr w:type="spellEnd"/>
+            <w:r>
+              <w:rPr>
+                <w:rFonts w:ascii="Times New Roman" w:eastAsia="宋体" w:hAnsi="Times New Roman"/>
+                <w:sz w:val="24"/>
+                <w:szCs w:val="24"/>
+              </w:rPr>
+              <w:t>入口与出口摄氏温度T_in、T_out；均满足绝对温度范围。</w:t>
+            </w:r>
+          </w:p>
+        </w:tc>
+        <w:tc>
+          <w:tcPr>
+            <w:tcW w:w="2769" w:type="dxa"/>
+            <w:vAlign w:val="center"/>
+          </w:tcPr>
+          <w:p>
+            <w:pPr>
+              <w:ind w:firstLineChars="0" w:firstLine="0"/>
+              <w:jc w:val="center"/>
+              <w:rPr>
+                <w:rFonts w:ascii="Times New Roman" w:eastAsia="宋体" w:hAnsi="Times New Roman" w:cs="Times New Roman"/>
+                <w:sz w:val="24"/>
+                <w:szCs w:val="24"/>
+                <w:lang w:eastAsia="zh"/>
+              </w:rPr>
+            </w:pPr>
+            <w:proofErr w:type="spellStart"/>
+            <w:proofErr w:type="spellEnd"/>
+            <w:r>
+              <w:rPr>
+                <w:rFonts w:ascii="Times New Roman" w:eastAsia="宋体" w:hAnsi="Times New Roman"/>
+                <w:sz w:val="24"/>
+                <w:szCs w:val="24"/>
+              </w:rPr>
+              <w:t>ΔT = T_out − T_in；返回delta_t_k，单位K。</w:t>
+            </w:r>
+          </w:p>
+        </w:tc>
+      </w:tr>
+      <w:tr>
+        <w:trPr>
+          <w:cantSplit/>
+        </w:trPr>
+        <w:tc>
+          <w:tcPr>
+            <w:tcW w:w="2768" w:type="dxa"/>
+            <w:vAlign w:val="center"/>
+          </w:tcPr>
+          <w:p>
+            <w:pPr>
+              <w:ind w:firstLineChars="0" w:firstLine="0"/>
+              <w:jc w:val="center"/>
+              <w:rPr>
+                <w:rFonts w:ascii="Times New Roman" w:eastAsia="宋体" w:hAnsi="Times New Roman" w:cs="Times New Roman"/>
+                <w:sz w:val="24"/>
+                <w:szCs w:val="24"/>
+                <w:lang w:eastAsia="zh"/>
+              </w:rPr>
+            </w:pPr>
+            <w:proofErr w:type="spellStart"/>
+            <w:proofErr w:type="spellEnd"/>
+            <w:r>
+              <w:rPr>
+                <w:rFonts w:ascii="Times New Roman" w:eastAsia="宋体" w:hAnsi="Times New Roman"/>
+                <w:sz w:val="24"/>
+                <w:szCs w:val="24"/>
+              </w:rPr>
+              <w:t>calc_volume_flow
+体积流量</w:t>
+            </w:r>
+          </w:p>
+        </w:tc>
+        <w:tc>
+          <w:tcPr>
+            <w:tcW w:w="2769" w:type="dxa"/>
+            <w:vAlign w:val="center"/>
+          </w:tcPr>
+          <w:p>
+            <w:pPr>
+              <w:ind w:firstLineChars="0" w:firstLine="0"/>
+              <w:jc w:val="center"/>
+              <w:rPr>
+                <w:rFonts w:ascii="Times New Roman" w:eastAsia="宋体" w:hAnsi="Times New Roman" w:cs="Times New Roman"/>
+                <w:sz w:val="24"/>
+                <w:szCs w:val="24"/>
+                <w:lang w:eastAsia="zh"/>
+              </w:rPr>
+            </w:pPr>
+            <w:proofErr w:type="spellStart"/>
+            <w:proofErr w:type="spellEnd"/>
+            <w:r>
+              <w:rPr>
+                <w:rFonts w:ascii="Times New Roman" w:eastAsia="宋体" w:hAnsi="Times New Roman"/>
+                <w:sz w:val="24"/>
+                <w:szCs w:val="24"/>
+              </w:rPr>
+              <w:t>质量流率ṁ，kg/h；用户给定密度ρ，kg/m³。</w:t>
+            </w:r>
+          </w:p>
+        </w:tc>
+        <w:tc>
+          <w:tcPr>
+            <w:tcW w:w="2769" w:type="dxa"/>
+            <w:vAlign w:val="center"/>
+          </w:tcPr>
+          <w:p>
+            <w:pPr>
+              <w:ind w:firstLineChars="0" w:firstLine="0"/>
+              <w:jc w:val="center"/>
+              <w:rPr>
+                <w:rFonts w:ascii="Times New Roman" w:eastAsia="宋体" w:hAnsi="Times New Roman" w:cs="Times New Roman"/>
+                <w:sz w:val="24"/>
+                <w:szCs w:val="24"/>
+                <w:lang w:eastAsia="zh"/>
+              </w:rPr>
+            </w:pPr>
+            <w:proofErr w:type="spellStart"/>
+            <w:proofErr w:type="spellEnd"/>
+            <w:r>
+              <w:rPr>
+                <w:rFonts w:ascii="Times New Roman" w:eastAsia="宋体" w:hAnsi="Times New Roman"/>
+                <w:sz w:val="24"/>
+                <w:szCs w:val="24"/>
+              </w:rPr>
+              <w:t>V̇ = ṁ/ρ；返回volume_flow_m3_h，单位m³/h。</w:t>
+            </w:r>
+          </w:p>
+        </w:tc>
+      </w:tr>
+      <w:tr>
+        <w:trPr>
+          <w:cantSplit/>
+        </w:trPr>
+        <w:tc>
+          <w:tcPr>
+            <w:tcW w:w="2768" w:type="dxa"/>
+            <w:vAlign w:val="center"/>
+          </w:tcPr>
+          <w:p>
+            <w:pPr>
+              <w:ind w:firstLineChars="0" w:firstLine="0"/>
+              <w:jc w:val="center"/>
+              <w:rPr>
+                <w:rFonts w:ascii="Times New Roman" w:eastAsia="宋体" w:hAnsi="Times New Roman" w:cs="Times New Roman"/>
+                <w:sz w:val="24"/>
+                <w:szCs w:val="24"/>
+                <w:lang w:eastAsia="zh"/>
+              </w:rPr>
+            </w:pPr>
+            <w:proofErr w:type="spellStart"/>
+            <w:proofErr w:type="spellEnd"/>
+            <w:r>
+              <w:rPr>
+                <w:rFonts w:ascii="Times New Roman" w:eastAsia="宋体" w:hAnsi="Times New Roman"/>
+                <w:sz w:val="24"/>
+                <w:szCs w:val="24"/>
+              </w:rPr>
+              <w:t>calc_split_flow
+两路分流</w:t>
+            </w:r>
+          </w:p>
+        </w:tc>
+        <w:tc>
+          <w:tcPr>
+            <w:tcW w:w="2769" w:type="dxa"/>
+            <w:vAlign w:val="center"/>
+          </w:tcPr>
+          <w:p>
+            <w:pPr>
+              <w:ind w:firstLineChars="0" w:firstLine="0"/>
+              <w:jc w:val="center"/>
+              <w:rPr>
+                <w:rFonts w:ascii="Times New Roman" w:eastAsia="宋体" w:hAnsi="Times New Roman" w:cs="Times New Roman"/>
+                <w:sz w:val="24"/>
+                <w:szCs w:val="24"/>
+                <w:lang w:eastAsia="zh"/>
+              </w:rPr>
+            </w:pPr>
+            <w:proofErr w:type="spellStart"/>
+            <w:proofErr w:type="spellEnd"/>
+            <w:r>
+              <w:rPr>
+                <w:rFonts w:ascii="Times New Roman" w:eastAsia="宋体" w:hAnsi="Times New Roman"/>
+                <w:sz w:val="24"/>
+                <w:szCs w:val="24"/>
+              </w:rPr>
+              <w:t>总质量流率F，kg/h；分流比例α，0至1。</w:t>
+            </w:r>
+          </w:p>
+        </w:tc>
+        <w:tc>
+          <w:tcPr>
+            <w:tcW w:w="2769" w:type="dxa"/>
+            <w:vAlign w:val="center"/>
+          </w:tcPr>
+          <w:p>
+            <w:pPr>
+              <w:ind w:firstLineChars="0" w:firstLine="0"/>
+              <w:jc w:val="center"/>
+              <w:rPr>
+                <w:rFonts w:ascii="Times New Roman" w:eastAsia="宋体" w:hAnsi="Times New Roman" w:cs="Times New Roman"/>
+                <w:sz w:val="24"/>
+                <w:szCs w:val="24"/>
+                <w:lang w:eastAsia="zh"/>
+              </w:rPr>
+            </w:pPr>
+            <w:proofErr w:type="spellStart"/>
+            <w:proofErr w:type="spellEnd"/>
+            <w:r>
+              <w:rPr>
+                <w:rFonts w:ascii="Times New Roman" w:eastAsia="宋体" w:hAnsi="Times New Roman"/>
+                <w:sz w:val="24"/>
+                <w:szCs w:val="24"/>
+              </w:rPr>
+              <w:t>F₁ = αF，F₂ = F − F₁；返回两路kg/h流量。</w:t>
+            </w:r>
+          </w:p>
+        </w:tc>
+      </w:tr>
+      <w:tr>
+        <w:trPr>
+          <w:cantSplit/>
+        </w:trPr>
+        <w:tc>
+          <w:tcPr>
+            <w:tcW w:w="2768" w:type="dxa"/>
+            <w:vAlign w:val="center"/>
+          </w:tcPr>
+          <w:p>
+            <w:pPr>
+              <w:ind w:firstLineChars="0" w:firstLine="0"/>
+              <w:jc w:val="center"/>
+              <w:rPr>
+                <w:rFonts w:ascii="Times New Roman" w:eastAsia="宋体" w:hAnsi="Times New Roman" w:cs="Times New Roman"/>
+                <w:sz w:val="24"/>
+                <w:szCs w:val="24"/>
+                <w:lang w:eastAsia="zh"/>
+              </w:rPr>
+            </w:pPr>
+            <w:proofErr w:type="spellStart"/>
+            <w:proofErr w:type="spellEnd"/>
+            <w:r>
+              <w:rPr>
+                <w:rFonts w:ascii="Times New Roman" w:eastAsia="宋体" w:hAnsi="Times New Roman"/>
+                <w:sz w:val="24"/>
+                <w:szCs w:val="24"/>
+              </w:rPr>
+              <w:t>calc_residence_time
+名义停留时间</w:t>
+            </w:r>
+          </w:p>
+        </w:tc>
+        <w:tc>
+          <w:tcPr>
+            <w:tcW w:w="2769" w:type="dxa"/>
+            <w:vAlign w:val="center"/>
+          </w:tcPr>
+          <w:p>
+            <w:pPr>
+              <w:ind w:firstLineChars="0" w:firstLine="0"/>
+              <w:jc w:val="center"/>
+              <w:rPr>
+                <w:rFonts w:ascii="Times New Roman" w:eastAsia="宋体" w:hAnsi="Times New Roman" w:cs="Times New Roman"/>
+                <w:sz w:val="24"/>
+                <w:szCs w:val="24"/>
+                <w:lang w:eastAsia="zh"/>
+              </w:rPr>
+            </w:pPr>
+            <w:proofErr w:type="spellStart"/>
+            <w:proofErr w:type="spellEnd"/>
+            <w:r>
+              <w:rPr>
+                <w:rFonts w:ascii="Times New Roman" w:eastAsia="宋体" w:hAnsi="Times New Roman"/>
+                <w:sz w:val="24"/>
+                <w:szCs w:val="24"/>
+              </w:rPr>
+              <w:t>有效持液体积V，m³；体积流率V̇，m³/h。</w:t>
+            </w:r>
+          </w:p>
+        </w:tc>
+        <w:tc>
+          <w:tcPr>
+            <w:tcW w:w="2769" w:type="dxa"/>
+            <w:vAlign w:val="center"/>
+          </w:tcPr>
+          <w:p>
+            <w:pPr>
+              <w:ind w:firstLineChars="0" w:firstLine="0"/>
+              <w:jc w:val="center"/>
+              <w:rPr>
+                <w:rFonts w:ascii="Times New Roman" w:eastAsia="宋体" w:hAnsi="Times New Roman" w:cs="Times New Roman"/>
+                <w:sz w:val="24"/>
+                <w:szCs w:val="24"/>
+                <w:lang w:eastAsia="zh"/>
+              </w:rPr>
+            </w:pPr>
+            <w:proofErr w:type="spellStart"/>
+            <w:proofErr w:type="spellEnd"/>
+            <w:r>
+              <w:rPr>
+                <w:rFonts w:ascii="Times New Roman" w:eastAsia="宋体" w:hAnsi="Times New Roman"/>
+                <w:sz w:val="24"/>
+                <w:szCs w:val="24"/>
+              </w:rPr>
+              <w:t>τ = V/V̇；返回residence_time_h及residence_time_min。</w:t>
+            </w:r>
+          </w:p>
+        </w:tc>
+      </w:tr>
+      <w:tr>
+        <w:trPr>
+          <w:cantSplit/>
+        </w:trPr>
+        <w:tc>
+          <w:tcPr>
+            <w:tcW w:w="2768" w:type="dxa"/>
+            <w:vAlign w:val="center"/>
+          </w:tcPr>
+          <w:p>
+            <w:pPr>
+              <w:ind w:firstLineChars="0" w:firstLine="0"/>
+              <w:jc w:val="center"/>
+              <w:rPr>
+                <w:rFonts w:ascii="Times New Roman" w:eastAsia="宋体" w:hAnsi="Times New Roman" w:cs="Times New Roman"/>
+                <w:sz w:val="24"/>
+                <w:szCs w:val="24"/>
+                <w:lang w:eastAsia="zh"/>
+              </w:rPr>
+            </w:pPr>
+            <w:proofErr w:type="spellStart"/>
+            <w:proofErr w:type="spellEnd"/>
+            <w:r>
+              <w:rPr>
+                <w:rFonts w:ascii="Times New Roman" w:eastAsia="宋体" w:hAnsi="Times New Roman"/>
+                <w:sz w:val="24"/>
+                <w:szCs w:val="24"/>
+              </w:rPr>
+              <w:t>calc_heating_energy
+恒功率传热量</w:t>
+            </w:r>
+          </w:p>
+        </w:tc>
+        <w:tc>
+          <w:tcPr>
+            <w:tcW w:w="2769" w:type="dxa"/>
+            <w:vAlign w:val="center"/>
+          </w:tcPr>
+          <w:p>
+            <w:pPr>
+              <w:ind w:firstLineChars="0" w:firstLine="0"/>
+              <w:jc w:val="center"/>
+              <w:rPr>
+                <w:rFonts w:ascii="Times New Roman" w:eastAsia="宋体" w:hAnsi="Times New Roman" w:cs="Times New Roman"/>
+                <w:sz w:val="24"/>
+                <w:szCs w:val="24"/>
+                <w:lang w:eastAsia="zh"/>
+              </w:rPr>
+            </w:pPr>
+            <w:proofErr w:type="spellStart"/>
+            <w:proofErr w:type="spellEnd"/>
+            <w:r>
+              <w:rPr>
+                <w:rFonts w:ascii="Times New Roman" w:eastAsia="宋体" w:hAnsi="Times New Roman"/>
+                <w:sz w:val="24"/>
+                <w:szCs w:val="24"/>
+              </w:rPr>
+              <w:t>热功率Q̇，kW；持续时间t，h。</w:t>
+            </w:r>
+          </w:p>
+        </w:tc>
+        <w:tc>
+          <w:tcPr>
+            <w:tcW w:w="2769" w:type="dxa"/>
+            <w:vAlign w:val="center"/>
+          </w:tcPr>
+          <w:p>
+            <w:pPr>
+              <w:ind w:firstLineChars="0" w:firstLine="0"/>
+              <w:jc w:val="center"/>
+              <w:rPr>
+                <w:rFonts w:ascii="Times New Roman" w:eastAsia="宋体" w:hAnsi="Times New Roman" w:cs="Times New Roman"/>
+                <w:sz w:val="24"/>
+                <w:szCs w:val="24"/>
+                <w:lang w:eastAsia="zh"/>
+              </w:rPr>
+            </w:pPr>
+            <w:proofErr w:type="spellStart"/>
+            <w:proofErr w:type="spellEnd"/>
+            <w:r>
+              <w:rPr>
+                <w:rFonts w:ascii="Times New Roman" w:eastAsia="宋体" w:hAnsi="Times New Roman"/>
+                <w:sz w:val="24"/>
+                <w:szCs w:val="24"/>
+              </w:rPr>
+              <w:t>E = Q̇t；返回energy_kwh及energy_kj。</w:t>
+            </w:r>
+          </w:p>
+        </w:tc>
+      </w:tr>
     </w:tbl>
     <w:p>
       <w:pPr>
@@ -16825,109 +17033,11 @@
       </w:pPr>
       <w:r>
         <w:rPr>
-          <w:rFonts w:ascii="Times New Roman" w:eastAsia="宋体" w:hAnsi="Times New Roman"/>
-          <w:sz w:val="24"/>
-          <w:szCs w:val="24"/>
-        </w:rPr>
-        <w:t>模型实际看到的业务工具采用统一外层结构：</w:t>
-      </w:r>
-      <w:proofErr w:type="spellStart"/>
-      <w:r>
-        <w:rPr>
-          <w:rFonts w:ascii="Times New Roman" w:eastAsia="宋体" w:hAnsi="Times New Roman"/>
-          <w:sz w:val="24"/>
-          <w:szCs w:val="24"/>
-        </w:rPr>
-        <w:t>step_id</w:t>
-      </w:r>
-      <w:proofErr w:type="spellEnd"/>
-      <w:r>
-        <w:rPr>
-          <w:rFonts w:ascii="Times New Roman" w:eastAsia="宋体" w:hAnsi="Times New Roman"/>
-          <w:sz w:val="24"/>
-          <w:szCs w:val="24"/>
-        </w:rPr>
-        <w:t>为必填字符串，定位已登记步骤；</w:t>
-      </w:r>
-      <w:r>
-        <w:rPr>
-          <w:rFonts w:ascii="Times New Roman" w:eastAsia="宋体" w:hAnsi="Times New Roman"/>
-          <w:sz w:val="24"/>
-          <w:szCs w:val="24"/>
-        </w:rPr>
-        <w:t>arguments</w:t>
-      </w:r>
-      <w:r>
-        <w:rPr>
-          <w:rFonts w:ascii="Times New Roman" w:eastAsia="宋体" w:hAnsi="Times New Roman"/>
-          <w:sz w:val="24"/>
-          <w:szCs w:val="24"/>
-        </w:rPr>
-        <w:t>为必填对象，携带该工具业务参数；输出类型为</w:t>
-      </w:r>
-      <w:r>
-        <w:rPr>
-          <w:rFonts w:ascii="Times New Roman" w:eastAsia="宋体" w:hAnsi="Times New Roman"/>
-          <w:sz w:val="24"/>
-          <w:szCs w:val="24"/>
-        </w:rPr>
-        <w:t>object</w:t>
-      </w:r>
-      <w:r>
-        <w:rPr>
-          <w:rFonts w:ascii="Times New Roman" w:eastAsia="宋体" w:hAnsi="Times New Roman"/>
-          <w:sz w:val="24"/>
-          <w:szCs w:val="24"/>
-        </w:rPr>
-        <w:t>。工具描述同时说明用途、单位与引用字段，执行层对</w:t>
-      </w:r>
-      <w:r>
-        <w:rPr>
-          <w:rFonts w:ascii="Times New Roman" w:eastAsia="宋体" w:hAnsi="Times New Roman"/>
-          <w:sz w:val="24"/>
-          <w:szCs w:val="24"/>
-        </w:rPr>
-        <w:t>arguments</w:t>
-      </w:r>
-      <w:r>
-        <w:rPr>
-          <w:rFonts w:ascii="Times New Roman" w:eastAsia="宋体" w:hAnsi="Times New Roman"/>
-          <w:sz w:val="24"/>
-          <w:szCs w:val="24"/>
-        </w:rPr>
-        <w:t>绑定真实函数签名。以热负荷工具为例，其描述要点为</w:t>
-      </w:r>
-      <w:r>
-        <w:rPr>
-          <w:rFonts w:ascii="Times New Roman" w:eastAsia="宋体" w:hAnsi="Times New Roman"/>
-          <w:sz w:val="24"/>
-          <w:szCs w:val="24"/>
-        </w:rPr>
-        <w:t>“</w:t>
-      </w:r>
-      <w:r>
-        <w:rPr>
-          <w:rFonts w:ascii="Times New Roman" w:eastAsia="宋体" w:hAnsi="Times New Roman"/>
-          <w:sz w:val="24"/>
-          <w:szCs w:val="24"/>
-        </w:rPr>
-        <w:t>单相恒比热显热；比热由用户给出；质量流量引用前序换算结果；返回热负荷、输入与假设</w:t>
-      </w:r>
-      <w:r>
-        <w:rPr>
-          <w:rFonts w:ascii="Times New Roman" w:eastAsia="宋体" w:hAnsi="Times New Roman"/>
-          <w:sz w:val="24"/>
-          <w:szCs w:val="24"/>
-        </w:rPr>
-        <w:t>”</w:t>
-      </w:r>
-      <w:r>
-        <w:rPr>
-          <w:rFonts w:ascii="Times New Roman" w:eastAsia="宋体" w:hAnsi="Times New Roman"/>
-          <w:sz w:val="24"/>
-          <w:szCs w:val="24"/>
-        </w:rPr>
-        <w:t>。</w:t>
+          <w:rFonts w:ascii="Times New Roman" w:eastAsia="宋体" w:hAnsi="Times New Roman" w:cs="Times New Roman"/>
+          <w:sz w:val="24"/>
+          <w:szCs w:val="24"/>
+        </w:rPr>
+        <w:t>新增五类工程工具的输入字段均为必填number，数值须有限；前序结果引用在执行前解析为相同类型并核验单位。温差工具的inlet_temperature_c与outlet_temperature_c分别对应入口、出口摄氏温度，均不低于−273.15 ℃，返回delta_t_k。体积流量工具的mass_flow_kg_h为质量流率，单位kg/h且不小于0；density_kg_m3为用户明确给定的工况密度，单位kg/m³且大于0，返回volume_flow_m3_h。</w:t>
       </w:r>
     </w:p>
     <w:p>
@@ -16943,27 +17053,11 @@
       </w:pPr>
       <w:r>
         <w:rPr>
-          <w:rFonts w:ascii="Times New Roman" w:eastAsia="宋体" w:hAnsi="Times New Roman"/>
-          <w:sz w:val="24"/>
-          <w:szCs w:val="24"/>
-        </w:rPr>
-        <w:t>登记与调用示例如下，内容取自实际显热任务的成功步骤。外层两字段为统一</w:t>
-      </w:r>
-      <w:r>
-        <w:rPr>
-          <w:rFonts w:ascii="Times New Roman" w:eastAsia="宋体" w:hAnsi="Times New Roman"/>
-          <w:sz w:val="24"/>
-          <w:szCs w:val="24"/>
-        </w:rPr>
-        <w:t>Schema</w:t>
-      </w:r>
-      <w:r>
-        <w:rPr>
-          <w:rFonts w:ascii="Times New Roman" w:eastAsia="宋体" w:hAnsi="Times New Roman"/>
-          <w:sz w:val="24"/>
-          <w:szCs w:val="24"/>
-        </w:rPr>
-        <w:t>，内部三字段对应上表中的热负荷输入。</w:t>
+          <w:rFonts w:ascii="Times New Roman" w:eastAsia="宋体" w:hAnsi="Times New Roman" w:cs="Times New Roman"/>
+          <w:sz w:val="24"/>
+          <w:szCs w:val="24"/>
+        </w:rPr>
+        <w:t>两路分流工具的total_flow_kg_h为总质量流率，单位kg/h且不小于0；split_fraction为0至1的分流比例，返回branch_flow_kg_h及remainder_flow_kg_h，两者单位均为kg/h。停留时间工具的vessel_volume_m3为有效持液体积，单位m³；volume_flow_m3_h为体积流率，单位m³/h，两者均大于0，返回residence_time_h与residence_time_min。</w:t>
       </w:r>
     </w:p>
     <w:p>
@@ -16972,36 +17066,18 @@
         <w:spacing w:line="360" w:lineRule="auto"/>
         <w:ind w:firstLine="480"/>
         <w:rPr>
-          <w:rFonts w:ascii="Times New Roman" w:eastAsia="宋体" w:hAnsi="Times New Roman"/>
+          <w:rFonts w:ascii="Times New Roman" w:eastAsia="宋体" w:hAnsi="Times New Roman" w:cs="Times New Roman"/>
           <w:sz w:val="24"/>
           <w:szCs w:val="24"/>
         </w:rPr>
       </w:pPr>
       <w:r>
         <w:rPr>
-          <w:rFonts w:ascii="Times New Roman" w:eastAsia="宋体" w:hAnsi="Times New Roman"/>
-          <w:sz w:val="24"/>
-          <w:szCs w:val="24"/>
-        </w:rPr>
-        <w:t>工具：</w:t>
-      </w:r>
-      <w:proofErr w:type="spellStart"/>
-      <w:r>
-        <w:rPr>
-          <w:rFonts w:ascii="Times New Roman" w:eastAsia="宋体" w:hAnsi="Times New Roman"/>
-          <w:sz w:val="24"/>
-          <w:szCs w:val="24"/>
-        </w:rPr>
-        <w:t>calc_heat_duty</w:t>
-      </w:r>
-      <w:proofErr w:type="spellEnd"/>
-      <w:r>
-        <w:rPr>
-          <w:rFonts w:ascii="Times New Roman" w:eastAsia="宋体" w:hAnsi="Times New Roman"/>
-          <w:sz w:val="24"/>
-          <w:szCs w:val="24"/>
-        </w:rPr>
-        <w:t>；</w:t>
+          <w:rFonts w:ascii="Times New Roman" w:eastAsia="宋体" w:hAnsi="Times New Roman" w:cs="Times New Roman"/>
+          <w:sz w:val="24"/>
+          <w:szCs w:val="24"/>
+        </w:rPr>
+        <w:t>恒功率传热量工具的heat_duty_kw为热功率，单位kW，可取正值或负值以分别表示加热、冷却；duration_h为持续时间，单位h且不小于0，返回energy_kwh与energy_kj。上述字段与表中的工程符号逐项对应，工具另保存inputs及assumptions，支持页面核对输入条件与适用假设。</w:t>
       </w:r>
     </w:p>
     <w:p>
@@ -17010,11 +17086,19 @@
         <w:spacing w:line="360" w:lineRule="auto"/>
         <w:ind w:firstLine="480"/>
         <w:rPr>
-          <w:rFonts w:ascii="Times New Roman" w:eastAsia="宋体" w:hAnsi="Times New Roman"/>
+          <w:rFonts w:ascii="Times New Roman" w:eastAsia="宋体" w:hAnsi="Times New Roman" w:cs="Times New Roman"/>
           <w:sz w:val="24"/>
           <w:szCs w:val="24"/>
         </w:rPr>
       </w:pPr>
+      <w:r>
+        <w:rPr>
+          <w:rFonts w:ascii="Times New Roman" w:eastAsia="宋体" w:hAnsi="Times New Roman"/>
+          <w:sz w:val="24"/>
+          <w:szCs w:val="24"/>
+        </w:rPr>
+        <w:t>模型实际看到的业务工具采用统一外层结构：</w:t>
+      </w:r>
       <w:proofErr w:type="spellStart"/>
       <w:r>
         <w:rPr>
@@ -17031,23 +17115,87 @@
           <w:sz w:val="24"/>
           <w:szCs w:val="24"/>
         </w:rPr>
-        <w:t>：</w:t>
-      </w:r>
-      <w:r>
-        <w:rPr>
-          <w:rFonts w:ascii="Times New Roman" w:eastAsia="宋体" w:hAnsi="Times New Roman"/>
-          <w:sz w:val="24"/>
-          <w:szCs w:val="24"/>
-        </w:rPr>
-        <w:t>s3</w:t>
-      </w:r>
-      <w:r>
-        <w:rPr>
-          <w:rFonts w:ascii="Times New Roman" w:eastAsia="宋体" w:hAnsi="Times New Roman"/>
-          <w:sz w:val="24"/>
-          <w:szCs w:val="24"/>
-        </w:rPr>
-        <w:t>；</w:t>
+        <w:t>为必填字符串，定位已登记步骤；</w:t>
+      </w:r>
+      <w:r>
+        <w:rPr>
+          <w:rFonts w:ascii="Times New Roman" w:eastAsia="宋体" w:hAnsi="Times New Roman"/>
+          <w:sz w:val="24"/>
+          <w:szCs w:val="24"/>
+        </w:rPr>
+        <w:t>arguments</w:t>
+      </w:r>
+      <w:r>
+        <w:rPr>
+          <w:rFonts w:ascii="Times New Roman" w:eastAsia="宋体" w:hAnsi="Times New Roman"/>
+          <w:sz w:val="24"/>
+          <w:szCs w:val="24"/>
+        </w:rPr>
+        <w:t>为必填对象，携带该工具业务参数；输出类型为</w:t>
+      </w:r>
+      <w:r>
+        <w:rPr>
+          <w:rFonts w:ascii="Times New Roman" w:eastAsia="宋体" w:hAnsi="Times New Roman"/>
+          <w:sz w:val="24"/>
+          <w:szCs w:val="24"/>
+        </w:rPr>
+        <w:t>object</w:t>
+      </w:r>
+      <w:r>
+        <w:rPr>
+          <w:rFonts w:ascii="Times New Roman" w:eastAsia="宋体" w:hAnsi="Times New Roman"/>
+          <w:sz w:val="24"/>
+          <w:szCs w:val="24"/>
+        </w:rPr>
+        <w:t>。工具描述同时说明用途、单位与引用字段，执行层对</w:t>
+      </w:r>
+      <w:r>
+        <w:rPr>
+          <w:rFonts w:ascii="Times New Roman" w:eastAsia="宋体" w:hAnsi="Times New Roman"/>
+          <w:sz w:val="24"/>
+          <w:szCs w:val="24"/>
+        </w:rPr>
+        <w:t>arguments</w:t>
+      </w:r>
+      <w:r>
+        <w:rPr>
+          <w:rFonts w:ascii="Times New Roman" w:eastAsia="宋体" w:hAnsi="Times New Roman"/>
+          <w:sz w:val="24"/>
+          <w:szCs w:val="24"/>
+        </w:rPr>
+        <w:t>绑定真实函数签名。以热负荷工具为例，其描述要点为</w:t>
+      </w:r>
+      <w:r>
+        <w:rPr>
+          <w:rFonts w:ascii="Times New Roman" w:eastAsia="宋体" w:hAnsi="Times New Roman"/>
+          <w:sz w:val="24"/>
+          <w:szCs w:val="24"/>
+        </w:rPr>
+        <w:t>“</w:t>
+      </w:r>
+      <w:r>
+        <w:rPr>
+          <w:rFonts w:ascii="Times New Roman" w:eastAsia="宋体" w:hAnsi="Times New Roman"/>
+          <w:sz w:val="24"/>
+          <w:szCs w:val="24"/>
+        </w:rPr>
+        <w:t>单相恒比热显热；比热由用户给出；质量流量引用前序换算结果；返回热负荷、输入与假设</w:t>
+      </w:r>
+      <w:r>
+        <w:rPr>
+          <w:rFonts w:ascii="Times New Roman" w:eastAsia="宋体" w:hAnsi="Times New Roman"/>
+          <w:sz w:val="24"/>
+          <w:szCs w:val="24"/>
+        </w:rPr>
+        <w:t>”</w:t>
+      </w:r>
+      <w:r>
+        <w:rPr>
+          <w:rFonts w:ascii="Times New Roman" w:eastAsia="宋体" w:hAnsi="Times New Roman"/>
+          <w:sz w:val="24"/>
+          <w:szCs w:val="24"/>
+        </w:rPr>
+        <w:t>。</w:t>
       </w:r>
     </w:p>
     <w:p>
@@ -17056,6 +17204,126 @@
         <w:spacing w:line="360" w:lineRule="auto"/>
         <w:ind w:firstLine="480"/>
         <w:rPr>
+          <w:rFonts w:ascii="Times New Roman" w:eastAsia="宋体" w:hAnsi="Times New Roman" w:cs="Times New Roman"/>
+          <w:sz w:val="24"/>
+          <w:szCs w:val="24"/>
+        </w:rPr>
+      </w:pPr>
+      <w:r>
+        <w:rPr>
+          <w:rFonts w:ascii="Times New Roman" w:eastAsia="宋体" w:hAnsi="Times New Roman"/>
+          <w:sz w:val="24"/>
+          <w:szCs w:val="24"/>
+        </w:rPr>
+        <w:t>登记与调用示例如下，内容取自实际显热任务的成功步骤。外层两字段为统一</w:t>
+      </w:r>
+      <w:r>
+        <w:rPr>
+          <w:rFonts w:ascii="Times New Roman" w:eastAsia="宋体" w:hAnsi="Times New Roman"/>
+          <w:sz w:val="24"/>
+          <w:szCs w:val="24"/>
+        </w:rPr>
+        <w:t>Schema</w:t>
+      </w:r>
+      <w:r>
+        <w:rPr>
+          <w:rFonts w:ascii="Times New Roman" w:eastAsia="宋体" w:hAnsi="Times New Roman"/>
+          <w:sz w:val="24"/>
+          <w:szCs w:val="24"/>
+        </w:rPr>
+        <w:t>，内部三字段对应上表中的热负荷输入。</w:t>
+      </w:r>
+    </w:p>
+    <w:p>
+      <w:pPr>
+        <w:widowControl/>
+        <w:spacing w:line="360" w:lineRule="auto"/>
+        <w:ind w:firstLine="480"/>
+        <w:rPr>
+          <w:rFonts w:ascii="Times New Roman" w:eastAsia="宋体" w:hAnsi="Times New Roman"/>
+          <w:sz w:val="24"/>
+          <w:szCs w:val="24"/>
+        </w:rPr>
+      </w:pPr>
+      <w:r>
+        <w:rPr>
+          <w:rFonts w:ascii="Times New Roman" w:eastAsia="宋体" w:hAnsi="Times New Roman"/>
+          <w:sz w:val="24"/>
+          <w:szCs w:val="24"/>
+        </w:rPr>
+        <w:t>工具：</w:t>
+      </w:r>
+      <w:proofErr w:type="spellStart"/>
+      <w:r>
+        <w:rPr>
+          <w:rFonts w:ascii="Times New Roman" w:eastAsia="宋体" w:hAnsi="Times New Roman"/>
+          <w:sz w:val="24"/>
+          <w:szCs w:val="24"/>
+        </w:rPr>
+        <w:t>calc_heat_duty</w:t>
+      </w:r>
+      <w:proofErr w:type="spellEnd"/>
+      <w:r>
+        <w:rPr>
+          <w:rFonts w:ascii="Times New Roman" w:eastAsia="宋体" w:hAnsi="Times New Roman"/>
+          <w:sz w:val="24"/>
+          <w:szCs w:val="24"/>
+        </w:rPr>
+        <w:t>；</w:t>
+      </w:r>
+    </w:p>
+    <w:p>
+      <w:pPr>
+        <w:widowControl/>
+        <w:spacing w:line="360" w:lineRule="auto"/>
+        <w:ind w:firstLine="480"/>
+        <w:rPr>
+          <w:rFonts w:ascii="Times New Roman" w:eastAsia="宋体" w:hAnsi="Times New Roman"/>
+          <w:sz w:val="24"/>
+          <w:szCs w:val="24"/>
+        </w:rPr>
+      </w:pPr>
+      <w:proofErr w:type="spellStart"/>
+      <w:r>
+        <w:rPr>
+          <w:rFonts w:ascii="Times New Roman" w:eastAsia="宋体" w:hAnsi="Times New Roman"/>
+          <w:sz w:val="24"/>
+          <w:szCs w:val="24"/>
+        </w:rPr>
+        <w:t>step_id</w:t>
+      </w:r>
+      <w:proofErr w:type="spellEnd"/>
+      <w:r>
+        <w:rPr>
+          <w:rFonts w:ascii="Times New Roman" w:eastAsia="宋体" w:hAnsi="Times New Roman"/>
+          <w:sz w:val="24"/>
+          <w:szCs w:val="24"/>
+        </w:rPr>
+        <w:t>：</w:t>
+      </w:r>
+      <w:r>
+        <w:rPr>
+          <w:rFonts w:ascii="Times New Roman" w:eastAsia="宋体" w:hAnsi="Times New Roman"/>
+          <w:sz w:val="24"/>
+          <w:szCs w:val="24"/>
+        </w:rPr>
+        <w:t>s3</w:t>
+      </w:r>
+      <w:r>
+        <w:rPr>
+          <w:rFonts w:ascii="Times New Roman" w:eastAsia="宋体" w:hAnsi="Times New Roman"/>
+          <w:sz w:val="24"/>
+          <w:szCs w:val="24"/>
+        </w:rPr>
+        <w:t>；</w:t>
+      </w:r>
+    </w:p>
+    <w:p>
+      <w:pPr>
+        <w:widowControl/>
+        <w:spacing w:line="360" w:lineRule="auto"/>
+        <w:ind w:firstLine="480"/>
+        <w:rPr>
           <w:rFonts w:ascii="Times New Roman" w:eastAsia="宋体" w:hAnsi="Times New Roman"/>
           <w:sz w:val="24"/>
           <w:szCs w:val="24"/>
@@ -17430,7 +17698,7 @@
           <w:sz w:val="24"/>
           <w:szCs w:val="24"/>
         </w:rPr>
-        <w:t>承担计划登记和完成提交，与四类业务工具共同组织任务执行。</w:t>
+        <w:t>承担计划登记和完成提交，与已注册业务工具共同组织任务执行。</w:t>
       </w:r>
     </w:p>
     <w:p>
@@ -17960,135 +18228,135 @@
           <w:sz w:val="24"/>
           <w:szCs w:val="24"/>
         </w:rPr>
-        <w:t>检索工具向模型返回</w:t>
-      </w:r>
-      <w:r>
-        <w:rPr>
-          <w:rFonts w:ascii="Times New Roman" w:eastAsia="宋体" w:hAnsi="Times New Roman"/>
-          <w:sz w:val="24"/>
-          <w:szCs w:val="24"/>
-        </w:rPr>
-        <w:t>query</w:t>
-      </w:r>
-      <w:r>
-        <w:rPr>
-          <w:rFonts w:ascii="Times New Roman" w:eastAsia="宋体" w:hAnsi="Times New Roman"/>
-          <w:sz w:val="24"/>
-          <w:szCs w:val="24"/>
-        </w:rPr>
-        <w:t>、</w:t>
-      </w:r>
-      <w:r>
-        <w:rPr>
-          <w:rFonts w:ascii="Times New Roman" w:eastAsia="宋体" w:hAnsi="Times New Roman"/>
-          <w:sz w:val="24"/>
-          <w:szCs w:val="24"/>
-        </w:rPr>
-        <w:t>status</w:t>
-      </w:r>
-      <w:r>
-        <w:rPr>
-          <w:rFonts w:ascii="Times New Roman" w:eastAsia="宋体" w:hAnsi="Times New Roman"/>
-          <w:sz w:val="24"/>
-          <w:szCs w:val="24"/>
-        </w:rPr>
-        <w:t>、</w:t>
-      </w:r>
-      <w:r>
-        <w:rPr>
-          <w:rFonts w:ascii="Times New Roman" w:eastAsia="宋体" w:hAnsi="Times New Roman"/>
-          <w:sz w:val="24"/>
-          <w:szCs w:val="24"/>
-        </w:rPr>
-        <w:t>hits</w:t>
-      </w:r>
-      <w:r>
-        <w:rPr>
-          <w:rFonts w:ascii="Times New Roman" w:eastAsia="宋体" w:hAnsi="Times New Roman"/>
-          <w:sz w:val="24"/>
-          <w:szCs w:val="24"/>
-        </w:rPr>
-        <w:t>和</w:t>
-      </w:r>
-      <w:r>
-        <w:rPr>
-          <w:rFonts w:ascii="Times New Roman" w:eastAsia="宋体" w:hAnsi="Times New Roman"/>
-          <w:sz w:val="24"/>
-          <w:szCs w:val="24"/>
-        </w:rPr>
-        <w:t>retrieval</w:t>
-      </w:r>
-      <w:r>
-        <w:rPr>
-          <w:rFonts w:ascii="Times New Roman" w:eastAsia="宋体" w:hAnsi="Times New Roman"/>
-          <w:sz w:val="24"/>
-          <w:szCs w:val="24"/>
-        </w:rPr>
-        <w:t>。</w:t>
-      </w:r>
-      <w:r>
-        <w:rPr>
-          <w:rFonts w:ascii="Times New Roman" w:eastAsia="宋体" w:hAnsi="Times New Roman"/>
-          <w:sz w:val="24"/>
-          <w:szCs w:val="24"/>
-        </w:rPr>
-        <w:t>hits</w:t>
-      </w:r>
-      <w:r>
-        <w:rPr>
-          <w:rFonts w:ascii="Times New Roman" w:eastAsia="宋体" w:hAnsi="Times New Roman"/>
-          <w:sz w:val="24"/>
-          <w:szCs w:val="24"/>
-        </w:rPr>
-        <w:t>中的</w:t>
-      </w:r>
-      <w:r>
-        <w:rPr>
-          <w:rFonts w:ascii="Times New Roman" w:eastAsia="宋体" w:hAnsi="Times New Roman"/>
-          <w:sz w:val="24"/>
-          <w:szCs w:val="24"/>
-        </w:rPr>
-        <w:t>title</w:t>
-      </w:r>
-      <w:r>
-        <w:rPr>
-          <w:rFonts w:ascii="Times New Roman" w:eastAsia="宋体" w:hAnsi="Times New Roman"/>
-          <w:sz w:val="24"/>
-          <w:szCs w:val="24"/>
-        </w:rPr>
-        <w:t>、</w:t>
-      </w:r>
-      <w:r>
-        <w:rPr>
-          <w:rFonts w:ascii="Times New Roman" w:eastAsia="宋体" w:hAnsi="Times New Roman"/>
-          <w:sz w:val="24"/>
-          <w:szCs w:val="24"/>
-        </w:rPr>
-        <w:t>text</w:t>
-      </w:r>
-      <w:r>
-        <w:rPr>
-          <w:rFonts w:ascii="Times New Roman" w:eastAsia="宋体" w:hAnsi="Times New Roman"/>
-          <w:sz w:val="24"/>
-          <w:szCs w:val="24"/>
-        </w:rPr>
-        <w:t>、</w:t>
-      </w:r>
-      <w:r>
-        <w:rPr>
-          <w:rFonts w:ascii="Times New Roman" w:eastAsia="宋体" w:hAnsi="Times New Roman"/>
-          <w:sz w:val="24"/>
-          <w:szCs w:val="24"/>
-        </w:rPr>
-        <w:t>source</w:t>
-      </w:r>
-      <w:r>
-        <w:rPr>
-          <w:rFonts w:ascii="Times New Roman" w:eastAsia="宋体" w:hAnsi="Times New Roman"/>
-          <w:sz w:val="24"/>
-          <w:szCs w:val="24"/>
-        </w:rPr>
-        <w:t>及</w:t>
+        <w:t>检索工具向模型返回query、status、hits和retrieval。hits中的title、text、source及chunk_id构成可引用的知识片段；retrieval进一步包含主题词、细节词、实体、关系和片段映射。LightRAG适配层将片段正文限定为1800字符，实体与关系说明限定为360字符，并保留来源标识。工具包装返回step_id、status与output，框架把该对象作为本次调用观察写入后续模型消息。第7章的专业知识问答展示一次完整链条。</w:t>
+      </w:r>
+      <w:r>
+        <w:rPr>
+          <w:rFonts w:ascii="Times New Roman" w:eastAsia="宋体" w:hAnsi="Times New Roman"/>
+          <w:sz w:val="24"/>
+          <w:szCs w:val="24"/>
+        </w:rPr>
+        <w:t/>
+      </w:r>
+      <w:r>
+        <w:rPr>
+          <w:rFonts w:ascii="Times New Roman" w:eastAsia="宋体" w:hAnsi="Times New Roman"/>
+          <w:sz w:val="24"/>
+          <w:szCs w:val="24"/>
+        </w:rPr>
+        <w:t/>
+      </w:r>
+      <w:r>
+        <w:rPr>
+          <w:rFonts w:ascii="Times New Roman" w:eastAsia="宋体" w:hAnsi="Times New Roman"/>
+          <w:sz w:val="24"/>
+          <w:szCs w:val="24"/>
+        </w:rPr>
+        <w:t/>
+      </w:r>
+      <w:r>
+        <w:rPr>
+          <w:rFonts w:ascii="Times New Roman" w:eastAsia="宋体" w:hAnsi="Times New Roman"/>
+          <w:sz w:val="24"/>
+          <w:szCs w:val="24"/>
+        </w:rPr>
+        <w:t/>
+      </w:r>
+      <w:r>
+        <w:rPr>
+          <w:rFonts w:ascii="Times New Roman" w:eastAsia="宋体" w:hAnsi="Times New Roman"/>
+          <w:sz w:val="24"/>
+          <w:szCs w:val="24"/>
+        </w:rPr>
+        <w:t/>
+      </w:r>
+      <w:r>
+        <w:rPr>
+          <w:rFonts w:ascii="Times New Roman" w:eastAsia="宋体" w:hAnsi="Times New Roman"/>
+          <w:sz w:val="24"/>
+          <w:szCs w:val="24"/>
+        </w:rPr>
+        <w:t/>
+      </w:r>
+      <w:r>
+        <w:rPr>
+          <w:rFonts w:ascii="Times New Roman" w:eastAsia="宋体" w:hAnsi="Times New Roman"/>
+          <w:sz w:val="24"/>
+          <w:szCs w:val="24"/>
+        </w:rPr>
+        <w:t/>
+      </w:r>
+      <w:r>
+        <w:rPr>
+          <w:rFonts w:ascii="Times New Roman" w:eastAsia="宋体" w:hAnsi="Times New Roman"/>
+          <w:sz w:val="24"/>
+          <w:szCs w:val="24"/>
+        </w:rPr>
+        <w:t/>
+      </w:r>
+      <w:r>
+        <w:rPr>
+          <w:rFonts w:ascii="Times New Roman" w:eastAsia="宋体" w:hAnsi="Times New Roman"/>
+          <w:sz w:val="24"/>
+          <w:szCs w:val="24"/>
+        </w:rPr>
+        <w:t/>
+      </w:r>
+      <w:r>
+        <w:rPr>
+          <w:rFonts w:ascii="Times New Roman" w:eastAsia="宋体" w:hAnsi="Times New Roman"/>
+          <w:sz w:val="24"/>
+          <w:szCs w:val="24"/>
+        </w:rPr>
+        <w:t/>
+      </w:r>
+      <w:r>
+        <w:rPr>
+          <w:rFonts w:ascii="Times New Roman" w:eastAsia="宋体" w:hAnsi="Times New Roman"/>
+          <w:sz w:val="24"/>
+          <w:szCs w:val="24"/>
+        </w:rPr>
+        <w:t/>
+      </w:r>
+      <w:r>
+        <w:rPr>
+          <w:rFonts w:ascii="Times New Roman" w:eastAsia="宋体" w:hAnsi="Times New Roman"/>
+          <w:sz w:val="24"/>
+          <w:szCs w:val="24"/>
+        </w:rPr>
+        <w:t/>
+      </w:r>
+      <w:r>
+        <w:rPr>
+          <w:rFonts w:ascii="Times New Roman" w:eastAsia="宋体" w:hAnsi="Times New Roman"/>
+          <w:sz w:val="24"/>
+          <w:szCs w:val="24"/>
+        </w:rPr>
+        <w:t/>
+      </w:r>
+      <w:r>
+        <w:rPr>
+          <w:rFonts w:ascii="Times New Roman" w:eastAsia="宋体" w:hAnsi="Times New Roman"/>
+          <w:sz w:val="24"/>
+          <w:szCs w:val="24"/>
+        </w:rPr>
+        <w:t/>
+      </w:r>
+      <w:r>
+        <w:rPr>
+          <w:rFonts w:ascii="Times New Roman" w:eastAsia="宋体" w:hAnsi="Times New Roman"/>
+          <w:sz w:val="24"/>
+          <w:szCs w:val="24"/>
+        </w:rPr>
+        <w:t/>
+      </w:r>
+      <w:r>
+        <w:rPr>
+          <w:rFonts w:ascii="Times New Roman" w:eastAsia="宋体" w:hAnsi="Times New Roman"/>
+          <w:sz w:val="24"/>
+          <w:szCs w:val="24"/>
+        </w:rPr>
+        <w:t/>
       </w:r>
       <w:proofErr w:type="spellStart"/>
       <w:r>
@@ -18097,7 +18365,7 @@
           <w:sz w:val="24"/>
           <w:szCs w:val="24"/>
         </w:rPr>
-        <w:t>chunk_id</w:t>
+        <w:t/>
       </w:r>
       <w:proofErr w:type="spellEnd"/>
       <w:r>
@@ -18106,55 +18374,55 @@
           <w:sz w:val="24"/>
           <w:szCs w:val="24"/>
         </w:rPr>
-        <w:t>构成可引用的知识片段；</w:t>
-      </w:r>
-      <w:r>
-        <w:rPr>
-          <w:rFonts w:ascii="Times New Roman" w:eastAsia="宋体" w:hAnsi="Times New Roman"/>
-          <w:sz w:val="24"/>
-          <w:szCs w:val="24"/>
-        </w:rPr>
-        <w:t>retrieval</w:t>
-      </w:r>
-      <w:r>
-        <w:rPr>
-          <w:rFonts w:ascii="Times New Roman" w:eastAsia="宋体" w:hAnsi="Times New Roman"/>
-          <w:sz w:val="24"/>
-          <w:szCs w:val="24"/>
-        </w:rPr>
-        <w:t>进一步包含主题词、细节词、实体、关系和片段映射。适配层将片段正文限定为</w:t>
-      </w:r>
-      <w:r>
-        <w:rPr>
-          <w:rFonts w:ascii="Times New Roman" w:eastAsia="宋体" w:hAnsi="Times New Roman"/>
-          <w:sz w:val="24"/>
-          <w:szCs w:val="24"/>
-        </w:rPr>
-        <w:t>1800</w:t>
-      </w:r>
-      <w:r>
-        <w:rPr>
-          <w:rFonts w:ascii="Times New Roman" w:eastAsia="宋体" w:hAnsi="Times New Roman"/>
-          <w:sz w:val="24"/>
-          <w:szCs w:val="24"/>
-        </w:rPr>
-        <w:t>字符，实体与关系说明限定为</w:t>
-      </w:r>
-      <w:r>
-        <w:rPr>
-          <w:rFonts w:ascii="Times New Roman" w:eastAsia="宋体" w:hAnsi="Times New Roman"/>
-          <w:sz w:val="24"/>
-          <w:szCs w:val="24"/>
-        </w:rPr>
-        <w:t>360</w:t>
-      </w:r>
-      <w:r>
-        <w:rPr>
-          <w:rFonts w:ascii="Times New Roman" w:eastAsia="宋体" w:hAnsi="Times New Roman"/>
-          <w:sz w:val="24"/>
-          <w:szCs w:val="24"/>
-        </w:rPr>
-        <w:t>字符，并保留来源标识。工具包装返回</w:t>
+        <w:t/>
+      </w:r>
+      <w:r>
+        <w:rPr>
+          <w:rFonts w:ascii="Times New Roman" w:eastAsia="宋体" w:hAnsi="Times New Roman"/>
+          <w:sz w:val="24"/>
+          <w:szCs w:val="24"/>
+        </w:rPr>
+        <w:t/>
+      </w:r>
+      <w:r>
+        <w:rPr>
+          <w:rFonts w:ascii="Times New Roman" w:eastAsia="宋体" w:hAnsi="Times New Roman"/>
+          <w:sz w:val="24"/>
+          <w:szCs w:val="24"/>
+        </w:rPr>
+        <w:t/>
+      </w:r>
+      <w:r>
+        <w:rPr>
+          <w:rFonts w:ascii="Times New Roman" w:eastAsia="宋体" w:hAnsi="Times New Roman"/>
+          <w:sz w:val="24"/>
+          <w:szCs w:val="24"/>
+        </w:rPr>
+        <w:t/>
+      </w:r>
+      <w:r>
+        <w:rPr>
+          <w:rFonts w:ascii="Times New Roman" w:eastAsia="宋体" w:hAnsi="Times New Roman"/>
+          <w:sz w:val="24"/>
+          <w:szCs w:val="24"/>
+        </w:rPr>
+        <w:t/>
+      </w:r>
+      <w:r>
+        <w:rPr>
+          <w:rFonts w:ascii="Times New Roman" w:eastAsia="宋体" w:hAnsi="Times New Roman"/>
+          <w:sz w:val="24"/>
+          <w:szCs w:val="24"/>
+        </w:rPr>
+        <w:t/>
+      </w:r>
+      <w:r>
+        <w:rPr>
+          <w:rFonts w:ascii="Times New Roman" w:eastAsia="宋体" w:hAnsi="Times New Roman"/>
+          <w:sz w:val="24"/>
+          <w:szCs w:val="24"/>
+        </w:rPr>
+        <w:t/>
       </w:r>
       <w:proofErr w:type="spellStart"/>
       <w:r>
@@ -18163,7 +18431,7 @@
           <w:sz w:val="24"/>
           <w:szCs w:val="24"/>
         </w:rPr>
-        <w:t>step_id</w:t>
+        <w:t/>
       </w:r>
       <w:proofErr w:type="spellEnd"/>
       <w:r>
@@ -18172,55 +18440,75 @@
           <w:sz w:val="24"/>
           <w:szCs w:val="24"/>
         </w:rPr>
-        <w:t>、</w:t>
-      </w:r>
-      <w:r>
-        <w:rPr>
-          <w:rFonts w:ascii="Times New Roman" w:eastAsia="宋体" w:hAnsi="Times New Roman"/>
-          <w:sz w:val="24"/>
-          <w:szCs w:val="24"/>
-        </w:rPr>
-        <w:t>status</w:t>
-      </w:r>
-      <w:r>
-        <w:rPr>
-          <w:rFonts w:ascii="Times New Roman" w:eastAsia="宋体" w:hAnsi="Times New Roman"/>
-          <w:sz w:val="24"/>
-          <w:szCs w:val="24"/>
-        </w:rPr>
-        <w:t>与</w:t>
-      </w:r>
-      <w:r>
-        <w:rPr>
-          <w:rFonts w:ascii="Times New Roman" w:eastAsia="宋体" w:hAnsi="Times New Roman"/>
-          <w:sz w:val="24"/>
-          <w:szCs w:val="24"/>
-        </w:rPr>
-        <w:t>output</w:t>
-      </w:r>
-      <w:r>
-        <w:rPr>
-          <w:rFonts w:ascii="Times New Roman" w:eastAsia="宋体" w:hAnsi="Times New Roman"/>
-          <w:sz w:val="24"/>
-          <w:szCs w:val="24"/>
-        </w:rPr>
-        <w:t>，框架把该对象作为本次调用观察写入后续模型消息。第</w:t>
-      </w:r>
-      <w:r>
-        <w:rPr>
-          <w:rFonts w:ascii="Times New Roman" w:eastAsia="宋体" w:hAnsi="Times New Roman"/>
-          <w:sz w:val="24"/>
-          <w:szCs w:val="24"/>
-        </w:rPr>
-        <w:t>7</w:t>
-      </w:r>
-      <w:r>
-        <w:rPr>
-          <w:rFonts w:ascii="Times New Roman" w:eastAsia="宋体" w:hAnsi="Times New Roman"/>
-          <w:sz w:val="24"/>
-          <w:szCs w:val="24"/>
-        </w:rPr>
-        <w:t>章的组成知识问答展示一次完整链条。</w:t>
+        <w:t/>
+      </w:r>
+      <w:r>
+        <w:rPr>
+          <w:rFonts w:ascii="Times New Roman" w:eastAsia="宋体" w:hAnsi="Times New Roman"/>
+          <w:sz w:val="24"/>
+          <w:szCs w:val="24"/>
+        </w:rPr>
+        <w:t/>
+      </w:r>
+      <w:r>
+        <w:rPr>
+          <w:rFonts w:ascii="Times New Roman" w:eastAsia="宋体" w:hAnsi="Times New Roman"/>
+          <w:sz w:val="24"/>
+          <w:szCs w:val="24"/>
+        </w:rPr>
+        <w:t/>
+      </w:r>
+      <w:r>
+        <w:rPr>
+          <w:rFonts w:ascii="Times New Roman" w:eastAsia="宋体" w:hAnsi="Times New Roman"/>
+          <w:sz w:val="24"/>
+          <w:szCs w:val="24"/>
+        </w:rPr>
+        <w:t/>
+      </w:r>
+      <w:r>
+        <w:rPr>
+          <w:rFonts w:ascii="Times New Roman" w:eastAsia="宋体" w:hAnsi="Times New Roman"/>
+          <w:sz w:val="24"/>
+          <w:szCs w:val="24"/>
+        </w:rPr>
+        <w:t/>
+      </w:r>
+      <w:r>
+        <w:rPr>
+          <w:rFonts w:ascii="Times New Roman" w:eastAsia="宋体" w:hAnsi="Times New Roman"/>
+          <w:sz w:val="24"/>
+          <w:szCs w:val="24"/>
+        </w:rPr>
+        <w:t/>
+      </w:r>
+      <w:r>
+        <w:rPr>
+          <w:rFonts w:ascii="Times New Roman" w:eastAsia="宋体" w:hAnsi="Times New Roman"/>
+          <w:sz w:val="24"/>
+          <w:szCs w:val="24"/>
+        </w:rPr>
+        <w:t/>
+      </w:r>
+    </w:p>
+    <w:p>
+      <w:pPr>
+        <w:widowControl/>
+        <w:spacing w:line="360" w:lineRule="auto"/>
+        <w:ind w:firstLine="480"/>
+        <w:rPr>
+          <w:rFonts w:ascii="Times New Roman" w:eastAsia="宋体" w:hAnsi="Times New Roman" w:cs="Times New Roman"/>
+          <w:sz w:val="24"/>
+          <w:szCs w:val="24"/>
+        </w:rPr>
+      </w:pPr>
+      <w:r>
+        <w:rPr>
+          <w:rFonts w:ascii="Times New Roman" w:eastAsia="宋体" w:hAnsi="Times New Roman"/>
+          <w:sz w:val="24"/>
+          <w:szCs w:val="24"/>
+        </w:rPr>
+        <w:t>知识进入生成环节后，记录模块将本轮成功检索片段的标识和正文与成功模型请求输入进行匹配，形成context_evidence。前端据此列出来源标题和请求序号，说明具体资料已参与该次生成上下文；最终citations在本轮命中集合中定位引用。模型请求事件与工具输出共同保留任务动作、实际观察和来源，构成从检索到答复的过程记录。</w:t>
       </w:r>
     </w:p>
     <w:p>
@@ -21180,7 +21468,7 @@
     <w:p>
       <w:pPr>
         <w:pStyle w:val="a3"/>
-        <w:keepNext/>
+        <w:keepNext w:val="0"/>
         <w:keepLines/>
         <w:jc w:val="center"/>
         <w:rPr>
@@ -21587,7 +21875,7 @@
     <w:p>
       <w:pPr>
         <w:pStyle w:val="a3"/>
-        <w:keepNext/>
+        <w:keepNext w:val="0"/>
         <w:keepLines/>
         <w:jc w:val="center"/>
         <w:rPr>
@@ -22026,7 +22314,7 @@
     <w:p>
       <w:pPr>
         <w:pStyle w:val="a3"/>
-        <w:keepNext/>
+        <w:keepNext w:val="0"/>
         <w:keepLines/>
         <w:jc w:val="center"/>
         <w:rPr>
@@ -22243,7 +22531,7 @@
           <w:sz w:val="24"/>
           <w:szCs w:val="24"/>
         </w:rPr>
-        <w:t>执行审计按照任务输入、规划、检索、知识进入模型上下文、数值工具执行和最终答复组织阶段。上下文摘要将实际命中原文与模型请求输入逐项匹配，展示来源标题及匹配请求编号；模型事件展示实际返回的工具动作，调用记录保存参数、结果和状态，耗时与Token统计读取已记录计量字段。工具注册表提供四类业务工具及三个MCP辅助工具的说明与试用入口，使工具能力、调用来源和实际执行过程可以分别核对。</w:t>
+        <w:t xml:space="preserve">执行审计按照任务输入、任务规划、知识检索、知识进入模型上下文、计算与工具执行、答复与任务状态六个阶段展示进度。上下文核对将成功模型请求的输入与本轮命中原文逐项匹配，显示“已匹配输入”、来源标题及请求编号；模型事件呈现实际返回的工具动作。工具调用批次按响应分组，展开显示所选动作、真实业务调用及状态，时间线通过批次编号和动作位置与之对应。后续计算的“前序结果回用”标明来源步骤、参数字段、数值和单位，使计划、选择、执行与结果传递可以连续核对。</w:t>
       </w:r>
     </w:p>
     <w:p>
@@ -22263,7 +22551,98 @@
           <w:sz w:val="24"/>
           <w:szCs w:val="24"/>
         </w:rPr>
-        <w:t>前端将功能核对所需的信息落实为真实问答过程的展示。用户可以沿当前问题查看检索主题与命中原文、知识入模匹配、工具选择计划、实际参数和调用结果，并从后续计算输入核对前序输出回用；答复引用与全文入口共同定位资料来源。典型任务的报告与JSON导出保持问题、计算与证据对应，支持专业知识及多工具处理流程的逐项核对。</w:t>
+        <w:t>页面阅读沿“问题—检索原文—模型上下文—工具计划—实际执行—答复引用”展开。检索路径组织主题词、细节词、实体关系和命中片段；引用依据标记“回答已引用”或“仅检索”，并提供全文入口；执行审计将登记步骤与实际调用分别呈现。数值任务突出成功工具的原始输出与适用条件，知识问答依据本轮记录显示计算工具调用情况。Markdown报告和JSON导出共同保存问题、计划、结果与来源。</w:t>
+      </w:r>
+    </w:p>
+    <w:p>
+      <w:pPr>
+        <w:keepNext/>
+        <w:keepLines/>
+        <w:ind w:firstLineChars="0" w:firstLine="0"/>
+        <w:jc w:val="center"/>
+        <w:rPr>
+          <w:rFonts w:ascii="Times New Roman" w:eastAsia="宋体" w:hAnsi="Times New Roman" w:cs="Times New Roman"/>
+          <w:sz w:val="24"/>
+          <w:szCs w:val="24"/>
+        </w:rPr>
+      </w:pPr>
+      <w:r>
+        <w:rPr>
+          <w:noProof/>
+        </w:rPr>
+        <w:lastRenderedPageBreak/>
+        <w:drawing>
+          <wp:inline distT="0" distB="0" distL="0" distR="0" wp14:anchorId="3EE20FE5" wp14:editId="247AD343">
+            <wp:extent cx="5274310" cy="3985034"/>
+            <wp:effectExtent l="0" t="0" r="2540" b="1905"/>
+            <wp:docPr id="2000000001" name="知识资料库与索引状态" descr="71份资料、128个正文解析片段及71个LightRAG索引片段"/>
+            <wp:cNvGraphicFramePr>
+              <a:graphicFrameLocks xmlns:a="http://schemas.openxmlformats.org/drawingml/2006/main" noChangeAspect="1"/>
+            </wp:cNvGraphicFramePr>
+            <a:graphic xmlns:a="http://schemas.openxmlformats.org/drawingml/2006/main">
+              <a:graphicData uri="http://schemas.openxmlformats.org/drawingml/2006/picture">
+                <pic:pic xmlns:pic="http://schemas.openxmlformats.org/drawingml/2006/picture">
+                  <pic:nvPicPr>
+                    <pic:cNvPr id="1304585057" name=""/>
+                    <pic:cNvPicPr/>
+                  </pic:nvPicPr>
+                  <pic:blipFill>
+                    <a:blip r:embed="rId30"/>
+                    <a:stretch>
+                      <a:fillRect/>
+                    </a:stretch>
+                  </pic:blipFill>
+                  <pic:spPr>
+                    <a:xfrm>
+                      <a:off x="0" y="0"/>
+                      <a:ext cx="5274310" cy="3985034"/>
+                    </a:xfrm>
+                    <a:prstGeom prst="rect">
+                      <a:avLst/>
+                    </a:prstGeom>
+                  </pic:spPr>
+                </pic:pic>
+              </a:graphicData>
+            </a:graphic>
+          </wp:inline>
+        </w:drawing>
+      </w:r>
+    </w:p>
+    <w:p>
+      <w:pPr>
+        <w:pStyle w:val="a3"/>
+        <w:keepNext w:val="0"/>
+        <w:keepLines/>
+        <w:jc w:val="center"/>
+        <w:rPr>
+          <w:rFonts w:hint="eastAsia"/>
+        </w:rPr>
+      </w:pPr>
+      <w:r>
+        <w:rPr>
+          <w:rFonts w:ascii="Times New Roman" w:hAnsi="Times New Roman"/>
+        </w:rPr>
+        <w:t>图 5 知识资料库与索引状态</w:t>
+      </w:r>
+    </w:p>
+    <w:p>
+      <w:pPr>
+        <w:widowControl/>
+        <w:spacing w:line="360" w:lineRule="auto"/>
+        <w:ind w:firstLine="480"/>
+        <w:rPr>
+          <w:rFonts w:ascii="Times New Roman" w:eastAsia="宋体" w:hAnsi="Times New Roman" w:cs="Times New Roman"/>
+          <w:sz w:val="24"/>
+          <w:szCs w:val="24"/>
+        </w:rPr>
+      </w:pPr>
+      <w:r>
+        <w:rPr>
+          <w:rFonts w:ascii="Times New Roman" w:eastAsia="宋体" w:hAnsi="Times New Roman"/>
+          <w:sz w:val="24"/>
+          <w:szCs w:val="24"/>
+        </w:rPr>
+        <w:t>知识资料库将资源清单与索引信息集中呈现。图5（a）展示目录及知识卡全文，左侧按标题或来源筛选，右侧阅读章节、公式和条件；图5（b）放大实际统计与状态，标注71份资料文档、128个正文解析片段、71个LightRAG索引片段及就绪状态。任务侧的命中片段与全文入口可关联回这一资料视图，使知识组织、内容查询和依据阅读形成统一入口。</w:t>
       </w:r>
     </w:p>
     <w:p>
@@ -22697,7 +23076,7 @@
                 <w:szCs w:val="24"/>
                 <w:lang w:eastAsia="zh"/>
               </w:rPr>
-              <w:t>展示计划、工具动作、知识入模来源、实际参数、结果引用、返回值及计量摘要。</w:t>
+              <w:t xml:space="preserve">展示任务阶段、计划依赖、模型响应批次、实际工具选择、输入输出及结果回用。</w:t>
             </w:r>
           </w:p>
         </w:tc>
@@ -22772,7 +23151,7 @@
                 <w:szCs w:val="24"/>
                 <w:lang w:eastAsia="zh"/>
               </w:rPr>
-              <w:t>按标题和内容查阅卡片，打开全文及资料来源。</w:t>
+              <w:t>按标题或来源筛选目录，打开全文；转入问答检索正文。</w:t>
             </w:r>
           </w:p>
         </w:tc>
@@ -22958,7 +23337,7 @@
                 <w:szCs w:val="24"/>
                 <w:lang w:eastAsia="zh"/>
               </w:rPr>
-              <w:t>显示工具描述及参数结构；手动试用MCP辅助工具，查看实际输出。</w:t>
+              <w:t>按Agent与MCP分组展示能力及参数；辅助工具手动执行，返回结果与状态。</w:t>
             </w:r>
             <w:r>
               <w:rPr>
@@ -23656,7 +24035,7 @@
                 <w:szCs w:val="24"/>
                 <w:lang w:eastAsia="zh-CN"/>
               </w:rPr>
-              <w:t>显示执行进度、计算结果、检索路径和依据。</w:t>
+              <w:t xml:space="preserve">任务状态、计划、模型事件、工具调用批次、实际输入输出、结果引用及答复。</w:t>
             </w:r>
           </w:p>
         </w:tc>
@@ -24649,47 +25028,47 @@
           <w:sz w:val="24"/>
           <w:szCs w:val="24"/>
         </w:rPr>
-        <w:t>用例</w:t>
-      </w:r>
-      <w:r>
-        <w:rPr>
-          <w:rFonts w:ascii="Times New Roman" w:eastAsia="宋体" w:hAnsi="Times New Roman"/>
-          <w:sz w:val="24"/>
-          <w:szCs w:val="24"/>
-        </w:rPr>
-        <w:t>R01</w:t>
-      </w:r>
-      <w:r>
-        <w:rPr>
-          <w:rFonts w:ascii="Times New Roman" w:eastAsia="宋体" w:hAnsi="Times New Roman"/>
-          <w:sz w:val="24"/>
-          <w:szCs w:val="24"/>
-        </w:rPr>
-        <w:t>的原始问题为：</w:t>
-      </w:r>
-      <w:r>
-        <w:rPr>
-          <w:rFonts w:ascii="Times New Roman" w:eastAsia="宋体" w:hAnsi="Times New Roman"/>
-          <w:sz w:val="24"/>
-          <w:szCs w:val="24"/>
-        </w:rPr>
-        <w:t>“</w:t>
-      </w:r>
-      <w:r>
-        <w:rPr>
-          <w:rFonts w:ascii="Times New Roman" w:eastAsia="宋体" w:hAnsi="Times New Roman"/>
-          <w:sz w:val="24"/>
-          <w:szCs w:val="24"/>
-        </w:rPr>
-        <w:t>请检索本地知识库，解释质量分数与摩尔分数的区别、各自的定义及适用场景，并引用检索到的资料。没有分子量等必要信息时，能否直接将摩尔分数当作质量分数用于混合衡算？</w:t>
-      </w:r>
-      <w:r>
-        <w:rPr>
-          <w:rFonts w:ascii="Times New Roman" w:eastAsia="宋体" w:hAnsi="Times New Roman"/>
-          <w:sz w:val="24"/>
-          <w:szCs w:val="24"/>
-        </w:rPr>
-        <w:t>”</w:t>
+        <w:t>专业知识问答以“定压比热与热负荷有什么关系？简化显热计算需要哪些条件？”为输入。模型围绕比热、显热公式与使用条件组织知识检索，任务通过原文回填形成专业说明，完成后在问答区呈现答复，在依据侧栏展示检索与引用。</w:t>
+      </w:r>
+      <w:r>
+        <w:rPr>
+          <w:rFonts w:ascii="Times New Roman" w:eastAsia="宋体" w:hAnsi="Times New Roman"/>
+          <w:sz w:val="24"/>
+          <w:szCs w:val="24"/>
+        </w:rPr>
+        <w:t/>
+      </w:r>
+      <w:r>
+        <w:rPr>
+          <w:rFonts w:ascii="Times New Roman" w:eastAsia="宋体" w:hAnsi="Times New Roman"/>
+          <w:sz w:val="24"/>
+          <w:szCs w:val="24"/>
+        </w:rPr>
+        <w:t/>
+      </w:r>
+      <w:r>
+        <w:rPr>
+          <w:rFonts w:ascii="Times New Roman" w:eastAsia="宋体" w:hAnsi="Times New Roman"/>
+          <w:sz w:val="24"/>
+          <w:szCs w:val="24"/>
+        </w:rPr>
+        <w:t/>
+      </w:r>
+      <w:r>
+        <w:rPr>
+          <w:rFonts w:ascii="Times New Roman" w:eastAsia="宋体" w:hAnsi="Times New Roman"/>
+          <w:sz w:val="24"/>
+          <w:szCs w:val="24"/>
+        </w:rPr>
+        <w:t/>
+      </w:r>
+      <w:r>
+        <w:rPr>
+          <w:rFonts w:ascii="Times New Roman" w:eastAsia="宋体" w:hAnsi="Times New Roman"/>
+          <w:sz w:val="24"/>
+          <w:szCs w:val="24"/>
+        </w:rPr>
+        <w:t/>
       </w:r>
     </w:p>
     <w:p>
@@ -24709,39 +25088,39 @@
           <w:sz w:val="24"/>
           <w:szCs w:val="24"/>
         </w:rPr>
-        <w:t>模型登记两项知识检索。首次请求</w:t>
-      </w:r>
-      <w:r>
-        <w:rPr>
-          <w:rFonts w:ascii="Times New Roman" w:eastAsia="宋体" w:hAnsi="Times New Roman"/>
-          <w:sz w:val="24"/>
-          <w:szCs w:val="24"/>
-        </w:rPr>
-        <w:t>query</w:t>
-      </w:r>
-      <w:r>
-        <w:rPr>
-          <w:rFonts w:ascii="Times New Roman" w:eastAsia="宋体" w:hAnsi="Times New Roman"/>
-          <w:sz w:val="24"/>
-          <w:szCs w:val="24"/>
-        </w:rPr>
-        <w:t>为</w:t>
-      </w:r>
-      <w:r>
-        <w:rPr>
-          <w:rFonts w:ascii="Times New Roman" w:eastAsia="宋体" w:hAnsi="Times New Roman"/>
-          <w:sz w:val="24"/>
-          <w:szCs w:val="24"/>
-        </w:rPr>
-        <w:t>“</w:t>
-      </w:r>
-      <w:r>
-        <w:rPr>
-          <w:rFonts w:ascii="Times New Roman" w:eastAsia="宋体" w:hAnsi="Times New Roman"/>
-          <w:sz w:val="24"/>
-          <w:szCs w:val="24"/>
-        </w:rPr>
-        <w:t>质量分数与摩尔分数的</w:t>
+        <w:t>本次任务登记1个知识检索步骤，query为“定压比热 显热负荷 计算公式 适用条件”，top_k为3。LightRAG mix返回“显热热负荷计算”“计算结果的合理性检查”“变比热显热的积分形式”3个原文片段；主题词与细节词随检索记录保存，页面可分别查看任务方向、具体概念、命中正文及来源。</w:t>
+      </w:r>
+      <w:r>
+        <w:rPr>
+          <w:rFonts w:ascii="Times New Roman" w:eastAsia="宋体" w:hAnsi="Times New Roman"/>
+          <w:sz w:val="24"/>
+          <w:szCs w:val="24"/>
+        </w:rPr>
+        <w:t/>
+      </w:r>
+      <w:r>
+        <w:rPr>
+          <w:rFonts w:ascii="Times New Roman" w:eastAsia="宋体" w:hAnsi="Times New Roman"/>
+          <w:sz w:val="24"/>
+          <w:szCs w:val="24"/>
+        </w:rPr>
+        <w:t/>
+      </w:r>
+      <w:r>
+        <w:rPr>
+          <w:rFonts w:ascii="Times New Roman" w:eastAsia="宋体" w:hAnsi="Times New Roman"/>
+          <w:sz w:val="24"/>
+          <w:szCs w:val="24"/>
+        </w:rPr>
+        <w:t/>
+      </w:r>
+      <w:r>
+        <w:rPr>
+          <w:rFonts w:ascii="Times New Roman" w:eastAsia="宋体" w:hAnsi="Times New Roman"/>
+          <w:sz w:val="24"/>
+          <w:szCs w:val="24"/>
+        </w:rPr>
+        <w:t/>
       </w:r>
       <w:proofErr w:type="gramStart"/>
       <w:r>
@@ -24750,31 +25129,31 @@
           <w:sz w:val="24"/>
           <w:szCs w:val="24"/>
         </w:rPr>
-        <w:t>定义</w:t>
-      </w:r>
-      <w:r>
-        <w:rPr>
-          <w:rFonts w:ascii="Times New Roman" w:eastAsia="宋体" w:hAnsi="Times New Roman"/>
-          <w:sz w:val="24"/>
-          <w:szCs w:val="24"/>
-        </w:rPr>
-        <w:t xml:space="preserve"> </w:t>
-      </w:r>
-      <w:r>
-        <w:rPr>
-          <w:rFonts w:ascii="Times New Roman" w:eastAsia="宋体" w:hAnsi="Times New Roman"/>
-          <w:sz w:val="24"/>
-          <w:szCs w:val="24"/>
-        </w:rPr>
-        <w:t>区别</w:t>
-      </w:r>
-      <w:r>
-        <w:rPr>
-          <w:rFonts w:ascii="Times New Roman" w:eastAsia="宋体" w:hAnsi="Times New Roman"/>
-          <w:sz w:val="24"/>
-          <w:szCs w:val="24"/>
-        </w:rPr>
-        <w:t xml:space="preserve"> </w:t>
+        <w:t/>
+      </w:r>
+      <w:r>
+        <w:rPr>
+          <w:rFonts w:ascii="Times New Roman" w:eastAsia="宋体" w:hAnsi="Times New Roman"/>
+          <w:sz w:val="24"/>
+          <w:szCs w:val="24"/>
+        </w:rPr>
+        <w:t xml:space="preserve"/>
+      </w:r>
+      <w:r>
+        <w:rPr>
+          <w:rFonts w:ascii="Times New Roman" w:eastAsia="宋体" w:hAnsi="Times New Roman"/>
+          <w:sz w:val="24"/>
+          <w:szCs w:val="24"/>
+        </w:rPr>
+        <w:t/>
+      </w:r>
+      <w:r>
+        <w:rPr>
+          <w:rFonts w:ascii="Times New Roman" w:eastAsia="宋体" w:hAnsi="Times New Roman"/>
+          <w:sz w:val="24"/>
+          <w:szCs w:val="24"/>
+        </w:rPr>
+        <w:t xml:space="preserve"/>
       </w:r>
       <w:proofErr w:type="gramEnd"/>
       <w:r>
@@ -24783,23 +25162,23 @@
           <w:sz w:val="24"/>
           <w:szCs w:val="24"/>
         </w:rPr>
-        <w:t>适用场景</w:t>
-      </w:r>
-      <w:r>
-        <w:rPr>
-          <w:rFonts w:ascii="Times New Roman" w:eastAsia="宋体" w:hAnsi="Times New Roman"/>
-          <w:sz w:val="24"/>
-          <w:szCs w:val="24"/>
-        </w:rPr>
-        <w:t>”</w:t>
-      </w:r>
-      <w:r>
-        <w:rPr>
-          <w:rFonts w:ascii="Times New Roman" w:eastAsia="宋体" w:hAnsi="Times New Roman"/>
-          <w:sz w:val="24"/>
-          <w:szCs w:val="24"/>
-        </w:rPr>
-        <w:t>，</w:t>
+        <w:t/>
+      </w:r>
+      <w:r>
+        <w:rPr>
+          <w:rFonts w:ascii="Times New Roman" w:eastAsia="宋体" w:hAnsi="Times New Roman"/>
+          <w:sz w:val="24"/>
+          <w:szCs w:val="24"/>
+        </w:rPr>
+        <w:t/>
+      </w:r>
+      <w:r>
+        <w:rPr>
+          <w:rFonts w:ascii="Times New Roman" w:eastAsia="宋体" w:hAnsi="Times New Roman"/>
+          <w:sz w:val="24"/>
+          <w:szCs w:val="24"/>
+        </w:rPr>
+        <w:t/>
       </w:r>
       <w:proofErr w:type="spellStart"/>
       <w:r>
@@ -24808,7 +25187,7 @@
           <w:sz w:val="24"/>
           <w:szCs w:val="24"/>
         </w:rPr>
-        <w:t>top_k</w:t>
+        <w:t/>
       </w:r>
       <w:proofErr w:type="spellEnd"/>
       <w:r>
@@ -24817,23 +25196,23 @@
           <w:sz w:val="24"/>
           <w:szCs w:val="24"/>
         </w:rPr>
-        <w:t>为</w:t>
-      </w:r>
-      <w:r>
-        <w:rPr>
-          <w:rFonts w:ascii="Times New Roman" w:eastAsia="宋体" w:hAnsi="Times New Roman"/>
-          <w:sz w:val="24"/>
-          <w:szCs w:val="24"/>
-        </w:rPr>
-        <w:t>3</w:t>
-      </w:r>
-      <w:r>
-        <w:rPr>
-          <w:rFonts w:ascii="Times New Roman" w:eastAsia="宋体" w:hAnsi="Times New Roman"/>
-          <w:sz w:val="24"/>
-          <w:szCs w:val="24"/>
-        </w:rPr>
-        <w:t>；</w:t>
+        <w:t/>
+      </w:r>
+      <w:r>
+        <w:rPr>
+          <w:rFonts w:ascii="Times New Roman" w:eastAsia="宋体" w:hAnsi="Times New Roman"/>
+          <w:sz w:val="24"/>
+          <w:szCs w:val="24"/>
+        </w:rPr>
+        <w:t/>
+      </w:r>
+      <w:r>
+        <w:rPr>
+          <w:rFonts w:ascii="Times New Roman" w:eastAsia="宋体" w:hAnsi="Times New Roman"/>
+          <w:sz w:val="24"/>
+          <w:szCs w:val="24"/>
+        </w:rPr>
+        <w:t/>
       </w:r>
       <w:proofErr w:type="spellStart"/>
       <w:r>
@@ -24842,7 +25221,7 @@
           <w:sz w:val="24"/>
           <w:szCs w:val="24"/>
         </w:rPr>
-        <w:t>LightRAG</w:t>
+        <w:t/>
       </w:r>
       <w:proofErr w:type="spellEnd"/>
       <w:r>
@@ -24851,31 +25230,31 @@
           <w:sz w:val="24"/>
           <w:szCs w:val="24"/>
         </w:rPr>
-        <w:t xml:space="preserve"> mix</w:t>
-      </w:r>
-      <w:r>
-        <w:rPr>
-          <w:rFonts w:ascii="Times New Roman" w:eastAsia="宋体" w:hAnsi="Times New Roman"/>
-          <w:sz w:val="24"/>
-          <w:szCs w:val="24"/>
-        </w:rPr>
-        <w:t>返回主题词</w:t>
-      </w:r>
-      <w:r>
-        <w:rPr>
-          <w:rFonts w:ascii="Times New Roman" w:eastAsia="宋体" w:hAnsi="Times New Roman"/>
-          <w:sz w:val="24"/>
-          <w:szCs w:val="24"/>
-        </w:rPr>
-        <w:t>“</w:t>
-      </w:r>
-      <w:r>
-        <w:rPr>
-          <w:rFonts w:ascii="Times New Roman" w:eastAsia="宋体" w:hAnsi="Times New Roman"/>
-          <w:sz w:val="24"/>
-          <w:szCs w:val="24"/>
-        </w:rPr>
-        <w:t>浓度表示方法、化学计</w:t>
+        <w:t xml:space="preserve"/>
+      </w:r>
+      <w:r>
+        <w:rPr>
+          <w:rFonts w:ascii="Times New Roman" w:eastAsia="宋体" w:hAnsi="Times New Roman"/>
+          <w:sz w:val="24"/>
+          <w:szCs w:val="24"/>
+        </w:rPr>
+        <w:t/>
+      </w:r>
+      <w:r>
+        <w:rPr>
+          <w:rFonts w:ascii="Times New Roman" w:eastAsia="宋体" w:hAnsi="Times New Roman"/>
+          <w:sz w:val="24"/>
+          <w:szCs w:val="24"/>
+        </w:rPr>
+        <w:t/>
+      </w:r>
+      <w:r>
+        <w:rPr>
+          <w:rFonts w:ascii="Times New Roman" w:eastAsia="宋体" w:hAnsi="Times New Roman"/>
+          <w:sz w:val="24"/>
+          <w:szCs w:val="24"/>
+        </w:rPr>
+        <w:t/>
       </w:r>
       <w:r>
         <w:rPr>
@@ -24884,151 +25263,151 @@
           <w:szCs w:val="24"/>
         </w:rPr>
         <w:lastRenderedPageBreak/>
-        <w:t>量</w:t>
-      </w:r>
-      <w:r>
-        <w:rPr>
-          <w:rFonts w:ascii="Times New Roman" w:eastAsia="宋体" w:hAnsi="Times New Roman"/>
-          <w:sz w:val="24"/>
-          <w:szCs w:val="24"/>
-        </w:rPr>
-        <w:t>”</w:t>
-      </w:r>
-      <w:r>
-        <w:rPr>
-          <w:rFonts w:ascii="Times New Roman" w:eastAsia="宋体" w:hAnsi="Times New Roman"/>
-          <w:sz w:val="24"/>
-          <w:szCs w:val="24"/>
-        </w:rPr>
-        <w:t>，细节词</w:t>
-      </w:r>
-      <w:r>
-        <w:rPr>
-          <w:rFonts w:ascii="Times New Roman" w:eastAsia="宋体" w:hAnsi="Times New Roman"/>
-          <w:sz w:val="24"/>
-          <w:szCs w:val="24"/>
-        </w:rPr>
-        <w:t>“</w:t>
-      </w:r>
-      <w:r>
-        <w:rPr>
-          <w:rFonts w:ascii="Times New Roman" w:eastAsia="宋体" w:hAnsi="Times New Roman"/>
-          <w:sz w:val="24"/>
-          <w:szCs w:val="24"/>
-        </w:rPr>
-        <w:t>质量分数、摩尔分数、定义、区别、适用场景</w:t>
-      </w:r>
-      <w:r>
-        <w:rPr>
-          <w:rFonts w:ascii="Times New Roman" w:eastAsia="宋体" w:hAnsi="Times New Roman"/>
-          <w:sz w:val="24"/>
-          <w:szCs w:val="24"/>
-        </w:rPr>
-        <w:t>”</w:t>
-      </w:r>
-      <w:r>
-        <w:rPr>
-          <w:rFonts w:ascii="Times New Roman" w:eastAsia="宋体" w:hAnsi="Times New Roman"/>
-          <w:sz w:val="24"/>
-          <w:szCs w:val="24"/>
-        </w:rPr>
-        <w:t>，命中</w:t>
-      </w:r>
-      <w:r>
-        <w:rPr>
-          <w:rFonts w:ascii="Times New Roman" w:eastAsia="宋体" w:hAnsi="Times New Roman"/>
-          <w:sz w:val="24"/>
-          <w:szCs w:val="24"/>
-        </w:rPr>
-        <w:t>“</w:t>
-      </w:r>
-      <w:r>
-        <w:rPr>
-          <w:rFonts w:ascii="Times New Roman" w:eastAsia="宋体" w:hAnsi="Times New Roman"/>
-          <w:sz w:val="24"/>
-          <w:szCs w:val="24"/>
-        </w:rPr>
-        <w:t>质量分数换算为摩尔分数</w:t>
-      </w:r>
-      <w:r>
-        <w:rPr>
-          <w:rFonts w:ascii="Times New Roman" w:eastAsia="宋体" w:hAnsi="Times New Roman"/>
-          <w:sz w:val="24"/>
-          <w:szCs w:val="24"/>
-        </w:rPr>
-        <w:t>”</w:t>
-      </w:r>
-      <w:r>
-        <w:rPr>
-          <w:rFonts w:ascii="Times New Roman" w:eastAsia="宋体" w:hAnsi="Times New Roman"/>
-          <w:sz w:val="24"/>
-          <w:szCs w:val="24"/>
-        </w:rPr>
-        <w:t>、</w:t>
-      </w:r>
-      <w:r>
-        <w:rPr>
-          <w:rFonts w:ascii="Times New Roman" w:eastAsia="宋体" w:hAnsi="Times New Roman"/>
-          <w:sz w:val="24"/>
-          <w:szCs w:val="24"/>
-        </w:rPr>
-        <w:t>“</w:t>
-      </w:r>
-      <w:r>
-        <w:rPr>
-          <w:rFonts w:ascii="Times New Roman" w:eastAsia="宋体" w:hAnsi="Times New Roman"/>
-          <w:sz w:val="24"/>
-          <w:szCs w:val="24"/>
-        </w:rPr>
-        <w:t>多组分混合的组成闭合检查</w:t>
-      </w:r>
-      <w:r>
-        <w:rPr>
-          <w:rFonts w:ascii="Times New Roman" w:eastAsia="宋体" w:hAnsi="Times New Roman"/>
-          <w:sz w:val="24"/>
-          <w:szCs w:val="24"/>
-        </w:rPr>
-        <w:t>”</w:t>
-      </w:r>
-      <w:r>
-        <w:rPr>
-          <w:rFonts w:ascii="Times New Roman" w:eastAsia="宋体" w:hAnsi="Times New Roman"/>
-          <w:sz w:val="24"/>
-          <w:szCs w:val="24"/>
-        </w:rPr>
-        <w:t>和</w:t>
-      </w:r>
-      <w:r>
-        <w:rPr>
-          <w:rFonts w:ascii="Times New Roman" w:eastAsia="宋体" w:hAnsi="Times New Roman"/>
-          <w:sz w:val="24"/>
-          <w:szCs w:val="24"/>
-        </w:rPr>
-        <w:t>“</w:t>
-      </w:r>
-      <w:r>
-        <w:rPr>
-          <w:rFonts w:ascii="Times New Roman" w:eastAsia="宋体" w:hAnsi="Times New Roman"/>
-          <w:sz w:val="24"/>
-          <w:szCs w:val="24"/>
-        </w:rPr>
-        <w:t>摩尔分数换算为质量分数</w:t>
-      </w:r>
-      <w:r>
-        <w:rPr>
-          <w:rFonts w:ascii="Times New Roman" w:eastAsia="宋体" w:hAnsi="Times New Roman"/>
-          <w:sz w:val="24"/>
-          <w:szCs w:val="24"/>
-        </w:rPr>
-        <w:t>”</w:t>
-      </w:r>
-      <w:r>
-        <w:rPr>
-          <w:rFonts w:ascii="Times New Roman" w:eastAsia="宋体" w:hAnsi="Times New Roman"/>
-          <w:sz w:val="24"/>
-          <w:szCs w:val="24"/>
-        </w:rPr>
-        <w:t>。第二次请求围绕质量基准混合衡算补充依据。</w:t>
+        <w:t/>
+      </w:r>
+      <w:r>
+        <w:rPr>
+          <w:rFonts w:ascii="Times New Roman" w:eastAsia="宋体" w:hAnsi="Times New Roman"/>
+          <w:sz w:val="24"/>
+          <w:szCs w:val="24"/>
+        </w:rPr>
+        <w:t/>
+      </w:r>
+      <w:r>
+        <w:rPr>
+          <w:rFonts w:ascii="Times New Roman" w:eastAsia="宋体" w:hAnsi="Times New Roman"/>
+          <w:sz w:val="24"/>
+          <w:szCs w:val="24"/>
+        </w:rPr>
+        <w:t/>
+      </w:r>
+      <w:r>
+        <w:rPr>
+          <w:rFonts w:ascii="Times New Roman" w:eastAsia="宋体" w:hAnsi="Times New Roman"/>
+          <w:sz w:val="24"/>
+          <w:szCs w:val="24"/>
+        </w:rPr>
+        <w:t/>
+      </w:r>
+      <w:r>
+        <w:rPr>
+          <w:rFonts w:ascii="Times New Roman" w:eastAsia="宋体" w:hAnsi="Times New Roman"/>
+          <w:sz w:val="24"/>
+          <w:szCs w:val="24"/>
+        </w:rPr>
+        <w:t/>
+      </w:r>
+      <w:r>
+        <w:rPr>
+          <w:rFonts w:ascii="Times New Roman" w:eastAsia="宋体" w:hAnsi="Times New Roman"/>
+          <w:sz w:val="24"/>
+          <w:szCs w:val="24"/>
+        </w:rPr>
+        <w:t/>
+      </w:r>
+      <w:r>
+        <w:rPr>
+          <w:rFonts w:ascii="Times New Roman" w:eastAsia="宋体" w:hAnsi="Times New Roman"/>
+          <w:sz w:val="24"/>
+          <w:szCs w:val="24"/>
+        </w:rPr>
+        <w:t/>
+      </w:r>
+      <w:r>
+        <w:rPr>
+          <w:rFonts w:ascii="Times New Roman" w:eastAsia="宋体" w:hAnsi="Times New Roman"/>
+          <w:sz w:val="24"/>
+          <w:szCs w:val="24"/>
+        </w:rPr>
+        <w:t/>
+      </w:r>
+      <w:r>
+        <w:rPr>
+          <w:rFonts w:ascii="Times New Roman" w:eastAsia="宋体" w:hAnsi="Times New Roman"/>
+          <w:sz w:val="24"/>
+          <w:szCs w:val="24"/>
+        </w:rPr>
+        <w:t/>
+      </w:r>
+      <w:r>
+        <w:rPr>
+          <w:rFonts w:ascii="Times New Roman" w:eastAsia="宋体" w:hAnsi="Times New Roman"/>
+          <w:sz w:val="24"/>
+          <w:szCs w:val="24"/>
+        </w:rPr>
+        <w:t/>
+      </w:r>
+      <w:r>
+        <w:rPr>
+          <w:rFonts w:ascii="Times New Roman" w:eastAsia="宋体" w:hAnsi="Times New Roman"/>
+          <w:sz w:val="24"/>
+          <w:szCs w:val="24"/>
+        </w:rPr>
+        <w:t/>
+      </w:r>
+      <w:r>
+        <w:rPr>
+          <w:rFonts w:ascii="Times New Roman" w:eastAsia="宋体" w:hAnsi="Times New Roman"/>
+          <w:sz w:val="24"/>
+          <w:szCs w:val="24"/>
+        </w:rPr>
+        <w:t/>
+      </w:r>
+      <w:r>
+        <w:rPr>
+          <w:rFonts w:ascii="Times New Roman" w:eastAsia="宋体" w:hAnsi="Times New Roman"/>
+          <w:sz w:val="24"/>
+          <w:szCs w:val="24"/>
+        </w:rPr>
+        <w:t/>
+      </w:r>
+      <w:r>
+        <w:rPr>
+          <w:rFonts w:ascii="Times New Roman" w:eastAsia="宋体" w:hAnsi="Times New Roman"/>
+          <w:sz w:val="24"/>
+          <w:szCs w:val="24"/>
+        </w:rPr>
+        <w:t/>
+      </w:r>
+      <w:r>
+        <w:rPr>
+          <w:rFonts w:ascii="Times New Roman" w:eastAsia="宋体" w:hAnsi="Times New Roman"/>
+          <w:sz w:val="24"/>
+          <w:szCs w:val="24"/>
+        </w:rPr>
+        <w:t/>
+      </w:r>
+      <w:r>
+        <w:rPr>
+          <w:rFonts w:ascii="Times New Roman" w:eastAsia="宋体" w:hAnsi="Times New Roman"/>
+          <w:sz w:val="24"/>
+          <w:szCs w:val="24"/>
+        </w:rPr>
+        <w:t/>
+      </w:r>
+      <w:r>
+        <w:rPr>
+          <w:rFonts w:ascii="Times New Roman" w:eastAsia="宋体" w:hAnsi="Times New Roman"/>
+          <w:sz w:val="24"/>
+          <w:szCs w:val="24"/>
+        </w:rPr>
+        <w:t/>
+      </w:r>
+      <w:r>
+        <w:rPr>
+          <w:rFonts w:ascii="Times New Roman" w:eastAsia="宋体" w:hAnsi="Times New Roman"/>
+          <w:sz w:val="24"/>
+          <w:szCs w:val="24"/>
+        </w:rPr>
+        <w:t/>
+      </w:r>
+      <w:r>
+        <w:rPr>
+          <w:rFonts w:ascii="Times New Roman" w:eastAsia="宋体" w:hAnsi="Times New Roman"/>
+          <w:sz w:val="24"/>
+          <w:szCs w:val="24"/>
+        </w:rPr>
+        <w:t/>
       </w:r>
     </w:p>
     <w:p>
@@ -25048,79 +25427,79 @@
           <w:sz w:val="24"/>
           <w:szCs w:val="24"/>
         </w:rPr>
-        <w:t>第一条命中正文经符号整理后的关键内容为：</w:t>
-      </w:r>
-      <w:r>
-        <w:rPr>
-          <w:rFonts w:ascii="Times New Roman" w:eastAsia="宋体" w:hAnsi="Times New Roman"/>
-          <w:sz w:val="24"/>
-          <w:szCs w:val="24"/>
-        </w:rPr>
-        <w:t>“</w:t>
-      </w:r>
-      <w:r>
-        <w:rPr>
-          <w:rFonts w:ascii="Times New Roman" w:eastAsia="宋体" w:hAnsi="Times New Roman"/>
-          <w:sz w:val="24"/>
-          <w:szCs w:val="24"/>
-        </w:rPr>
-        <w:t>已知全部组分质量分数</w:t>
-      </w:r>
-      <w:r>
-        <w:rPr>
-          <w:rFonts w:ascii="Times New Roman" w:eastAsia="宋体" w:hAnsi="Times New Roman"/>
-          <w:sz w:val="24"/>
-          <w:szCs w:val="24"/>
-        </w:rPr>
-        <w:t>wᵢ</w:t>
-      </w:r>
-      <w:r>
-        <w:rPr>
-          <w:rFonts w:ascii="Times New Roman" w:eastAsia="宋体" w:hAnsi="Times New Roman"/>
-          <w:sz w:val="24"/>
-          <w:szCs w:val="24"/>
-        </w:rPr>
-        <w:t>和摩尔质量</w:t>
-      </w:r>
-      <w:r>
-        <w:rPr>
-          <w:rFonts w:ascii="Times New Roman" w:eastAsia="宋体" w:hAnsi="Times New Roman"/>
-          <w:sz w:val="24"/>
-          <w:szCs w:val="24"/>
-        </w:rPr>
-        <w:t>Mᵢ</w:t>
-      </w:r>
-      <w:r>
-        <w:rPr>
-          <w:rFonts w:ascii="Times New Roman" w:eastAsia="宋体" w:hAnsi="Times New Roman"/>
-          <w:sz w:val="24"/>
-          <w:szCs w:val="24"/>
-        </w:rPr>
-        <w:t>，取总质量为计算基准，由</w:t>
-      </w:r>
-      <w:r>
-        <w:rPr>
-          <w:rFonts w:ascii="Times New Roman" w:eastAsia="宋体" w:hAnsi="Times New Roman"/>
-          <w:sz w:val="24"/>
-          <w:szCs w:val="24"/>
-        </w:rPr>
-        <w:t>nᵢ=mᵢ/Mᵢ</w:t>
-      </w:r>
-      <w:r>
-        <w:rPr>
-          <w:rFonts w:ascii="Times New Roman" w:eastAsia="宋体" w:hAnsi="Times New Roman"/>
-          <w:sz w:val="24"/>
-          <w:szCs w:val="24"/>
-        </w:rPr>
-        <w:t>得</w:t>
-      </w:r>
-      <w:r>
-        <w:rPr>
-          <w:rFonts w:ascii="Times New Roman" w:eastAsia="宋体" w:hAnsi="Times New Roman"/>
-          <w:sz w:val="24"/>
-          <w:szCs w:val="24"/>
-        </w:rPr>
-        <w:t>xᵢ=</w:t>
+        <w:t>命中知识分别提供单相恒比热显热公式、计算量纲与合理性核对、比热随温度变化时的积分表达。质量比热描述单位质量物料升高单位温差所需的显热，热负荷按质量流率、区间适用比热和温差组织计算。恒比热公式与变比热积分分别对应相应物性条件，知识原文同时说明所需参数及适用过程。</w:t>
+      </w:r>
+      <w:r>
+        <w:rPr>
+          <w:rFonts w:ascii="Times New Roman" w:eastAsia="宋体" w:hAnsi="Times New Roman"/>
+          <w:sz w:val="24"/>
+          <w:szCs w:val="24"/>
+        </w:rPr>
+        <w:t/>
+      </w:r>
+      <w:r>
+        <w:rPr>
+          <w:rFonts w:ascii="Times New Roman" w:eastAsia="宋体" w:hAnsi="Times New Roman"/>
+          <w:sz w:val="24"/>
+          <w:szCs w:val="24"/>
+        </w:rPr>
+        <w:t/>
+      </w:r>
+      <w:r>
+        <w:rPr>
+          <w:rFonts w:ascii="Times New Roman" w:eastAsia="宋体" w:hAnsi="Times New Roman"/>
+          <w:sz w:val="24"/>
+          <w:szCs w:val="24"/>
+        </w:rPr>
+        <w:t/>
+      </w:r>
+      <w:r>
+        <w:rPr>
+          <w:rFonts w:ascii="Times New Roman" w:eastAsia="宋体" w:hAnsi="Times New Roman"/>
+          <w:sz w:val="24"/>
+          <w:szCs w:val="24"/>
+        </w:rPr>
+        <w:t/>
+      </w:r>
+      <w:r>
+        <w:rPr>
+          <w:rFonts w:ascii="Times New Roman" w:eastAsia="宋体" w:hAnsi="Times New Roman"/>
+          <w:sz w:val="24"/>
+          <w:szCs w:val="24"/>
+        </w:rPr>
+        <w:t/>
+      </w:r>
+      <w:r>
+        <w:rPr>
+          <w:rFonts w:ascii="Times New Roman" w:eastAsia="宋体" w:hAnsi="Times New Roman"/>
+          <w:sz w:val="24"/>
+          <w:szCs w:val="24"/>
+        </w:rPr>
+        <w:t/>
+      </w:r>
+      <w:r>
+        <w:rPr>
+          <w:rFonts w:ascii="Times New Roman" w:eastAsia="宋体" w:hAnsi="Times New Roman"/>
+          <w:sz w:val="24"/>
+          <w:szCs w:val="24"/>
+        </w:rPr>
+        <w:t/>
+      </w:r>
+      <w:r>
+        <w:rPr>
+          <w:rFonts w:ascii="Times New Roman" w:eastAsia="宋体" w:hAnsi="Times New Roman"/>
+          <w:sz w:val="24"/>
+          <w:szCs w:val="24"/>
+        </w:rPr>
+        <w:t/>
+      </w:r>
+      <w:r>
+        <w:rPr>
+          <w:rFonts w:ascii="Times New Roman" w:eastAsia="宋体" w:hAnsi="Times New Roman"/>
+          <w:sz w:val="24"/>
+          <w:szCs w:val="24"/>
+        </w:rPr>
+        <w:t/>
       </w:r>
       <w:proofErr w:type="gramStart"/>
       <w:r>
@@ -25129,7 +25508,7 @@
           <w:sz w:val="24"/>
           <w:szCs w:val="24"/>
         </w:rPr>
-        <w:t>(wᵢ/Mᵢ)</w:t>
+        <w:t/>
       </w:r>
       <w:proofErr w:type="gramEnd"/>
       <w:r>
@@ -25138,7 +25517,7 @@
           <w:sz w:val="24"/>
           <w:szCs w:val="24"/>
         </w:rPr>
-        <w:t>/Σⱼ</w:t>
+        <w:t/>
       </w:r>
       <w:proofErr w:type="gramStart"/>
       <w:r>
@@ -25147,7 +25526,7 @@
           <w:sz w:val="24"/>
           <w:szCs w:val="24"/>
         </w:rPr>
-        <w:t>(wⱼ/Mⱼ)</w:t>
+        <w:t/>
       </w:r>
       <w:proofErr w:type="gramEnd"/>
       <w:r>
@@ -25156,55 +25535,55 @@
           <w:sz w:val="24"/>
           <w:szCs w:val="24"/>
         </w:rPr>
-        <w:t>。</w:t>
-      </w:r>
-      <w:r>
-        <w:rPr>
-          <w:rFonts w:ascii="Times New Roman" w:eastAsia="宋体" w:hAnsi="Times New Roman"/>
-          <w:sz w:val="24"/>
-          <w:szCs w:val="24"/>
-        </w:rPr>
-        <w:t>”</w:t>
-      </w:r>
-      <w:r>
-        <w:rPr>
-          <w:rFonts w:ascii="Times New Roman" w:eastAsia="宋体" w:hAnsi="Times New Roman"/>
-          <w:sz w:val="24"/>
-          <w:szCs w:val="24"/>
-        </w:rPr>
-        <w:t>标题、原文、</w:t>
-      </w:r>
-      <w:r>
-        <w:rPr>
-          <w:rFonts w:ascii="Times New Roman" w:eastAsia="宋体" w:hAnsi="Times New Roman"/>
-          <w:sz w:val="24"/>
-          <w:szCs w:val="24"/>
-        </w:rPr>
-        <w:t>IUPAC</w:t>
-      </w:r>
-      <w:r>
-        <w:rPr>
-          <w:rFonts w:ascii="Times New Roman" w:eastAsia="宋体" w:hAnsi="Times New Roman"/>
-          <w:sz w:val="24"/>
-          <w:szCs w:val="24"/>
-        </w:rPr>
-        <w:t>出处和片段编号随</w:t>
-      </w:r>
-      <w:r>
-        <w:rPr>
-          <w:rFonts w:ascii="Times New Roman" w:eastAsia="宋体" w:hAnsi="Times New Roman"/>
-          <w:sz w:val="24"/>
-          <w:szCs w:val="24"/>
-        </w:rPr>
-        <w:t>hits</w:t>
-      </w:r>
-      <w:r>
-        <w:rPr>
-          <w:rFonts w:ascii="Times New Roman" w:eastAsia="宋体" w:hAnsi="Times New Roman"/>
-          <w:sz w:val="24"/>
-          <w:szCs w:val="24"/>
-        </w:rPr>
-        <w:t>一并回填模型；对应关系描述连接质量分数、摩尔分数及换算条件。</w:t>
+        <w:t/>
+      </w:r>
+      <w:r>
+        <w:rPr>
+          <w:rFonts w:ascii="Times New Roman" w:eastAsia="宋体" w:hAnsi="Times New Roman"/>
+          <w:sz w:val="24"/>
+          <w:szCs w:val="24"/>
+        </w:rPr>
+        <w:t/>
+      </w:r>
+      <w:r>
+        <w:rPr>
+          <w:rFonts w:ascii="Times New Roman" w:eastAsia="宋体" w:hAnsi="Times New Roman"/>
+          <w:sz w:val="24"/>
+          <w:szCs w:val="24"/>
+        </w:rPr>
+        <w:t/>
+      </w:r>
+      <w:r>
+        <w:rPr>
+          <w:rFonts w:ascii="Times New Roman" w:eastAsia="宋体" w:hAnsi="Times New Roman"/>
+          <w:sz w:val="24"/>
+          <w:szCs w:val="24"/>
+        </w:rPr>
+        <w:t/>
+      </w:r>
+      <w:r>
+        <w:rPr>
+          <w:rFonts w:ascii="Times New Roman" w:eastAsia="宋体" w:hAnsi="Times New Roman"/>
+          <w:sz w:val="24"/>
+          <w:szCs w:val="24"/>
+        </w:rPr>
+        <w:t/>
+      </w:r>
+      <w:r>
+        <w:rPr>
+          <w:rFonts w:ascii="Times New Roman" w:eastAsia="宋体" w:hAnsi="Times New Roman"/>
+          <w:sz w:val="24"/>
+          <w:szCs w:val="24"/>
+        </w:rPr>
+        <w:t/>
+      </w:r>
+      <w:r>
+        <w:rPr>
+          <w:rFonts w:ascii="Times New Roman" w:eastAsia="宋体" w:hAnsi="Times New Roman"/>
+          <w:sz w:val="24"/>
+          <w:szCs w:val="24"/>
+        </w:rPr>
+        <w:t/>
       </w:r>
     </w:p>
     <w:p>
@@ -25224,7 +25603,7 @@
           <w:sz w:val="24"/>
           <w:szCs w:val="24"/>
         </w:rPr>
-        <w:t>本次工具观察外层保存</w:t>
+        <w:t>成功检索返回对象保存步骤、状态、查询与hits，各片段包含标题、正文、来源和标识。工具观察回填后，记录模块将3个片段的标识与正文匹配到第3、4次成功模型请求，形成context_evidence。执行审计的“知识进入模型上下文”显示“已匹配输入”，展开后逐条呈现知识标题及请求编号，说明专业原文已参与任务处理。</w:t>
       </w:r>
       <w:proofErr w:type="spellStart"/>
       <w:r>
@@ -25233,7 +25612,7 @@
           <w:sz w:val="24"/>
           <w:szCs w:val="24"/>
         </w:rPr>
-        <w:t>step_id</w:t>
+        <w:t/>
       </w:r>
       <w:proofErr w:type="spellEnd"/>
       <w:r>
@@ -25242,183 +25621,183 @@
           <w:sz w:val="24"/>
           <w:szCs w:val="24"/>
         </w:rPr>
-        <w:t>=s1</w:t>
-      </w:r>
-      <w:r>
-        <w:rPr>
-          <w:rFonts w:ascii="Times New Roman" w:eastAsia="宋体" w:hAnsi="Times New Roman"/>
-          <w:sz w:val="24"/>
-          <w:szCs w:val="24"/>
-        </w:rPr>
-        <w:t>、</w:t>
-      </w:r>
-      <w:r>
-        <w:rPr>
-          <w:rFonts w:ascii="Times New Roman" w:eastAsia="宋体" w:hAnsi="Times New Roman"/>
-          <w:sz w:val="24"/>
-          <w:szCs w:val="24"/>
-        </w:rPr>
-        <w:t>status=succeeded</w:t>
-      </w:r>
-      <w:r>
-        <w:rPr>
-          <w:rFonts w:ascii="Times New Roman" w:eastAsia="宋体" w:hAnsi="Times New Roman"/>
-          <w:sz w:val="24"/>
-          <w:szCs w:val="24"/>
-        </w:rPr>
-        <w:t>；</w:t>
-      </w:r>
-      <w:r>
-        <w:rPr>
-          <w:rFonts w:ascii="Times New Roman" w:eastAsia="宋体" w:hAnsi="Times New Roman"/>
-          <w:sz w:val="24"/>
-          <w:szCs w:val="24"/>
-        </w:rPr>
-        <w:t>output</w:t>
-      </w:r>
-      <w:r>
-        <w:rPr>
-          <w:rFonts w:ascii="Times New Roman" w:eastAsia="宋体" w:hAnsi="Times New Roman"/>
-          <w:sz w:val="24"/>
-          <w:szCs w:val="24"/>
-        </w:rPr>
-        <w:t>保存</w:t>
-      </w:r>
-      <w:r>
-        <w:rPr>
-          <w:rFonts w:ascii="Times New Roman" w:eastAsia="宋体" w:hAnsi="Times New Roman"/>
-          <w:sz w:val="24"/>
-          <w:szCs w:val="24"/>
-        </w:rPr>
-        <w:t>query</w:t>
-      </w:r>
-      <w:r>
-        <w:rPr>
-          <w:rFonts w:ascii="Times New Roman" w:eastAsia="宋体" w:hAnsi="Times New Roman"/>
-          <w:sz w:val="24"/>
-          <w:szCs w:val="24"/>
-        </w:rPr>
-        <w:t>、</w:t>
-      </w:r>
-      <w:r>
-        <w:rPr>
-          <w:rFonts w:ascii="Times New Roman" w:eastAsia="宋体" w:hAnsi="Times New Roman"/>
-          <w:sz w:val="24"/>
-          <w:szCs w:val="24"/>
-        </w:rPr>
-        <w:t>hits</w:t>
-      </w:r>
-      <w:r>
-        <w:rPr>
-          <w:rFonts w:ascii="Times New Roman" w:eastAsia="宋体" w:hAnsi="Times New Roman"/>
-          <w:sz w:val="24"/>
-          <w:szCs w:val="24"/>
-        </w:rPr>
-        <w:t>与</w:t>
-      </w:r>
-      <w:r>
-        <w:rPr>
-          <w:rFonts w:ascii="Times New Roman" w:eastAsia="宋体" w:hAnsi="Times New Roman"/>
-          <w:sz w:val="24"/>
-          <w:szCs w:val="24"/>
-        </w:rPr>
-        <w:t>retrieval</w:t>
-      </w:r>
-      <w:r>
-        <w:rPr>
-          <w:rFonts w:ascii="Times New Roman" w:eastAsia="宋体" w:hAnsi="Times New Roman"/>
-          <w:sz w:val="24"/>
-          <w:szCs w:val="24"/>
-        </w:rPr>
-        <w:t>。首条片段标识为</w:t>
-      </w:r>
-      <w:r>
-        <w:rPr>
-          <w:rFonts w:ascii="Times New Roman" w:eastAsia="宋体" w:hAnsi="Times New Roman"/>
-          <w:sz w:val="24"/>
-          <w:szCs w:val="24"/>
-        </w:rPr>
-        <w:t>doc-be313beab8aacb7fb959c958-chunk-000</w:t>
-      </w:r>
-      <w:r>
-        <w:rPr>
-          <w:rFonts w:ascii="Times New Roman" w:eastAsia="宋体" w:hAnsi="Times New Roman"/>
-          <w:sz w:val="24"/>
-          <w:szCs w:val="24"/>
-        </w:rPr>
-        <w:t>，映射到</w:t>
-      </w:r>
-      <w:r>
-        <w:rPr>
-          <w:rFonts w:ascii="Times New Roman" w:eastAsia="宋体" w:hAnsi="Times New Roman"/>
-          <w:sz w:val="24"/>
-          <w:szCs w:val="24"/>
-        </w:rPr>
-        <w:t>47</w:t>
-      </w:r>
-      <w:r>
-        <w:rPr>
-          <w:rFonts w:ascii="Times New Roman" w:eastAsia="宋体" w:hAnsi="Times New Roman"/>
-          <w:sz w:val="24"/>
-          <w:szCs w:val="24"/>
-        </w:rPr>
-        <w:t>号知识卡；摩尔分数换成质量分数对应</w:t>
-      </w:r>
-      <w:r>
-        <w:rPr>
-          <w:rFonts w:ascii="Times New Roman" w:eastAsia="宋体" w:hAnsi="Times New Roman"/>
-          <w:sz w:val="24"/>
-          <w:szCs w:val="24"/>
-        </w:rPr>
-        <w:t>doc-55735c4ac51e13d68a0a0658-chunk-000</w:t>
-      </w:r>
-      <w:r>
-        <w:rPr>
-          <w:rFonts w:ascii="Times New Roman" w:eastAsia="宋体" w:hAnsi="Times New Roman"/>
-          <w:sz w:val="24"/>
-          <w:szCs w:val="24"/>
-        </w:rPr>
-        <w:t>，映射到</w:t>
-      </w:r>
-      <w:r>
-        <w:rPr>
-          <w:rFonts w:ascii="Times New Roman" w:eastAsia="宋体" w:hAnsi="Times New Roman"/>
-          <w:sz w:val="24"/>
-          <w:szCs w:val="24"/>
-        </w:rPr>
-        <w:t>48</w:t>
-      </w:r>
-      <w:r>
-        <w:rPr>
-          <w:rFonts w:ascii="Times New Roman" w:eastAsia="宋体" w:hAnsi="Times New Roman"/>
-          <w:sz w:val="24"/>
-          <w:szCs w:val="24"/>
-        </w:rPr>
-        <w:t>号知识卡。引用标识在回填和最终提交中保持一致，全文字段见</w:t>
-      </w:r>
-      <w:r>
-        <w:rPr>
-          <w:rFonts w:ascii="Times New Roman" w:eastAsia="宋体" w:hAnsi="Times New Roman"/>
-          <w:sz w:val="24"/>
-          <w:szCs w:val="24"/>
-        </w:rPr>
-        <w:t>R01</w:t>
-      </w:r>
-      <w:r>
-        <w:rPr>
-          <w:rFonts w:ascii="Times New Roman" w:eastAsia="宋体" w:hAnsi="Times New Roman"/>
-          <w:sz w:val="24"/>
-          <w:szCs w:val="24"/>
-        </w:rPr>
-        <w:t>的</w:t>
-      </w:r>
-      <w:r>
-        <w:rPr>
-          <w:rFonts w:ascii="Times New Roman" w:eastAsia="宋体" w:hAnsi="Times New Roman"/>
-          <w:sz w:val="24"/>
-          <w:szCs w:val="24"/>
-        </w:rPr>
-        <w:t>calls[0].</w:t>
+        <w:t/>
+      </w:r>
+      <w:r>
+        <w:rPr>
+          <w:rFonts w:ascii="Times New Roman" w:eastAsia="宋体" w:hAnsi="Times New Roman"/>
+          <w:sz w:val="24"/>
+          <w:szCs w:val="24"/>
+        </w:rPr>
+        <w:t/>
+      </w:r>
+      <w:r>
+        <w:rPr>
+          <w:rFonts w:ascii="Times New Roman" w:eastAsia="宋体" w:hAnsi="Times New Roman"/>
+          <w:sz w:val="24"/>
+          <w:szCs w:val="24"/>
+        </w:rPr>
+        <w:t/>
+      </w:r>
+      <w:r>
+        <w:rPr>
+          <w:rFonts w:ascii="Times New Roman" w:eastAsia="宋体" w:hAnsi="Times New Roman"/>
+          <w:sz w:val="24"/>
+          <w:szCs w:val="24"/>
+        </w:rPr>
+        <w:t/>
+      </w:r>
+      <w:r>
+        <w:rPr>
+          <w:rFonts w:ascii="Times New Roman" w:eastAsia="宋体" w:hAnsi="Times New Roman"/>
+          <w:sz w:val="24"/>
+          <w:szCs w:val="24"/>
+        </w:rPr>
+        <w:t/>
+      </w:r>
+      <w:r>
+        <w:rPr>
+          <w:rFonts w:ascii="Times New Roman" w:eastAsia="宋体" w:hAnsi="Times New Roman"/>
+          <w:sz w:val="24"/>
+          <w:szCs w:val="24"/>
+        </w:rPr>
+        <w:t/>
+      </w:r>
+      <w:r>
+        <w:rPr>
+          <w:rFonts w:ascii="Times New Roman" w:eastAsia="宋体" w:hAnsi="Times New Roman"/>
+          <w:sz w:val="24"/>
+          <w:szCs w:val="24"/>
+        </w:rPr>
+        <w:t/>
+      </w:r>
+      <w:r>
+        <w:rPr>
+          <w:rFonts w:ascii="Times New Roman" w:eastAsia="宋体" w:hAnsi="Times New Roman"/>
+          <w:sz w:val="24"/>
+          <w:szCs w:val="24"/>
+        </w:rPr>
+        <w:t/>
+      </w:r>
+      <w:r>
+        <w:rPr>
+          <w:rFonts w:ascii="Times New Roman" w:eastAsia="宋体" w:hAnsi="Times New Roman"/>
+          <w:sz w:val="24"/>
+          <w:szCs w:val="24"/>
+        </w:rPr>
+        <w:t/>
+      </w:r>
+      <w:r>
+        <w:rPr>
+          <w:rFonts w:ascii="Times New Roman" w:eastAsia="宋体" w:hAnsi="Times New Roman"/>
+          <w:sz w:val="24"/>
+          <w:szCs w:val="24"/>
+        </w:rPr>
+        <w:t/>
+      </w:r>
+      <w:r>
+        <w:rPr>
+          <w:rFonts w:ascii="Times New Roman" w:eastAsia="宋体" w:hAnsi="Times New Roman"/>
+          <w:sz w:val="24"/>
+          <w:szCs w:val="24"/>
+        </w:rPr>
+        <w:t/>
+      </w:r>
+      <w:r>
+        <w:rPr>
+          <w:rFonts w:ascii="Times New Roman" w:eastAsia="宋体" w:hAnsi="Times New Roman"/>
+          <w:sz w:val="24"/>
+          <w:szCs w:val="24"/>
+        </w:rPr>
+        <w:t/>
+      </w:r>
+      <w:r>
+        <w:rPr>
+          <w:rFonts w:ascii="Times New Roman" w:eastAsia="宋体" w:hAnsi="Times New Roman"/>
+          <w:sz w:val="24"/>
+          <w:szCs w:val="24"/>
+        </w:rPr>
+        <w:t/>
+      </w:r>
+      <w:r>
+        <w:rPr>
+          <w:rFonts w:ascii="Times New Roman" w:eastAsia="宋体" w:hAnsi="Times New Roman"/>
+          <w:sz w:val="24"/>
+          <w:szCs w:val="24"/>
+        </w:rPr>
+        <w:t/>
+      </w:r>
+      <w:r>
+        <w:rPr>
+          <w:rFonts w:ascii="Times New Roman" w:eastAsia="宋体" w:hAnsi="Times New Roman"/>
+          <w:sz w:val="24"/>
+          <w:szCs w:val="24"/>
+        </w:rPr>
+        <w:t/>
+      </w:r>
+      <w:r>
+        <w:rPr>
+          <w:rFonts w:ascii="Times New Roman" w:eastAsia="宋体" w:hAnsi="Times New Roman"/>
+          <w:sz w:val="24"/>
+          <w:szCs w:val="24"/>
+        </w:rPr>
+        <w:t/>
+      </w:r>
+      <w:r>
+        <w:rPr>
+          <w:rFonts w:ascii="Times New Roman" w:eastAsia="宋体" w:hAnsi="Times New Roman"/>
+          <w:sz w:val="24"/>
+          <w:szCs w:val="24"/>
+        </w:rPr>
+        <w:t/>
+      </w:r>
+      <w:r>
+        <w:rPr>
+          <w:rFonts w:ascii="Times New Roman" w:eastAsia="宋体" w:hAnsi="Times New Roman"/>
+          <w:sz w:val="24"/>
+          <w:szCs w:val="24"/>
+        </w:rPr>
+        <w:t/>
+      </w:r>
+      <w:r>
+        <w:rPr>
+          <w:rFonts w:ascii="Times New Roman" w:eastAsia="宋体" w:hAnsi="Times New Roman"/>
+          <w:sz w:val="24"/>
+          <w:szCs w:val="24"/>
+        </w:rPr>
+        <w:t/>
+      </w:r>
+      <w:r>
+        <w:rPr>
+          <w:rFonts w:ascii="Times New Roman" w:eastAsia="宋体" w:hAnsi="Times New Roman"/>
+          <w:sz w:val="24"/>
+          <w:szCs w:val="24"/>
+        </w:rPr>
+        <w:t/>
+      </w:r>
+      <w:r>
+        <w:rPr>
+          <w:rFonts w:ascii="Times New Roman" w:eastAsia="宋体" w:hAnsi="Times New Roman"/>
+          <w:sz w:val="24"/>
+          <w:szCs w:val="24"/>
+        </w:rPr>
+        <w:t/>
+      </w:r>
+      <w:r>
+        <w:rPr>
+          <w:rFonts w:ascii="Times New Roman" w:eastAsia="宋体" w:hAnsi="Times New Roman"/>
+          <w:sz w:val="24"/>
+          <w:szCs w:val="24"/>
+        </w:rPr>
+        <w:t/>
+      </w:r>
+      <w:r>
+        <w:rPr>
+          <w:rFonts w:ascii="Times New Roman" w:eastAsia="宋体" w:hAnsi="Times New Roman"/>
+          <w:sz w:val="24"/>
+          <w:szCs w:val="24"/>
+        </w:rPr>
+        <w:t/>
       </w:r>
       <w:proofErr w:type="spellStart"/>
       <w:r>
@@ -25427,7 +25806,7 @@
           <w:sz w:val="24"/>
           <w:szCs w:val="24"/>
         </w:rPr>
-        <w:t>output.hits</w:t>
+        <w:t/>
       </w:r>
       <w:proofErr w:type="spellEnd"/>
       <w:r>
@@ -25436,7 +25815,7 @@
           <w:sz w:val="24"/>
           <w:szCs w:val="24"/>
         </w:rPr>
-        <w:t>。</w:t>
+        <w:t/>
       </w:r>
     </w:p>
     <w:p>
@@ -25456,23 +25835,23 @@
           <w:sz w:val="24"/>
           <w:szCs w:val="24"/>
         </w:rPr>
-        <w:t>最终答复分别解释质量分数和摩尔分数的定义、换算关系、适用场景及所需组成信息。实际说明经符号整理后为：</w:t>
-      </w:r>
-      <w:r>
-        <w:rPr>
-          <w:rFonts w:ascii="Times New Roman" w:eastAsia="宋体" w:hAnsi="Times New Roman"/>
-          <w:sz w:val="24"/>
-          <w:szCs w:val="24"/>
-        </w:rPr>
-        <w:t>“</w:t>
-      </w:r>
-      <w:r>
-        <w:rPr>
-          <w:rFonts w:ascii="Times New Roman" w:eastAsia="宋体" w:hAnsi="Times New Roman"/>
-          <w:sz w:val="24"/>
-          <w:szCs w:val="24"/>
-        </w:rPr>
-        <w:t>质量分数：用于质量基准的物料衡算、混合与稀释计算，组分质量</w:t>
+        <w:t>最终答复解释定压质量比热、质量流量和温差对显热负荷的作用，列出稳态、单相、恒比热、无反应及简化能量项等计算条件。citations保存上述3个实际命中片段，引用依据逐条标记“回答已引用”，用户可查看原文及完整知识卡；任务状态为completed。此任务完成知识解释，数值工具阶段按实际记录显示“本轮未调用”。</w:t>
+      </w:r>
+      <w:r>
+        <w:rPr>
+          <w:rFonts w:ascii="Times New Roman" w:eastAsia="宋体" w:hAnsi="Times New Roman"/>
+          <w:sz w:val="24"/>
+          <w:szCs w:val="24"/>
+        </w:rPr>
+        <w:t/>
+      </w:r>
+      <w:r>
+        <w:rPr>
+          <w:rFonts w:ascii="Times New Roman" w:eastAsia="宋体" w:hAnsi="Times New Roman"/>
+          <w:sz w:val="24"/>
+          <w:szCs w:val="24"/>
+        </w:rPr>
+        <w:t/>
       </w:r>
       <w:proofErr w:type="gramStart"/>
       <w:r>
@@ -25481,7 +25860,7 @@
           <w:sz w:val="24"/>
           <w:szCs w:val="24"/>
         </w:rPr>
-        <w:t>流量＝</w:t>
+        <w:t/>
       </w:r>
       <w:proofErr w:type="gramEnd"/>
       <w:r>
@@ -25490,39 +25869,39 @@
           <w:sz w:val="24"/>
           <w:szCs w:val="24"/>
         </w:rPr>
-        <w:t>总质量流量</w:t>
-      </w:r>
-      <w:r>
-        <w:rPr>
-          <w:rFonts w:ascii="Times New Roman" w:eastAsia="宋体" w:hAnsi="Times New Roman"/>
-          <w:sz w:val="24"/>
-          <w:szCs w:val="24"/>
-        </w:rPr>
-        <w:t>×wᵢ</w:t>
-      </w:r>
-      <w:r>
-        <w:rPr>
-          <w:rFonts w:ascii="Times New Roman" w:eastAsia="宋体" w:hAnsi="Times New Roman"/>
-          <w:sz w:val="24"/>
-          <w:szCs w:val="24"/>
-        </w:rPr>
-        <w:t>。</w:t>
-      </w:r>
-      <w:r>
-        <w:rPr>
-          <w:rFonts w:ascii="Times New Roman" w:eastAsia="宋体" w:hAnsi="Times New Roman"/>
-          <w:sz w:val="24"/>
-          <w:szCs w:val="24"/>
-        </w:rPr>
-        <w:t>”“</w:t>
-      </w:r>
-      <w:r>
-        <w:rPr>
-          <w:rFonts w:ascii="Times New Roman" w:eastAsia="宋体" w:hAnsi="Times New Roman"/>
-          <w:sz w:val="24"/>
-          <w:szCs w:val="24"/>
-        </w:rPr>
-        <w:t>由摩尔分数求质量分数：</w:t>
+        <w:t/>
+      </w:r>
+      <w:r>
+        <w:rPr>
+          <w:rFonts w:ascii="Times New Roman" w:eastAsia="宋体" w:hAnsi="Times New Roman"/>
+          <w:sz w:val="24"/>
+          <w:szCs w:val="24"/>
+        </w:rPr>
+        <w:t/>
+      </w:r>
+      <w:r>
+        <w:rPr>
+          <w:rFonts w:ascii="Times New Roman" w:eastAsia="宋体" w:hAnsi="Times New Roman"/>
+          <w:sz w:val="24"/>
+          <w:szCs w:val="24"/>
+        </w:rPr>
+        <w:t/>
+      </w:r>
+      <w:r>
+        <w:rPr>
+          <w:rFonts w:ascii="Times New Roman" w:eastAsia="宋体" w:hAnsi="Times New Roman"/>
+          <w:sz w:val="24"/>
+          <w:szCs w:val="24"/>
+        </w:rPr>
+        <w:t/>
+      </w:r>
+      <w:r>
+        <w:rPr>
+          <w:rFonts w:ascii="Times New Roman" w:eastAsia="宋体" w:hAnsi="Times New Roman"/>
+          <w:sz w:val="24"/>
+          <w:szCs w:val="24"/>
+        </w:rPr>
+        <w:t/>
       </w:r>
       <w:proofErr w:type="gramStart"/>
       <w:r>
@@ -25531,15 +25910,15 @@
           <w:sz w:val="24"/>
           <w:szCs w:val="24"/>
         </w:rPr>
-        <w:t>wᵢ</w:t>
-      </w:r>
-      <w:r>
-        <w:rPr>
-          <w:rFonts w:ascii="Times New Roman" w:eastAsia="宋体" w:hAnsi="Times New Roman"/>
-          <w:sz w:val="24"/>
-          <w:szCs w:val="24"/>
-        </w:rPr>
-        <w:t>＝</w:t>
+        <w:t/>
+      </w:r>
+      <w:r>
+        <w:rPr>
+          <w:rFonts w:ascii="Times New Roman" w:eastAsia="宋体" w:hAnsi="Times New Roman"/>
+          <w:sz w:val="24"/>
+          <w:szCs w:val="24"/>
+        </w:rPr>
+        <w:t/>
       </w:r>
       <w:proofErr w:type="gramEnd"/>
       <w:r>
@@ -25548,7 +25927,7 @@
           <w:sz w:val="24"/>
           <w:szCs w:val="24"/>
         </w:rPr>
-        <w:t>xᵢ·Mᵢ/Σⱼ</w:t>
+        <w:t/>
       </w:r>
       <w:proofErr w:type="gramStart"/>
       <w:r>
@@ -25557,7 +25936,7 @@
           <w:sz w:val="24"/>
           <w:szCs w:val="24"/>
         </w:rPr>
-        <w:t>(xⱼ·Mⱼ)</w:t>
+        <w:t/>
       </w:r>
       <w:proofErr w:type="gramEnd"/>
       <w:r>
@@ -25566,103 +25945,103 @@
           <w:sz w:val="24"/>
           <w:szCs w:val="24"/>
         </w:rPr>
-        <w:t>。</w:t>
-      </w:r>
-      <w:r>
-        <w:rPr>
-          <w:rFonts w:ascii="Times New Roman" w:eastAsia="宋体" w:hAnsi="Times New Roman"/>
-          <w:sz w:val="24"/>
-          <w:szCs w:val="24"/>
-        </w:rPr>
-        <w:t>”</w:t>
-      </w:r>
-      <w:r>
-        <w:rPr>
-          <w:rFonts w:ascii="Times New Roman" w:eastAsia="宋体" w:hAnsi="Times New Roman"/>
-          <w:sz w:val="24"/>
-          <w:szCs w:val="24"/>
-        </w:rPr>
-        <w:t>答复同时列出全部组分身份、摩尔质量和完整组成等换算条件。</w:t>
-      </w:r>
-      <w:r>
-        <w:rPr>
-          <w:rFonts w:ascii="Times New Roman" w:eastAsia="宋体" w:hAnsi="Times New Roman"/>
-          <w:sz w:val="24"/>
-          <w:szCs w:val="24"/>
-        </w:rPr>
-        <w:t>citations</w:t>
-      </w:r>
-      <w:r>
-        <w:rPr>
-          <w:rFonts w:ascii="Times New Roman" w:eastAsia="宋体" w:hAnsi="Times New Roman"/>
-          <w:sz w:val="24"/>
-          <w:szCs w:val="24"/>
-        </w:rPr>
-        <w:t>保存</w:t>
-      </w:r>
-      <w:r>
-        <w:rPr>
-          <w:rFonts w:ascii="Times New Roman" w:eastAsia="宋体" w:hAnsi="Times New Roman"/>
-          <w:sz w:val="24"/>
-          <w:szCs w:val="24"/>
-        </w:rPr>
-        <w:t>47</w:t>
-      </w:r>
-      <w:r>
-        <w:rPr>
-          <w:rFonts w:ascii="Times New Roman" w:eastAsia="宋体" w:hAnsi="Times New Roman"/>
-          <w:sz w:val="24"/>
-          <w:szCs w:val="24"/>
-        </w:rPr>
-        <w:t>号、</w:t>
-      </w:r>
-      <w:r>
-        <w:rPr>
-          <w:rFonts w:ascii="Times New Roman" w:eastAsia="宋体" w:hAnsi="Times New Roman"/>
-          <w:sz w:val="24"/>
-          <w:szCs w:val="24"/>
-        </w:rPr>
-        <w:t>48</w:t>
-      </w:r>
-      <w:r>
-        <w:rPr>
-          <w:rFonts w:ascii="Times New Roman" w:eastAsia="宋体" w:hAnsi="Times New Roman"/>
-          <w:sz w:val="24"/>
-          <w:szCs w:val="24"/>
-        </w:rPr>
-        <w:t>号及平均摩尔质量知识片段，均可在该任务</w:t>
-      </w:r>
-      <w:r>
-        <w:rPr>
-          <w:rFonts w:ascii="Times New Roman" w:eastAsia="宋体" w:hAnsi="Times New Roman"/>
-          <w:sz w:val="24"/>
-          <w:szCs w:val="24"/>
-        </w:rPr>
-        <w:t>evidence</w:t>
-      </w:r>
-      <w:r>
-        <w:rPr>
-          <w:rFonts w:ascii="Times New Roman" w:eastAsia="宋体" w:hAnsi="Times New Roman"/>
-          <w:sz w:val="24"/>
-          <w:szCs w:val="24"/>
-        </w:rPr>
-        <w:t>中定位；完成状态为</w:t>
-      </w:r>
-      <w:r>
-        <w:rPr>
-          <w:rFonts w:ascii="Times New Roman" w:eastAsia="宋体" w:hAnsi="Times New Roman"/>
-          <w:sz w:val="24"/>
-          <w:szCs w:val="24"/>
-        </w:rPr>
-        <w:t>completed</w:t>
-      </w:r>
-      <w:r>
-        <w:rPr>
-          <w:rFonts w:ascii="Times New Roman" w:eastAsia="宋体" w:hAnsi="Times New Roman"/>
-          <w:sz w:val="24"/>
-          <w:szCs w:val="24"/>
-        </w:rPr>
-        <w:t>。</w:t>
+        <w:t/>
+      </w:r>
+      <w:r>
+        <w:rPr>
+          <w:rFonts w:ascii="Times New Roman" w:eastAsia="宋体" w:hAnsi="Times New Roman"/>
+          <w:sz w:val="24"/>
+          <w:szCs w:val="24"/>
+        </w:rPr>
+        <w:t/>
+      </w:r>
+      <w:r>
+        <w:rPr>
+          <w:rFonts w:ascii="Times New Roman" w:eastAsia="宋体" w:hAnsi="Times New Roman"/>
+          <w:sz w:val="24"/>
+          <w:szCs w:val="24"/>
+        </w:rPr>
+        <w:t/>
+      </w:r>
+      <w:r>
+        <w:rPr>
+          <w:rFonts w:ascii="Times New Roman" w:eastAsia="宋体" w:hAnsi="Times New Roman"/>
+          <w:sz w:val="24"/>
+          <w:szCs w:val="24"/>
+        </w:rPr>
+        <w:t/>
+      </w:r>
+      <w:r>
+        <w:rPr>
+          <w:rFonts w:ascii="Times New Roman" w:eastAsia="宋体" w:hAnsi="Times New Roman"/>
+          <w:sz w:val="24"/>
+          <w:szCs w:val="24"/>
+        </w:rPr>
+        <w:t/>
+      </w:r>
+      <w:r>
+        <w:rPr>
+          <w:rFonts w:ascii="Times New Roman" w:eastAsia="宋体" w:hAnsi="Times New Roman"/>
+          <w:sz w:val="24"/>
+          <w:szCs w:val="24"/>
+        </w:rPr>
+        <w:t/>
+      </w:r>
+      <w:r>
+        <w:rPr>
+          <w:rFonts w:ascii="Times New Roman" w:eastAsia="宋体" w:hAnsi="Times New Roman"/>
+          <w:sz w:val="24"/>
+          <w:szCs w:val="24"/>
+        </w:rPr>
+        <w:t/>
+      </w:r>
+      <w:r>
+        <w:rPr>
+          <w:rFonts w:ascii="Times New Roman" w:eastAsia="宋体" w:hAnsi="Times New Roman"/>
+          <w:sz w:val="24"/>
+          <w:szCs w:val="24"/>
+        </w:rPr>
+        <w:t/>
+      </w:r>
+      <w:r>
+        <w:rPr>
+          <w:rFonts w:ascii="Times New Roman" w:eastAsia="宋体" w:hAnsi="Times New Roman"/>
+          <w:sz w:val="24"/>
+          <w:szCs w:val="24"/>
+        </w:rPr>
+        <w:t/>
+      </w:r>
+      <w:r>
+        <w:rPr>
+          <w:rFonts w:ascii="Times New Roman" w:eastAsia="宋体" w:hAnsi="Times New Roman"/>
+          <w:sz w:val="24"/>
+          <w:szCs w:val="24"/>
+        </w:rPr>
+        <w:t/>
+      </w:r>
+      <w:r>
+        <w:rPr>
+          <w:rFonts w:ascii="Times New Roman" w:eastAsia="宋体" w:hAnsi="Times New Roman"/>
+          <w:sz w:val="24"/>
+          <w:szCs w:val="24"/>
+        </w:rPr>
+        <w:t/>
+      </w:r>
+      <w:r>
+        <w:rPr>
+          <w:rFonts w:ascii="Times New Roman" w:eastAsia="宋体" w:hAnsi="Times New Roman"/>
+          <w:sz w:val="24"/>
+          <w:szCs w:val="24"/>
+        </w:rPr>
+        <w:t/>
+      </w:r>
+      <w:r>
+        <w:rPr>
+          <w:rFonts w:ascii="Times New Roman" w:eastAsia="宋体" w:hAnsi="Times New Roman"/>
+          <w:sz w:val="24"/>
+          <w:szCs w:val="24"/>
+        </w:rPr>
+        <w:t/>
       </w:r>
     </w:p>
     <w:p>
@@ -25682,7 +26061,78 @@
           <w:sz w:val="24"/>
           <w:szCs w:val="24"/>
         </w:rPr>
-        <w:t>这一实例依次展示用户问题、检索请求、命中原文与实体关系、工具观察回填和答案引用。检索提供组成定义与条件，模型依据返回知识组织说明，最终引用字段与实际命中集合对应。</w:t>
+        <w:t>该流程保存4次Agent模型请求、1次成功业务检索和3条回答引用。图6由同一任务的实际截图裁剪组合，展示问题、处理阶段、原文入模匹配、计量与检索计划；公开记录位于docs/validation/workflow，保留计划、模型动作、调用、context_evidence及citations。问题、检索原文、模型输入匹配、最终答复与引用沿同一任务对应，形成完整知识增强应用实例。</w:t>
+      </w:r>
+    </w:p>
+    <w:p>
+      <w:pPr>
+        <w:keepNext/>
+        <w:keepLines/>
+        <w:ind w:firstLineChars="0" w:firstLine="0"/>
+        <w:jc w:val="center"/>
+        <w:rPr>
+          <w:rFonts w:ascii="Times New Roman" w:eastAsia="宋体" w:hAnsi="Times New Roman" w:cs="Times New Roman"/>
+          <w:sz w:val="24"/>
+          <w:szCs w:val="24"/>
+        </w:rPr>
+      </w:pPr>
+      <w:r>
+        <w:rPr>
+          <w:noProof/>
+        </w:rPr>
+        <w:lastRenderedPageBreak/>
+        <w:drawing>
+          <wp:inline distT="0" distB="0" distL="0" distR="0" wp14:anchorId="3EE20FE5" wp14:editId="247AD343">
+            <wp:extent cx="5274310" cy="4072939"/>
+            <wp:effectExtent l="0" t="0" r="2540" b="1905"/>
+            <wp:docPr id="2000000002" name="专业知识问答与原文入模" descr="知识问答完成，3个原文匹配成功请求，本轮未调用数值工具"/>
+            <wp:cNvGraphicFramePr>
+              <a:graphicFrameLocks xmlns:a="http://schemas.openxmlformats.org/drawingml/2006/main" noChangeAspect="1"/>
+            </wp:cNvGraphicFramePr>
+            <a:graphic xmlns:a="http://schemas.openxmlformats.org/drawingml/2006/main">
+              <a:graphicData uri="http://schemas.openxmlformats.org/drawingml/2006/picture">
+                <pic:pic xmlns:pic="http://schemas.openxmlformats.org/drawingml/2006/picture">
+                  <pic:nvPicPr>
+                    <pic:cNvPr id="1304585057" name=""/>
+                    <pic:cNvPicPr/>
+                  </pic:nvPicPr>
+                  <pic:blipFill>
+                    <a:blip r:embed="rId31"/>
+                    <a:stretch>
+                      <a:fillRect/>
+                    </a:stretch>
+                  </pic:blipFill>
+                  <pic:spPr>
+                    <a:xfrm>
+                      <a:off x="0" y="0"/>
+                      <a:ext cx="5274310" cy="4072939"/>
+                    </a:xfrm>
+                    <a:prstGeom prst="rect">
+                      <a:avLst/>
+                    </a:prstGeom>
+                  </pic:spPr>
+                </pic:pic>
+              </a:graphicData>
+            </a:graphic>
+          </wp:inline>
+        </w:drawing>
+      </w:r>
+    </w:p>
+    <w:p>
+      <w:pPr>
+        <w:pStyle w:val="a3"/>
+        <w:keepNext w:val="0"/>
+        <w:keepLines/>
+        <w:jc w:val="center"/>
+        <w:rPr>
+          <w:rFonts w:hint="eastAsia"/>
+        </w:rPr>
+      </w:pPr>
+      <w:r>
+        <w:rPr>
+          <w:rFonts w:ascii="Times New Roman" w:hAnsi="Times New Roman"/>
+        </w:rPr>
+        <w:t>图 6 专业知识问答与原文入模记录</w:t>
       </w:r>
     </w:p>
     <w:p>
@@ -26813,6 +27263,208 @@
     </w:p>
     <w:p>
       <w:pPr>
+        <w:widowControl/>
+        <w:spacing w:line="360" w:lineRule="auto"/>
+        <w:ind w:firstLine="480"/>
+        <w:rPr>
+          <w:rFonts w:ascii="Times New Roman" w:eastAsia="宋体" w:hAnsi="Times New Roman" w:cs="Times New Roman"/>
+          <w:sz w:val="24"/>
+          <w:szCs w:val="24"/>
+        </w:rPr>
+      </w:pPr>
+      <w:r>
+        <w:rPr>
+          <w:rFonts w:ascii="Times New Roman" w:eastAsia="宋体" w:hAnsi="Times New Roman" w:cs="Times New Roman"/>
+          <w:sz w:val="24"/>
+          <w:szCs w:val="24"/>
+        </w:rPr>
+        <w:t>复杂工程任务实例将混合、加热、体积流量、分流、停留时间与运行传热量组合为连续任务。输入为100 kg/h、盐质量分数5%的溶液与400 kg/h纯水混合，整股混合液从25 ℃加热至65 ℃，质量比热明确给定4.18 kJ/(kg·K)，密度明确给定1000 kg/m³。分流前缓冲罐有效持液体积1 m³，之后按30%与70%分流，加热工况持续2 h；采用稳态、单相、恒物性、无反应、无相变和简化能量项条件。</w:t>
+      </w:r>
+    </w:p>
+    <w:p>
+      <w:pPr>
+        <w:widowControl/>
+        <w:spacing w:line="360" w:lineRule="auto"/>
+        <w:ind w:firstLine="480"/>
+        <w:rPr>
+          <w:rFonts w:ascii="Times New Roman" w:eastAsia="宋体" w:hAnsi="Times New Roman" w:cs="Times New Roman"/>
+          <w:sz w:val="24"/>
+          <w:szCs w:val="24"/>
+        </w:rPr>
+      </w:pPr>
+      <w:r>
+        <w:rPr>
+          <w:rFonts w:ascii="Times New Roman" w:eastAsia="宋体" w:hAnsi="Times New Roman" w:cs="Times New Roman"/>
+          <w:sz w:val="24"/>
+          <w:szCs w:val="24"/>
+        </w:rPr>
+        <w:t>用户在工作台提交完整工程条件后，真实模型登记九步计划，依次选择知识检索、混合衡算、温差、质量流量换算、显热负荷、体积流量、名义停留时间、两路分流及传热量工具。每步记录目标、工具对应的计算方法、前序依赖和执行状态。实际运行包含三次Agent主循环模型响应：第1批登记计划；第2批在同一响应中提交九个业务工具，按顺序满足依赖并成功完成九次调用；第3批提交最终答复。图7展示该次运行的九步计划，图8展示实际批次、成功调用统计和模型选择。</w:t>
+      </w:r>
+    </w:p>
+    <w:p>
+      <w:pPr>
+        <w:keepNext/>
+        <w:keepLines/>
+        <w:ind w:firstLineChars="0" w:firstLine="0"/>
+        <w:jc w:val="center"/>
+        <w:rPr>
+          <w:rFonts w:ascii="Times New Roman" w:eastAsia="宋体" w:hAnsi="Times New Roman" w:cs="Times New Roman"/>
+          <w:sz w:val="24"/>
+          <w:szCs w:val="24"/>
+        </w:rPr>
+      </w:pPr>
+      <w:r>
+        <w:rPr>
+          <w:noProof/>
+        </w:rPr>
+        <w:lastRenderedPageBreak/>
+        <w:drawing>
+          <wp:inline distT="0" distB="0" distL="0" distR="0" wp14:anchorId="3EE20FE5" wp14:editId="247AD343">
+            <wp:extent cx="5274000" cy="4074424"/>
+            <wp:effectExtent l="0" t="0" r="2540" b="1905"/>
+            <wp:docPr id="2000000003" name="图7工具调用批次" descr="离线测试中一批四项工具选择、实际执行与前序结果引用"/>
+            <wp:cNvGraphicFramePr>
+              <a:graphicFrameLocks xmlns:a="http://schemas.openxmlformats.org/drawingml/2006/main" noChangeAspect="1"/>
+            </wp:cNvGraphicFramePr>
+            <a:graphic xmlns:a="http://schemas.openxmlformats.org/drawingml/2006/main">
+              <a:graphicData uri="http://schemas.openxmlformats.org/drawingml/2006/picture">
+                <pic:pic xmlns:pic="http://schemas.openxmlformats.org/drawingml/2006/picture">
+                  <pic:nvPicPr>
+                    <pic:cNvPr id="1304585057" name=""/>
+                    <pic:cNvPicPr/>
+                  </pic:nvPicPr>
+                  <pic:blipFill>
+                    <a:blip r:embed="rIdBatchFigure"/>
+                    <a:stretch>
+                      <a:fillRect/>
+                    </a:stretch>
+                  </pic:blipFill>
+                  <pic:spPr>
+                    <a:xfrm>
+                      <a:off x="0" y="0"/>
+                      <a:ext cx="5274000" cy="4074424"/>
+                    </a:xfrm>
+                    <a:prstGeom prst="rect">
+                      <a:avLst/>
+                    </a:prstGeom>
+                  </pic:spPr>
+                </pic:pic>
+              </a:graphicData>
+            </a:graphic>
+          </wp:inline>
+        </w:drawing>
+      </w:r>
+    </w:p>
+    <w:p>
+      <w:pPr>
+        <w:pStyle w:val="a3"/>
+        <w:keepNext w:val="0"/>
+        <w:keepLines/>
+        <w:jc w:val="center"/>
+        <w:rPr>
+          <w:rFonts w:hint="eastAsia"/>
+        </w:rPr>
+      </w:pPr>
+      <w:r>
+        <w:rPr>
+          <w:rFonts w:ascii="Times New Roman" w:hAnsi="Times New Roman"/>
+        </w:rPr>
+        <w:t>图 7 九步任务计划与工具方法</w:t>
+      </w:r>
+    </w:p>
+    <w:p>
+      <w:pPr>
+        <w:keepNext/>
+        <w:keepLines/>
+        <w:ind w:firstLineChars="0" w:firstLine="0"/>
+        <w:jc w:val="center"/>
+        <w:rPr>
+          <w:rFonts w:ascii="Times New Roman" w:eastAsia="宋体" w:hAnsi="Times New Roman" w:cs="Times New Roman"/>
+          <w:sz w:val="24"/>
+          <w:szCs w:val="24"/>
+        </w:rPr>
+      </w:pPr>
+      <w:r>
+        <w:rPr>
+          <w:noProof/>
+        </w:rPr>
+        <w:lastRenderedPageBreak/>
+        <w:drawing>
+          <wp:inline distT="0" distB="0" distL="0" distR="0" wp14:anchorId="3EE20FE5" wp14:editId="247AD343">
+            <wp:extent cx="5274000" cy="3024794"/>
+            <wp:effectExtent l="0" t="0" r="2540" b="1905"/>
+            <wp:docPr id="2000000004" name="九工具批次实际执行" descr="离线测试中一批四项工具选择、实际执行与前序结果引用"/>
+            <wp:cNvGraphicFramePr>
+              <a:graphicFrameLocks xmlns:a="http://schemas.openxmlformats.org/drawingml/2006/main" noChangeAspect="1"/>
+            </wp:cNvGraphicFramePr>
+            <a:graphic xmlns:a="http://schemas.openxmlformats.org/drawingml/2006/main">
+              <a:graphicData uri="http://schemas.openxmlformats.org/drawingml/2006/picture">
+                <pic:pic xmlns:pic="http://schemas.openxmlformats.org/drawingml/2006/picture">
+                  <pic:nvPicPr>
+                    <pic:cNvPr id="1304585057" name=""/>
+                    <pic:cNvPicPr/>
+                  </pic:nvPicPr>
+                  <pic:blipFill>
+                    <a:blip r:embed="rIdNineToolsBatch"/>
+                    <a:stretch>
+                      <a:fillRect/>
+                    </a:stretch>
+                  </pic:blipFill>
+                  <pic:spPr>
+                    <a:xfrm>
+                      <a:off x="0" y="0"/>
+                      <a:ext cx="5274000" cy="3024794"/>
+                    </a:xfrm>
+                    <a:prstGeom prst="rect">
+                      <a:avLst/>
+                    </a:prstGeom>
+                  </pic:spPr>
+                </pic:pic>
+              </a:graphicData>
+            </a:graphic>
+          </wp:inline>
+        </w:drawing>
+      </w:r>
+    </w:p>
+    <w:p>
+      <w:pPr>
+        <w:pStyle w:val="a3"/>
+        <w:keepNext w:val="0"/>
+        <w:keepLines/>
+        <w:jc w:val="center"/>
+        <w:rPr>
+          <w:rFonts w:hint="eastAsia"/>
+        </w:rPr>
+      </w:pPr>
+      <w:r>
+        <w:rPr>
+          <w:rFonts w:ascii="Times New Roman" w:hAnsi="Times New Roman"/>
+        </w:rPr>
+        <w:t>图 8 同一模型响应的多工具选择与实际执行</w:t>
+      </w:r>
+    </w:p>
+    <w:p>
+      <w:pPr>
+        <w:widowControl/>
+        <w:spacing w:line="360" w:lineRule="auto"/>
+        <w:ind w:firstLine="480"/>
+        <w:rPr>
+          <w:rFonts w:ascii="Times New Roman" w:eastAsia="宋体" w:hAnsi="Times New Roman" w:cs="Times New Roman"/>
+          <w:sz w:val="24"/>
+          <w:szCs w:val="24"/>
+        </w:rPr>
+      </w:pPr>
+      <w:r>
+        <w:rPr>
+          <w:rFonts w:ascii="Times New Roman" w:eastAsia="宋体" w:hAnsi="Times New Roman" w:cs="Times New Roman"/>
+          <w:sz w:val="24"/>
+          <w:szCs w:val="24"/>
+        </w:rPr>
+        <w:t>混合步骤得到500 kg/h总流量、5 kg/h盐流量及1%质量分数。换算步骤引用混合总流量，得到0.1388888888888889 kg/s；温差步骤得到40 K。体积流量与分流步骤均引用混合输出，分别得到0.5 m³/h和150、350 kg/h。停留时间引用体积流量，得到2 h，即120 min；显热步骤引用换算流量与温差，得到23.22222222222222 kW；传热量步骤引用实际热负荷并乘以2 h，得到46.44444444444444 kWh，即167200 kJ。计算使用未舍入中间值，页面按阅读精度展示。</w:t>
+      </w:r>
+    </w:p>
+    <w:p>
+      <w:pPr>
         <w:pStyle w:val="2"/>
         <w:spacing w:before="0" w:after="0" w:line="415" w:lineRule="auto"/>
         <w:ind w:left="578" w:hanging="578"/>
@@ -27678,7 +28330,7 @@
                 <w:szCs w:val="24"/>
                 <w:lang w:eastAsia="zh-CN"/>
               </w:rPr>
-              <w:t>71</w:t>
+              <w:t>71份资料；128正文片段；71索引片段；任务数据与导出对应</w:t>
             </w:r>
             <w:r>
               <w:rPr>
@@ -27687,7 +28339,7 @@
                 <w:szCs w:val="24"/>
                 <w:lang w:eastAsia="zh-CN"/>
               </w:rPr>
-              <w:t>文档</w:t>
+              <w:t/>
             </w:r>
             <w:r>
               <w:rPr>
@@ -27696,7 +28348,7 @@
                 <w:szCs w:val="24"/>
                 <w:lang w:eastAsia="zh-CN"/>
               </w:rPr>
-              <w:t>71</w:t>
+              <w:t/>
             </w:r>
             <w:r>
               <w:rPr>
@@ -27705,7 +28357,523 @@
                 <w:szCs w:val="24"/>
                 <w:lang w:eastAsia="zh-CN"/>
               </w:rPr>
-              <w:t>片段；任务数据与导出对应</w:t>
+              <w:t/>
+            </w:r>
+          </w:p>
+        </w:tc>
+      </w:tr>
+      <w:tr>
+        <w:trPr>
+          <w:cantSplit/>
+        </w:trPr>
+        <w:tc>
+          <w:tcPr>
+            <w:tcW w:w="2768" w:type="dxa"/>
+            <w:vAlign w:val="center"/>
+          </w:tcPr>
+          <w:p>
+            <w:pPr>
+              <w:ind w:firstLineChars="0" w:firstLine="0"/>
+              <w:jc w:val="center"/>
+              <w:rPr>
+                <w:rFonts w:ascii="Times New Roman" w:eastAsia="宋体" w:hAnsi="Times New Roman" w:cs="Times New Roman"/>
+                <w:sz w:val="24"/>
+                <w:szCs w:val="24"/>
+                <w:lang w:eastAsia="zh"/>
+              </w:rPr>
+            </w:pPr>
+            <w:r>
+              <w:rPr>
+                <w:rFonts w:ascii="Times New Roman" w:eastAsia="宋体" w:hAnsi="Times New Roman"/>
+                <w:sz w:val="24"/>
+                <w:szCs w:val="24"/>
+              </w:rPr>
+              <w:lastRenderedPageBreak/>
+              <w:t>工作台检索增强</w:t>
+            </w:r>
+          </w:p>
+        </w:tc>
+        <w:tc>
+          <w:tcPr>
+            <w:tcW w:w="2769" w:type="dxa"/>
+            <w:vAlign w:val="center"/>
+          </w:tcPr>
+          <w:p>
+            <w:pPr>
+              <w:ind w:firstLineChars="0" w:firstLine="0"/>
+              <w:jc w:val="center"/>
+              <w:rPr>
+                <w:rFonts w:ascii="Times New Roman" w:eastAsia="宋体" w:hAnsi="Times New Roman" w:cs="Times New Roman"/>
+                <w:sz w:val="24"/>
+                <w:szCs w:val="24"/>
+                <w:lang w:eastAsia="zh"/>
+              </w:rPr>
+            </w:pPr>
+            <w:r>
+              <w:rPr>
+                <w:rFonts w:ascii="Times New Roman" w:eastAsia="宋体" w:hAnsi="Times New Roman"/>
+                <w:sz w:val="24"/>
+                <w:szCs w:val="24"/>
+              </w:rPr>
+              <w:t>专业知识问答记录</w:t>
+            </w:r>
+            <w:r>
+              <w:rPr>
+                <w:rFonts w:ascii="Times New Roman" w:eastAsia="宋体" w:hAnsi="Times New Roman"/>
+                <w:sz w:val="24"/>
+                <w:szCs w:val="24"/>
+              </w:rPr>
+              <w:t/>
+            </w:r>
+            <w:r>
+              <w:rPr>
+                <w:rFonts w:ascii="Times New Roman" w:eastAsia="宋体" w:hAnsi="Times New Roman"/>
+                <w:sz w:val="24"/>
+                <w:szCs w:val="24"/>
+              </w:rPr>
+              <w:t/>
+            </w:r>
+            <w:r>
+              <w:rPr>
+                <w:rFonts w:ascii="Times New Roman" w:eastAsia="宋体" w:hAnsi="Times New Roman"/>
+                <w:sz w:val="24"/>
+                <w:szCs w:val="24"/>
+              </w:rPr>
+              <w:t/>
+            </w:r>
+            <w:r>
+              <w:rPr>
+                <w:rFonts w:ascii="Times New Roman" w:eastAsia="宋体" w:hAnsi="Times New Roman"/>
+                <w:sz w:val="24"/>
+                <w:szCs w:val="24"/>
+              </w:rPr>
+              <w:t/>
+            </w:r>
+          </w:p>
+        </w:tc>
+        <w:tc>
+          <w:tcPr>
+            <w:tcW w:w="2769" w:type="dxa"/>
+            <w:vAlign w:val="center"/>
+          </w:tcPr>
+          <w:p>
+            <w:pPr>
+              <w:ind w:firstLineChars="0" w:firstLine="0"/>
+              <w:jc w:val="center"/>
+              <w:rPr>
+                <w:rFonts w:ascii="Times New Roman" w:eastAsia="宋体" w:hAnsi="Times New Roman" w:cs="Times New Roman"/>
+                <w:sz w:val="24"/>
+                <w:szCs w:val="24"/>
+                <w:lang w:eastAsia="zh"/>
+              </w:rPr>
+            </w:pPr>
+            <w:r>
+              <w:rPr>
+                <w:rFonts w:ascii="Times New Roman" w:eastAsia="宋体" w:hAnsi="Times New Roman"/>
+                <w:sz w:val="24"/>
+                <w:szCs w:val="24"/>
+                <w:lang w:eastAsia="zh-CN"/>
+              </w:rPr>
+              <w:t>3个原文匹配成功模型请求；3条回答引用</w:t>
+            </w:r>
+            <w:r>
+              <w:rPr>
+                <w:rFonts w:ascii="Times New Roman" w:eastAsia="宋体" w:hAnsi="Times New Roman"/>
+                <w:sz w:val="24"/>
+                <w:szCs w:val="24"/>
+                <w:lang w:eastAsia="zh-CN"/>
+              </w:rPr>
+              <w:t/>
+            </w:r>
+            <w:r>
+              <w:rPr>
+                <w:rFonts w:ascii="Times New Roman" w:eastAsia="宋体" w:hAnsi="Times New Roman"/>
+                <w:sz w:val="24"/>
+                <w:szCs w:val="24"/>
+                <w:lang w:eastAsia="zh-CN"/>
+              </w:rPr>
+              <w:t/>
+            </w:r>
+            <w:r>
+              <w:rPr>
+                <w:rFonts w:ascii="Times New Roman" w:eastAsia="宋体" w:hAnsi="Times New Roman"/>
+                <w:sz w:val="24"/>
+                <w:szCs w:val="24"/>
+                <w:lang w:eastAsia="zh-CN"/>
+              </w:rPr>
+              <w:t/>
+            </w:r>
+          </w:p>
+        </w:tc>
+      </w:tr>
+      <w:tr>
+        <w:trPr>
+          <w:cantSplit/>
+        </w:trPr>
+        <w:tc>
+          <w:tcPr>
+            <w:tcW w:w="2768" w:type="dxa"/>
+            <w:vAlign w:val="center"/>
+          </w:tcPr>
+          <w:p>
+            <w:pPr>
+              <w:ind w:firstLineChars="0" w:firstLine="0"/>
+              <w:jc w:val="center"/>
+              <w:rPr>
+                <w:rFonts w:ascii="Times New Roman" w:eastAsia="宋体" w:hAnsi="Times New Roman" w:cs="Times New Roman"/>
+                <w:sz w:val="24"/>
+                <w:szCs w:val="24"/>
+                <w:lang w:eastAsia="zh"/>
+              </w:rPr>
+            </w:pPr>
+            <w:r>
+              <w:rPr>
+                <w:rFonts w:ascii="Times New Roman" w:eastAsia="宋体" w:hAnsi="Times New Roman"/>
+                <w:sz w:val="24"/>
+                <w:szCs w:val="24"/>
+              </w:rPr>
+              <w:lastRenderedPageBreak/>
+              <w:t>工作台规划与执行</w:t>
+            </w:r>
+          </w:p>
+        </w:tc>
+        <w:tc>
+          <w:tcPr>
+            <w:tcW w:w="2769" w:type="dxa"/>
+            <w:vAlign w:val="center"/>
+          </w:tcPr>
+          <w:p>
+            <w:pPr>
+              <w:ind w:firstLineChars="0" w:firstLine="0"/>
+              <w:jc w:val="center"/>
+              <w:rPr>
+                <w:rFonts w:ascii="Times New Roman" w:eastAsia="宋体" w:hAnsi="Times New Roman" w:cs="Times New Roman"/>
+                <w:sz w:val="24"/>
+                <w:szCs w:val="24"/>
+                <w:lang w:eastAsia="zh"/>
+              </w:rPr>
+            </w:pPr>
+            <w:r>
+              <w:rPr>
+                <w:rFonts w:ascii="Times New Roman" w:eastAsia="宋体" w:hAnsi="Times New Roman"/>
+                <w:sz w:val="24"/>
+                <w:szCs w:val="24"/>
+              </w:rPr>
+              <w:t>混合后加热记录</w:t>
+            </w:r>
+            <w:r>
+              <w:rPr>
+                <w:rFonts w:ascii="Times New Roman" w:eastAsia="宋体" w:hAnsi="Times New Roman"/>
+                <w:sz w:val="24"/>
+                <w:szCs w:val="24"/>
+              </w:rPr>
+              <w:t/>
+            </w:r>
+            <w:r>
+              <w:rPr>
+                <w:rFonts w:ascii="Times New Roman" w:eastAsia="宋体" w:hAnsi="Times New Roman"/>
+                <w:sz w:val="24"/>
+                <w:szCs w:val="24"/>
+              </w:rPr>
+              <w:t/>
+            </w:r>
+            <w:r>
+              <w:rPr>
+                <w:rFonts w:ascii="Times New Roman" w:eastAsia="宋体" w:hAnsi="Times New Roman"/>
+                <w:sz w:val="24"/>
+                <w:szCs w:val="24"/>
+              </w:rPr>
+              <w:t/>
+            </w:r>
+            <w:r>
+              <w:rPr>
+                <w:rFonts w:ascii="Times New Roman" w:eastAsia="宋体" w:hAnsi="Times New Roman"/>
+                <w:sz w:val="24"/>
+                <w:szCs w:val="24"/>
+              </w:rPr>
+              <w:t/>
+            </w:r>
+          </w:p>
+        </w:tc>
+        <w:tc>
+          <w:tcPr>
+            <w:tcW w:w="2769" w:type="dxa"/>
+            <w:vAlign w:val="center"/>
+          </w:tcPr>
+          <w:p>
+            <w:pPr>
+              <w:ind w:firstLineChars="0" w:firstLine="0"/>
+              <w:jc w:val="center"/>
+              <w:rPr>
+                <w:rFonts w:ascii="Times New Roman" w:eastAsia="宋体" w:hAnsi="Times New Roman" w:cs="Times New Roman"/>
+                <w:sz w:val="24"/>
+                <w:szCs w:val="24"/>
+                <w:lang w:eastAsia="zh"/>
+              </w:rPr>
+            </w:pPr>
+            <w:r>
+              <w:rPr>
+                <w:rFonts w:ascii="Times New Roman" w:eastAsia="宋体" w:hAnsi="Times New Roman"/>
+                <w:sz w:val="24"/>
+                <w:szCs w:val="24"/>
+                <w:lang w:eastAsia="zh-CN"/>
+              </w:rPr>
+              <w:t>4步计划、4次业务调用；500 kg/h→0.1388889 kg/s→23.22 kW</w:t>
+            </w:r>
+            <w:r>
+              <w:rPr>
+                <w:rFonts w:ascii="Times New Roman" w:eastAsia="宋体" w:hAnsi="Times New Roman"/>
+                <w:sz w:val="24"/>
+                <w:szCs w:val="24"/>
+                <w:lang w:eastAsia="zh-CN"/>
+              </w:rPr>
+              <w:t/>
+            </w:r>
+            <w:r>
+              <w:rPr>
+                <w:rFonts w:ascii="Times New Roman" w:eastAsia="宋体" w:hAnsi="Times New Roman"/>
+                <w:sz w:val="24"/>
+                <w:szCs w:val="24"/>
+                <w:lang w:eastAsia="zh-CN"/>
+              </w:rPr>
+              <w:t/>
+            </w:r>
+            <w:r>
+              <w:rPr>
+                <w:rFonts w:ascii="Times New Roman" w:eastAsia="宋体" w:hAnsi="Times New Roman"/>
+                <w:sz w:val="24"/>
+                <w:szCs w:val="24"/>
+                <w:lang w:eastAsia="zh-CN"/>
+              </w:rPr>
+              <w:t/>
+            </w:r>
+          </w:p>
+        </w:tc>
+      </w:tr>
+      <w:tr>
+        <w:trPr>
+          <w:cantSplit/>
+        </w:trPr>
+        <w:tc>
+          <w:tcPr>
+            <w:tcW w:w="2768" w:type="dxa"/>
+            <w:vAlign w:val="center"/>
+          </w:tcPr>
+          <w:p>
+            <w:pPr>
+              <w:ind w:firstLineChars="0" w:firstLine="0"/>
+              <w:jc w:val="center"/>
+              <w:rPr>
+                <w:rFonts w:ascii="Times New Roman" w:eastAsia="宋体" w:hAnsi="Times New Roman" w:cs="Times New Roman"/>
+                <w:sz w:val="24"/>
+                <w:szCs w:val="24"/>
+                <w:lang w:eastAsia="zh"/>
+              </w:rPr>
+            </w:pPr>
+            <w:r>
+              <w:rPr>
+                <w:rFonts w:ascii="Times New Roman" w:eastAsia="宋体" w:hAnsi="Times New Roman"/>
+                <w:sz w:val="24"/>
+                <w:szCs w:val="24"/>
+              </w:rPr>
+              <w:lastRenderedPageBreak/>
+              <w:t>MCP辅助核对</w:t>
+            </w:r>
+          </w:p>
+        </w:tc>
+        <w:tc>
+          <w:tcPr>
+            <w:tcW w:w="2769" w:type="dxa"/>
+            <w:vAlign w:val="center"/>
+          </w:tcPr>
+          <w:p>
+            <w:pPr>
+              <w:ind w:firstLineChars="0" w:firstLine="0"/>
+              <w:jc w:val="center"/>
+              <w:rPr>
+                <w:rFonts w:ascii="Times New Roman" w:eastAsia="宋体" w:hAnsi="Times New Roman" w:cs="Times New Roman"/>
+                <w:sz w:val="24"/>
+                <w:szCs w:val="24"/>
+                <w:lang w:eastAsia="zh"/>
+              </w:rPr>
+            </w:pPr>
+            <w:r>
+              <w:rPr>
+                <w:rFonts w:ascii="Times New Roman" w:eastAsia="宋体" w:hAnsi="Times New Roman"/>
+                <w:sz w:val="24"/>
+                <w:szCs w:val="24"/>
+              </w:rPr>
+              <w:t>本地协议工具检查</w:t>
+            </w:r>
+            <w:r>
+              <w:rPr>
+                <w:rFonts w:ascii="Times New Roman" w:eastAsia="宋体" w:hAnsi="Times New Roman"/>
+                <w:sz w:val="24"/>
+                <w:szCs w:val="24"/>
+              </w:rPr>
+              <w:t/>
+            </w:r>
+            <w:r>
+              <w:rPr>
+                <w:rFonts w:ascii="Times New Roman" w:eastAsia="宋体" w:hAnsi="Times New Roman"/>
+                <w:sz w:val="24"/>
+                <w:szCs w:val="24"/>
+              </w:rPr>
+              <w:t/>
+            </w:r>
+            <w:r>
+              <w:rPr>
+                <w:rFonts w:ascii="Times New Roman" w:eastAsia="宋体" w:hAnsi="Times New Roman"/>
+                <w:sz w:val="24"/>
+                <w:szCs w:val="24"/>
+              </w:rPr>
+              <w:t/>
+            </w:r>
+            <w:r>
+              <w:rPr>
+                <w:rFonts w:ascii="Times New Roman" w:eastAsia="宋体" w:hAnsi="Times New Roman"/>
+                <w:sz w:val="24"/>
+                <w:szCs w:val="24"/>
+              </w:rPr>
+              <w:t/>
+            </w:r>
+          </w:p>
+        </w:tc>
+        <w:tc>
+          <w:tcPr>
+            <w:tcW w:w="2769" w:type="dxa"/>
+            <w:vAlign w:val="center"/>
+          </w:tcPr>
+          <w:p>
+            <w:pPr>
+              <w:ind w:firstLineChars="0" w:firstLine="0"/>
+              <w:jc w:val="center"/>
+              <w:rPr>
+                <w:rFonts w:ascii="Times New Roman" w:eastAsia="宋体" w:hAnsi="Times New Roman" w:cs="Times New Roman"/>
+                <w:sz w:val="24"/>
+                <w:szCs w:val="24"/>
+                <w:lang w:eastAsia="zh"/>
+              </w:rPr>
+            </w:pPr>
+            <w:r>
+              <w:rPr>
+                <w:rFonts w:ascii="Times New Roman" w:eastAsia="宋体" w:hAnsi="Times New Roman"/>
+                <w:sz w:val="24"/>
+                <w:szCs w:val="24"/>
+                <w:lang w:eastAsia="zh-CN"/>
+              </w:rPr>
+              <w:t>3工具发现；单位兼容、质量流量闭合与资料来源输出</w:t>
+            </w:r>
+            <w:r>
+              <w:rPr>
+                <w:rFonts w:ascii="Times New Roman" w:eastAsia="宋体" w:hAnsi="Times New Roman"/>
+                <w:sz w:val="24"/>
+                <w:szCs w:val="24"/>
+                <w:lang w:eastAsia="zh-CN"/>
+              </w:rPr>
+              <w:t/>
+            </w:r>
+            <w:r>
+              <w:rPr>
+                <w:rFonts w:ascii="Times New Roman" w:eastAsia="宋体" w:hAnsi="Times New Roman"/>
+                <w:sz w:val="24"/>
+                <w:szCs w:val="24"/>
+                <w:lang w:eastAsia="zh-CN"/>
+              </w:rPr>
+              <w:t/>
+            </w:r>
+            <w:r>
+              <w:rPr>
+                <w:rFonts w:ascii="Times New Roman" w:eastAsia="宋体" w:hAnsi="Times New Roman"/>
+                <w:sz w:val="24"/>
+                <w:szCs w:val="24"/>
+                <w:lang w:eastAsia="zh-CN"/>
+              </w:rPr>
+              <w:t/>
+            </w:r>
+          </w:p>
+        </w:tc>
+      </w:tr>
+      <w:tr>
+        <w:trPr>
+          <w:cantSplit/>
+        </w:trPr>
+        <w:tc>
+          <w:tcPr>
+            <w:tcW w:w="2768" w:type="dxa"/>
+            <w:vAlign w:val="center"/>
+          </w:tcPr>
+          <w:p>
+            <w:pPr>
+              <w:ind w:firstLineChars="0" w:firstLine="0"/>
+              <w:jc w:val="center"/>
+              <w:rPr>
+                <w:rFonts w:ascii="Times New Roman" w:eastAsia="宋体" w:hAnsi="Times New Roman" w:cs="Times New Roman"/>
+                <w:sz w:val="24"/>
+                <w:szCs w:val="24"/>
+                <w:lang w:eastAsia="zh"/>
+              </w:rPr>
+            </w:pPr>
+            <w:r>
+              <w:rPr>
+                <w:rFonts w:ascii="Times New Roman" w:eastAsia="宋体" w:hAnsi="Times New Roman"/>
+                <w:sz w:val="24"/>
+                <w:szCs w:val="24"/>
+              </w:rPr>
+              <w:t>九工具组合与批次</w:t>
+            </w:r>
+          </w:p>
+        </w:tc>
+        <w:tc>
+          <w:tcPr>
+            <w:tcW w:w="2769" w:type="dxa"/>
+            <w:vAlign w:val="center"/>
+          </w:tcPr>
+          <w:p>
+            <w:pPr>
+              <w:ind w:firstLineChars="0" w:firstLine="0"/>
+              <w:jc w:val="center"/>
+              <w:rPr>
+                <w:rFonts w:ascii="Times New Roman" w:eastAsia="宋体" w:hAnsi="Times New Roman" w:cs="Times New Roman"/>
+                <w:sz w:val="24"/>
+                <w:szCs w:val="24"/>
+                <w:lang w:eastAsia="zh"/>
+              </w:rPr>
+            </w:pPr>
+            <w:r>
+              <w:rPr>
+                <w:rFonts w:ascii="Times New Roman" w:eastAsia="宋体" w:hAnsi="Times New Roman"/>
+                <w:sz w:val="24"/>
+                <w:szCs w:val="24"/>
+              </w:rPr>
+              <w:t>multi-tools/user-live-result.json</w:t>
+            </w:r>
+          </w:p>
+        </w:tc>
+        <w:tc>
+          <w:tcPr>
+            <w:tcW w:w="2769" w:type="dxa"/>
+            <w:vAlign w:val="center"/>
+          </w:tcPr>
+          <w:p>
+            <w:pPr>
+              <w:ind w:firstLineChars="0" w:firstLine="0"/>
+              <w:jc w:val="center"/>
+              <w:rPr>
+                <w:rFonts w:ascii="Times New Roman" w:eastAsia="宋体" w:hAnsi="Times New Roman" w:cs="Times New Roman"/>
+                <w:sz w:val="24"/>
+                <w:szCs w:val="24"/>
+                <w:lang w:eastAsia="zh"/>
+              </w:rPr>
+            </w:pPr>
+            <w:r>
+              <w:rPr>
+                <w:rFonts w:ascii="Times New Roman" w:eastAsia="宋体" w:hAnsi="Times New Roman"/>
+                <w:sz w:val="24"/>
+                <w:szCs w:val="24"/>
+                <w:lang w:eastAsia="zh-CN"/>
+              </w:rPr>
+              <w:t>九步计划；九种业务工具；第2批九次成功调用；七条字段回用</w:t>
             </w:r>
           </w:p>
         </w:tc>
@@ -27728,15 +28896,15 @@
           <w:sz w:val="24"/>
           <w:szCs w:val="24"/>
         </w:rPr>
-        <w:t>功能覆盖表汇总合同功能与代表用例的对应；案例表给出预期、实际结果和核验结论。记录位置统一采用《研究报告验证记录</w:t>
-      </w:r>
-      <w:r>
-        <w:rPr>
-          <w:rFonts w:ascii="Times New Roman" w:eastAsia="宋体" w:hAnsi="Times New Roman"/>
-          <w:sz w:val="24"/>
-          <w:szCs w:val="24"/>
-        </w:rPr>
-        <w:t>.</w:t>
+        <w:t>功能覆盖表汇总专业知识、领域计算、单位规范化、规划传值和连续问答的代表结果。R01至R10定位配套《研究报告验证记录.json》中的问题、参数、输出及引用；工作台流程示例另外保存于docs/validation/workflow，结合页面截图展示原文入模、实际工具选择、四步计算及结果回用。两组材料分别呈现典型业务能力和当前工作台的完整过程。</w:t>
+      </w:r>
+      <w:r>
+        <w:rPr>
+          <w:rFonts w:ascii="Times New Roman" w:eastAsia="宋体" w:hAnsi="Times New Roman"/>
+          <w:sz w:val="24"/>
+          <w:szCs w:val="24"/>
+        </w:rPr>
+        <w:t/>
       </w:r>
       <w:proofErr w:type="spellStart"/>
       <w:r>
@@ -27745,7 +28913,7 @@
           <w:sz w:val="24"/>
           <w:szCs w:val="24"/>
         </w:rPr>
-        <w:t>json</w:t>
+        <w:t/>
       </w:r>
       <w:proofErr w:type="spellEnd"/>
       <w:r>
@@ -27754,7 +28922,178 @@
           <w:sz w:val="24"/>
           <w:szCs w:val="24"/>
         </w:rPr>
-        <w:t>》中的记录编号，计算记录保存实际参数、依赖引用及成功输出，知识记录保存原文、命中和答案引用。</w:t>
+        <w:t/>
+      </w:r>
+    </w:p>
+    <w:p>
+      <w:pPr>
+        <w:widowControl/>
+        <w:spacing w:line="360" w:lineRule="auto"/>
+        <w:ind w:firstLine="480"/>
+        <w:rPr>
+          <w:rFonts w:ascii="Times New Roman" w:eastAsia="宋体" w:hAnsi="Times New Roman" w:cs="Times New Roman"/>
+          <w:sz w:val="24"/>
+          <w:szCs w:val="24"/>
+        </w:rPr>
+      </w:pPr>
+      <w:r>
+        <w:rPr>
+          <w:rFonts w:ascii="Times New Roman" w:eastAsia="宋体" w:hAnsi="Times New Roman"/>
+          <w:sz w:val="24"/>
+          <w:szCs w:val="24"/>
+        </w:rPr>
+        <w:t>组合计算流程采用100 kg/h、盐质量分数5%的溶液与400 kg/h纯水混合，再由25 ℃加热至65 ℃，比热明确给定4.18 kJ/(kg·K)。模型登记检索、混合、换算和显热4步计划，实际完成4次业务调用与6次Agent模型请求。显热公式、稳态总质量守恒及两股混合衡算3个原文片段匹配第3至第6次模型请求，最终答复引用这3条来源。</w:t>
+      </w:r>
+    </w:p>
+    <w:p>
+      <w:pPr>
+        <w:widowControl/>
+        <w:spacing w:line="360" w:lineRule="auto"/>
+        <w:ind w:firstLine="480"/>
+        <w:rPr>
+          <w:rFonts w:ascii="Times New Roman" w:eastAsia="宋体" w:hAnsi="Times New Roman" w:cs="Times New Roman"/>
+          <w:sz w:val="24"/>
+          <w:szCs w:val="24"/>
+        </w:rPr>
+      </w:pPr>
+      <w:r>
+        <w:rPr>
+          <w:rFonts w:ascii="Times New Roman" w:eastAsia="宋体" w:hAnsi="Times New Roman"/>
+          <w:sz w:val="24"/>
+          <w:szCs w:val="24"/>
+        </w:rPr>
+        <w:t>组合任务的第2步返回总流量500 kg/h、组分流量5 kg/h及质量分数1%；第3步的value参数引用第2步total_flow_kg_h，换算为0.1388888888888889 kg/s；第4步mass_flow_kg_s引用第3步value，结合给定比热与40 K温差得到23.22222222222222 kW。前端计划区展示四步目标及依赖，模型事件展示实际工具选择，时间线展开实参、输出和“前序结果回用”，结果卡与引用区呈现最终数值及原文依据。</w:t>
+      </w:r>
+    </w:p>
+    <w:p>
+      <w:pPr>
+        <w:keepNext/>
+        <w:keepLines/>
+        <w:ind w:firstLineChars="0" w:firstLine="0"/>
+        <w:jc w:val="center"/>
+        <w:rPr>
+          <w:rFonts w:ascii="Times New Roman" w:eastAsia="宋体" w:hAnsi="Times New Roman" w:cs="Times New Roman"/>
+          <w:sz w:val="24"/>
+          <w:szCs w:val="24"/>
+        </w:rPr>
+      </w:pPr>
+      <w:r>
+        <w:rPr>
+          <w:noProof/>
+        </w:rPr>
+        <w:lastRenderedPageBreak/>
+        <w:drawing>
+          <wp:inline distT="0" distB="0" distL="0" distR="0" wp14:anchorId="3EE20FE5" wp14:editId="247AD343">
+            <wp:extent cx="3780000" cy="3559500"/>
+            <wp:effectExtent l="0" t="0" r="2540" b="1905"/>
+            <wp:docPr id="2000000005" name="九种Agent业务工具注册目录" descr="离线测试中一批四项工具选择、实际执行与前序结果引用"/>
+            <wp:cNvGraphicFramePr>
+              <a:graphicFrameLocks xmlns:a="http://schemas.openxmlformats.org/drawingml/2006/main" noChangeAspect="1"/>
+            </wp:cNvGraphicFramePr>
+            <a:graphic xmlns:a="http://schemas.openxmlformats.org/drawingml/2006/main">
+              <a:graphicData uri="http://schemas.openxmlformats.org/drawingml/2006/picture">
+                <pic:pic xmlns:pic="http://schemas.openxmlformats.org/drawingml/2006/picture">
+                  <pic:nvPicPr>
+                    <pic:cNvPr id="1304585057" name=""/>
+                    <pic:cNvPicPr/>
+                  </pic:nvPicPr>
+                  <pic:blipFill>
+                    <a:blip r:embed="rIdUserToolRegistry"/>
+                    <a:stretch>
+                      <a:fillRect/>
+                    </a:stretch>
+                  </pic:blipFill>
+                  <pic:spPr>
+                    <a:xfrm>
+                      <a:off x="0" y="0"/>
+                      <a:ext cx="3780000" cy="3559500"/>
+                    </a:xfrm>
+                    <a:prstGeom prst="rect">
+                      <a:avLst/>
+                    </a:prstGeom>
+                  </pic:spPr>
+                </pic:pic>
+              </a:graphicData>
+            </a:graphic>
+          </wp:inline>
+        </w:drawing>
+      </w:r>
+    </w:p>
+    <w:p>
+      <w:pPr>
+        <w:pStyle w:val="a3"/>
+        <w:keepNext w:val="0"/>
+        <w:keepLines/>
+        <w:jc w:val="center"/>
+        <w:rPr>
+          <w:rFonts w:hint="eastAsia"/>
+        </w:rPr>
+      </w:pPr>
+      <w:r>
+        <w:rPr>
+          <w:rFonts w:ascii="Times New Roman" w:hAnsi="Times New Roman"/>
+        </w:rPr>
+        <w:t>图 9 工作台九种业务工具注册目录</w:t>
+      </w:r>
+    </w:p>
+    <w:p>
+      <w:pPr>
+        <w:widowControl/>
+        <w:spacing w:line="360" w:lineRule="auto"/>
+        <w:ind w:firstLine="480"/>
+        <w:rPr>
+          <w:rFonts w:ascii="Times New Roman" w:eastAsia="宋体" w:hAnsi="Times New Roman" w:cs="Times New Roman"/>
+          <w:sz w:val="24"/>
+          <w:szCs w:val="24"/>
+        </w:rPr>
+      </w:pPr>
+      <w:r>
+        <w:rPr>
+          <w:rFonts w:ascii="Times New Roman" w:eastAsia="宋体" w:hAnsi="Times New Roman" w:cs="Times New Roman"/>
+          <w:sz w:val="24"/>
+          <w:szCs w:val="24"/>
+        </w:rPr>
+        <w:t>九工具工作台的功能核对由工具目录、任务计划、模型动作、实际执行和字段回用共同完成。图9列出九种Agent业务工具；图7逐步显示目标、所选工具及既定方法、前序依赖和完成状态；图8显示第二次模型响应选择九项业务动作，实际成功调用为9/9，完整任务经三次主循环响应完成。检索原文匹配后续模型输入，答复保存三条实际来源引用。工具目录、模型选择和调用结果在同一任务中对应，形成复杂任务解析与多工具执行的完整验证。</w:t>
+      </w:r>
+    </w:p>
+    <w:p>
+      <w:pPr>
+        <w:widowControl/>
+        <w:spacing w:line="360" w:lineRule="auto"/>
+        <w:ind w:firstLine="480"/>
+        <w:rPr>
+          <w:rFonts w:ascii="Times New Roman" w:eastAsia="宋体" w:hAnsi="Times New Roman" w:cs="Times New Roman"/>
+          <w:sz w:val="24"/>
+          <w:szCs w:val="24"/>
+        </w:rPr>
+      </w:pPr>
+      <w:r>
+        <w:rPr>
+          <w:rFonts w:ascii="Times New Roman" w:eastAsia="宋体" w:hAnsi="Times New Roman" w:cs="Times New Roman"/>
+          <w:sz w:val="24"/>
+          <w:szCs w:val="24"/>
+        </w:rPr>
+        <w:t>参数核对覆盖七条前序结果引用：第4步流量换算读取第2步混合总流量；第5步显热计算读取第4步换算值和第3步温差；第6步体积流量及第8步分流读取第2步混合总流量；第7步停留时间读取第6步体积流量；第9步传热量读取第5步热负荷。各引用均对应成功工具的实际字段、数值和单位，计划依赖与返回结果一致。该工作台运行记录及用户原始截图保存在docs/validation/multi-tools，分别提供计划、调用、参数来源和数值核对依据。</w:t>
+      </w:r>
+    </w:p>
+    <w:p>
+      <w:pPr>
+        <w:widowControl/>
+        <w:spacing w:line="360" w:lineRule="auto"/>
+        <w:ind w:firstLine="480"/>
+        <w:rPr>
+          <w:rFonts w:ascii="Times New Roman" w:eastAsia="宋体" w:hAnsi="Times New Roman" w:cs="Times New Roman"/>
+          <w:sz w:val="24"/>
+          <w:szCs w:val="24"/>
+        </w:rPr>
+      </w:pPr>
+      <w:r>
+        <w:rPr>
+          <w:rFonts w:ascii="Times New Roman" w:eastAsia="宋体" w:hAnsi="Times New Roman"/>
+          <w:sz w:val="24"/>
+          <w:szCs w:val="24"/>
+        </w:rPr>
+        <w:t>知识问答、混合后加热以及九工具工程组合任务均保存真实模型与实际工具执行记录。公开材料保留计划、方法、模型所选动作、调用批次、输入输出、前序引用及知识来源。九工具实例的页面记录与计算值逐项对应。代码回归包含522项Python测试通过及83项前端测试通过，1项按依赖条件跳过；类型、生产构建、代码风格和格式检查通过，桌面及移动宽度下的计划与批次展开可阅读。</w:t>
       </w:r>
     </w:p>
     <w:p>
@@ -27964,37 +29303,7 @@
                 <w:sz w:val="24"/>
                 <w:szCs w:val="24"/>
               </w:rPr>
-              <w:t>组成知识</w:t>
-            </w:r>
-          </w:p>
-          <w:p>
-            <w:pPr>
-              <w:ind w:firstLineChars="0" w:firstLine="0"/>
-              <w:jc w:val="center"/>
-              <w:rPr>
-                <w:rFonts w:ascii="Times New Roman" w:eastAsia="宋体" w:hAnsi="Times New Roman" w:cs="Times New Roman"/>
-                <w:sz w:val="24"/>
-                <w:szCs w:val="24"/>
-                <w:lang w:eastAsia="zh"/>
-              </w:rPr>
-            </w:pPr>
-            <w:proofErr w:type="spellStart"/>
-            <w:r>
-              <w:rPr>
-                <w:rFonts w:ascii="Times New Roman" w:eastAsia="宋体" w:hAnsi="Times New Roman"/>
-                <w:sz w:val="24"/>
-                <w:szCs w:val="24"/>
-              </w:rPr>
-              <w:t>LightRAG</w:t>
-            </w:r>
-            <w:proofErr w:type="spellEnd"/>
-            <w:r>
-              <w:rPr>
-                <w:rFonts w:ascii="Times New Roman" w:eastAsia="宋体" w:hAnsi="Times New Roman"/>
-                <w:sz w:val="24"/>
-                <w:szCs w:val="24"/>
-              </w:rPr>
-              <w:t xml:space="preserve"> mix</w:t>
+              <w:t>工作台知识问答LightRAG mix</w:t>
             </w:r>
           </w:p>
         </w:tc>
@@ -28021,7 +29330,7 @@
                 <w:szCs w:val="24"/>
                 <w:lang w:eastAsia="zh-CN"/>
               </w:rPr>
-              <w:t>组成定义、换算条件及真实来源</w:t>
+              <w:t>显热公式、比热作用与适用条件；来源可定位</w:t>
             </w:r>
           </w:p>
         </w:tc>
@@ -28048,7 +29357,7 @@
                 <w:szCs w:val="24"/>
                 <w:lang w:eastAsia="zh-CN"/>
               </w:rPr>
-              <w:t>47</w:t>
+              <w:t>3片段入模匹配；3引用；答复完成</w:t>
             </w:r>
             <w:r>
               <w:rPr>
@@ -28057,7 +29366,7 @@
                 <w:szCs w:val="24"/>
                 <w:lang w:eastAsia="zh-CN"/>
               </w:rPr>
-              <w:t>、</w:t>
+              <w:t/>
             </w:r>
             <w:r>
               <w:rPr>
@@ -28066,7 +29375,7 @@
                 <w:szCs w:val="24"/>
                 <w:lang w:eastAsia="zh-CN"/>
               </w:rPr>
-              <w:t>48</w:t>
+              <w:t/>
             </w:r>
             <w:r>
               <w:rPr>
@@ -28075,7 +29384,7 @@
                 <w:szCs w:val="24"/>
                 <w:lang w:eastAsia="zh-CN"/>
               </w:rPr>
-              <w:t>等卡命中；定义与组成基准说明完整</w:t>
+              <w:t/>
             </w:r>
           </w:p>
         </w:tc>
@@ -28101,59 +29410,7 @@
                 <w:sz w:val="24"/>
                 <w:szCs w:val="24"/>
               </w:rPr>
-              <w:t>通过</w:t>
-            </w:r>
-          </w:p>
-          <w:p>
-            <w:pPr>
-              <w:ind w:firstLineChars="0" w:firstLine="0"/>
-              <w:jc w:val="center"/>
-              <w:rPr>
-                <w:rFonts w:ascii="Times New Roman" w:eastAsia="宋体" w:hAnsi="Times New Roman" w:cs="Times New Roman"/>
-                <w:sz w:val="24"/>
-                <w:szCs w:val="24"/>
-                <w:lang w:eastAsia="zh"/>
-              </w:rPr>
-            </w:pPr>
-            <w:r>
-              <w:rPr>
-                <w:rFonts w:ascii="Times New Roman" w:eastAsia="宋体" w:hAnsi="Times New Roman"/>
-                <w:sz w:val="24"/>
-                <w:szCs w:val="24"/>
-              </w:rPr>
-              <w:t>R01</w:t>
-            </w:r>
-            <w:r>
-              <w:rPr>
-                <w:rFonts w:ascii="Times New Roman" w:eastAsia="宋体" w:hAnsi="Times New Roman"/>
-                <w:sz w:val="24"/>
-                <w:szCs w:val="24"/>
-              </w:rPr>
-              <w:t>：</w:t>
-            </w:r>
-            <w:r>
-              <w:rPr>
-                <w:rFonts w:ascii="Times New Roman" w:eastAsia="宋体" w:hAnsi="Times New Roman"/>
-                <w:sz w:val="24"/>
-                <w:szCs w:val="24"/>
-              </w:rPr>
-              <w:t>hits</w:t>
-            </w:r>
-            <w:r>
-              <w:rPr>
-                <w:rFonts w:ascii="Times New Roman" w:eastAsia="宋体" w:hAnsi="Times New Roman"/>
-                <w:sz w:val="24"/>
-                <w:szCs w:val="24"/>
-              </w:rPr>
-              <w:t>及</w:t>
-            </w:r>
-            <w:r>
-              <w:rPr>
-                <w:rFonts w:ascii="Times New Roman" w:eastAsia="宋体" w:hAnsi="Times New Roman"/>
-                <w:sz w:val="24"/>
-                <w:szCs w:val="24"/>
-              </w:rPr>
-              <w:t>citations</w:t>
+              <w:t>通过知识问答记录：context_evidence及citations</w:t>
             </w:r>
           </w:p>
         </w:tc>
@@ -28184,37 +29441,7 @@
                 <w:sz w:val="24"/>
                 <w:szCs w:val="24"/>
               </w:rPr>
-              <w:t>单相显热</w:t>
-            </w:r>
-          </w:p>
-          <w:p>
-            <w:pPr>
-              <w:ind w:firstLineChars="0" w:firstLine="0"/>
-              <w:jc w:val="center"/>
-              <w:rPr>
-                <w:rFonts w:ascii="Times New Roman" w:eastAsia="宋体" w:hAnsi="Times New Roman" w:cs="Times New Roman"/>
-                <w:sz w:val="24"/>
-                <w:szCs w:val="24"/>
-                <w:lang w:eastAsia="zh"/>
-              </w:rPr>
-            </w:pPr>
-            <w:proofErr w:type="spellStart"/>
-            <w:r>
-              <w:rPr>
-                <w:rFonts w:ascii="Times New Roman" w:eastAsia="宋体" w:hAnsi="Times New Roman"/>
-                <w:sz w:val="24"/>
-                <w:szCs w:val="24"/>
-              </w:rPr>
-              <w:t>LightRAG</w:t>
-            </w:r>
-            <w:proofErr w:type="spellEnd"/>
-            <w:r>
-              <w:rPr>
-                <w:rFonts w:ascii="Times New Roman" w:eastAsia="宋体" w:hAnsi="Times New Roman"/>
-                <w:sz w:val="24"/>
-                <w:szCs w:val="24"/>
-              </w:rPr>
-              <w:t xml:space="preserve"> mix</w:t>
+              <w:t>工作台组合计算LightRAG mix</w:t>
             </w:r>
           </w:p>
         </w:tc>
@@ -28239,96 +29466,9 @@
                 <w:rFonts w:ascii="Times New Roman" w:eastAsia="宋体" w:hAnsi="Times New Roman"/>
                 <w:sz w:val="24"/>
                 <w:szCs w:val="24"/>
-              </w:rPr>
-              <w:t>1000 kg/h</w:t>
-            </w:r>
-            <w:r>
-              <w:rPr>
-                <w:rFonts w:ascii="Times New Roman" w:eastAsia="宋体" w:hAnsi="Times New Roman"/>
-                <w:sz w:val="24"/>
-                <w:szCs w:val="24"/>
-              </w:rPr>
-              <w:t>；比热</w:t>
-            </w:r>
-            <w:r>
-              <w:rPr>
-                <w:rFonts w:ascii="Times New Roman" w:eastAsia="宋体" w:hAnsi="Times New Roman"/>
-                <w:sz w:val="24"/>
-                <w:szCs w:val="24"/>
-              </w:rPr>
-              <w:t>4.18 kJ/(</w:t>
-            </w:r>
-            <w:proofErr w:type="spellStart"/>
-            <w:r>
-              <w:rPr>
-                <w:rFonts w:ascii="Times New Roman" w:eastAsia="宋体" w:hAnsi="Times New Roman"/>
-                <w:sz w:val="24"/>
-                <w:szCs w:val="24"/>
-              </w:rPr>
-              <w:t>kg·</w:t>
-            </w:r>
-            <w:proofErr w:type="gramStart"/>
-            <w:r>
-              <w:rPr>
-                <w:rFonts w:ascii="Times New Roman" w:eastAsia="宋体" w:hAnsi="Times New Roman"/>
-                <w:sz w:val="24"/>
-                <w:szCs w:val="24"/>
-              </w:rPr>
-              <w:t>K</w:t>
-            </w:r>
-            <w:proofErr w:type="spellEnd"/>
-            <w:r>
-              <w:rPr>
-                <w:rFonts w:ascii="Times New Roman" w:eastAsia="宋体" w:hAnsi="Times New Roman"/>
-                <w:sz w:val="24"/>
-                <w:szCs w:val="24"/>
-              </w:rPr>
-              <w:t>)</w:t>
-            </w:r>
-            <w:r>
-              <w:rPr>
-                <w:rFonts w:ascii="Times New Roman" w:eastAsia="宋体" w:hAnsi="Times New Roman"/>
-                <w:sz w:val="24"/>
-                <w:szCs w:val="24"/>
-              </w:rPr>
-              <w:t>；</w:t>
-            </w:r>
-            <w:proofErr w:type="gramEnd"/>
-            <w:r>
-              <w:rPr>
-                <w:rFonts w:ascii="Times New Roman" w:eastAsia="宋体" w:hAnsi="Times New Roman"/>
-                <w:sz w:val="24"/>
-                <w:szCs w:val="24"/>
-              </w:rPr>
-              <w:t>温差</w:t>
-            </w:r>
-            <w:r>
-              <w:rPr>
-                <w:rFonts w:ascii="Times New Roman" w:eastAsia="宋体" w:hAnsi="Times New Roman"/>
-                <w:sz w:val="24"/>
-                <w:szCs w:val="24"/>
-              </w:rPr>
-              <w:t>40 K</w:t>
-            </w:r>
-          </w:p>
-          <w:p>
-            <w:pPr>
-              <w:ind w:firstLineChars="0" w:firstLine="0"/>
-              <w:jc w:val="center"/>
-              <w:rPr>
-                <w:rFonts w:ascii="Times New Roman" w:eastAsia="宋体" w:hAnsi="Times New Roman" w:cs="Times New Roman"/>
-                <w:sz w:val="24"/>
-                <w:szCs w:val="24"/>
-                <w:lang w:eastAsia="zh"/>
-              </w:rPr>
-            </w:pPr>
-            <w:r>
-              <w:rPr>
-                <w:rFonts w:ascii="Times New Roman" w:eastAsia="宋体" w:hAnsi="Times New Roman"/>
-                <w:sz w:val="24"/>
-                <w:szCs w:val="24"/>
-              </w:rPr>
-              <w:t>46.44 kW</w:t>
+                <w:lang w:eastAsia="zh-CN"/>
+              </w:rPr>
+              <w:t>混合500 kg/h、盐5 kg/h、1%；加热23.22 kW</w:t>
             </w:r>
           </w:p>
         </w:tc>
@@ -28353,8 +29493,36 @@
                 <w:rFonts w:ascii="Times New Roman" w:eastAsia="宋体" w:hAnsi="Times New Roman"/>
                 <w:sz w:val="24"/>
                 <w:szCs w:val="24"/>
-              </w:rPr>
-              <w:t>46.44 kW</w:t>
+                <w:lang w:eastAsia="zh-CN"/>
+              </w:rPr>
+              <w:t>4步完成；500 kg/h→0.1388889 kg/s→23.22 kW</w:t>
+            </w:r>
+            <w:r>
+              <w:rPr>
+                <w:rFonts w:ascii="Times New Roman" w:eastAsia="宋体" w:hAnsi="Times New Roman"/>
+                <w:sz w:val="24"/>
+                <w:szCs w:val="24"/>
+                <w:lang w:eastAsia="zh-CN"/>
+              </w:rPr>
+              <w:t/>
+            </w:r>
+            <w:r>
+              <w:rPr>
+                <w:rFonts w:ascii="Times New Roman" w:eastAsia="宋体" w:hAnsi="Times New Roman"/>
+                <w:sz w:val="24"/>
+                <w:szCs w:val="24"/>
+                <w:lang w:eastAsia="zh-CN"/>
+              </w:rPr>
+              <w:t/>
+            </w:r>
+            <w:r>
+              <w:rPr>
+                <w:rFonts w:ascii="Times New Roman" w:eastAsia="宋体" w:hAnsi="Times New Roman"/>
+                <w:sz w:val="24"/>
+                <w:szCs w:val="24"/>
+                <w:lang w:eastAsia="zh-CN"/>
+              </w:rPr>
+              <w:t/>
             </w:r>
           </w:p>
         </w:tc>
@@ -28380,43 +29548,7 @@
                 <w:sz w:val="24"/>
                 <w:szCs w:val="24"/>
               </w:rPr>
-              <w:t>通过</w:t>
-            </w:r>
-          </w:p>
-          <w:p>
-            <w:pPr>
-              <w:ind w:firstLineChars="0" w:firstLine="0"/>
-              <w:jc w:val="center"/>
-              <w:rPr>
-                <w:rFonts w:ascii="Times New Roman" w:eastAsia="宋体" w:hAnsi="Times New Roman" w:cs="Times New Roman"/>
-                <w:sz w:val="24"/>
-                <w:szCs w:val="24"/>
-                <w:lang w:eastAsia="zh"/>
-              </w:rPr>
-            </w:pPr>
-            <w:r>
-              <w:rPr>
-                <w:rFonts w:ascii="Times New Roman" w:eastAsia="宋体" w:hAnsi="Times New Roman"/>
-                <w:sz w:val="24"/>
-                <w:szCs w:val="24"/>
-              </w:rPr>
-              <w:t>R02</w:t>
-            </w:r>
-            <w:r>
-              <w:rPr>
-                <w:rFonts w:ascii="Times New Roman" w:eastAsia="宋体" w:hAnsi="Times New Roman"/>
-                <w:sz w:val="24"/>
-                <w:szCs w:val="24"/>
-              </w:rPr>
-              <w:t>：</w:t>
-            </w:r>
-            <w:r>
-              <w:rPr>
-                <w:rFonts w:ascii="Times New Roman" w:eastAsia="宋体" w:hAnsi="Times New Roman"/>
-                <w:sz w:val="24"/>
-                <w:szCs w:val="24"/>
-              </w:rPr>
-              <w:t>calls[1:3]</w:t>
+              <w:t>通过组合记录：plan、calls及input_refs</w:t>
             </w:r>
           </w:p>
         </w:tc>
@@ -28447,7 +29579,7 @@
                 <w:sz w:val="24"/>
                 <w:szCs w:val="24"/>
               </w:rPr>
-              <w:t>流量变更</w:t>
+              <w:t>组成知识</w:t>
             </w:r>
           </w:p>
           <w:p>
@@ -28502,36 +29634,9 @@
                 <w:rFonts w:ascii="Times New Roman" w:eastAsia="宋体" w:hAnsi="Times New Roman"/>
                 <w:sz w:val="24"/>
                 <w:szCs w:val="24"/>
-              </w:rPr>
-              <w:t>2000 kg/h</w:t>
-            </w:r>
-            <w:r>
-              <w:rPr>
-                <w:rFonts w:ascii="Times New Roman" w:eastAsia="宋体" w:hAnsi="Times New Roman"/>
-                <w:sz w:val="24"/>
-                <w:szCs w:val="24"/>
-              </w:rPr>
-              <w:t>；其余条件相同</w:t>
-            </w:r>
-          </w:p>
-          <w:p>
-            <w:pPr>
-              <w:ind w:firstLineChars="0" w:firstLine="0"/>
-              <w:jc w:val="center"/>
-              <w:rPr>
-                <w:rFonts w:ascii="Times New Roman" w:eastAsia="宋体" w:hAnsi="Times New Roman" w:cs="Times New Roman"/>
-                <w:sz w:val="24"/>
-                <w:szCs w:val="24"/>
-                <w:lang w:eastAsia="zh"/>
-              </w:rPr>
-            </w:pPr>
-            <w:r>
-              <w:rPr>
-                <w:rFonts w:ascii="Times New Roman" w:eastAsia="宋体" w:hAnsi="Times New Roman"/>
-                <w:sz w:val="24"/>
-                <w:szCs w:val="24"/>
-              </w:rPr>
-              <w:t>92.89 kW</w:t>
+                <w:lang w:eastAsia="zh-CN"/>
+              </w:rPr>
+              <w:t>组成定义、换算条件及真实来源</w:t>
             </w:r>
           </w:p>
         </w:tc>
@@ -28556,8 +29661,36 @@
                 <w:rFonts w:ascii="Times New Roman" w:eastAsia="宋体" w:hAnsi="Times New Roman"/>
                 <w:sz w:val="24"/>
                 <w:szCs w:val="24"/>
-              </w:rPr>
-              <w:t>92.89 kW</w:t>
+                <w:lang w:eastAsia="zh-CN"/>
+              </w:rPr>
+              <w:t>47</w:t>
+            </w:r>
+            <w:r>
+              <w:rPr>
+                <w:rFonts w:ascii="Times New Roman" w:eastAsia="宋体" w:hAnsi="Times New Roman"/>
+                <w:sz w:val="24"/>
+                <w:szCs w:val="24"/>
+                <w:lang w:eastAsia="zh-CN"/>
+              </w:rPr>
+              <w:t>、</w:t>
+            </w:r>
+            <w:r>
+              <w:rPr>
+                <w:rFonts w:ascii="Times New Roman" w:eastAsia="宋体" w:hAnsi="Times New Roman"/>
+                <w:sz w:val="24"/>
+                <w:szCs w:val="24"/>
+                <w:lang w:eastAsia="zh-CN"/>
+              </w:rPr>
+              <w:t>48</w:t>
+            </w:r>
+            <w:r>
+              <w:rPr>
+                <w:rFonts w:ascii="Times New Roman" w:eastAsia="宋体" w:hAnsi="Times New Roman"/>
+                <w:sz w:val="24"/>
+                <w:szCs w:val="24"/>
+                <w:lang w:eastAsia="zh-CN"/>
+              </w:rPr>
+              <w:t>等卡命中；定义与组成基准说明完整</w:t>
             </w:r>
           </w:p>
         </w:tc>
@@ -28603,7 +29736,7 @@
                 <w:sz w:val="24"/>
                 <w:szCs w:val="24"/>
               </w:rPr>
-              <w:t>R03</w:t>
+              <w:t>R01</w:t>
             </w:r>
             <w:r>
               <w:rPr>
@@ -28619,7 +29752,23 @@
                 <w:sz w:val="24"/>
                 <w:szCs w:val="24"/>
               </w:rPr>
-              <w:t>calls</w:t>
+              <w:t>hits</w:t>
+            </w:r>
+            <w:r>
+              <w:rPr>
+                <w:rFonts w:ascii="Times New Roman" w:eastAsia="宋体" w:hAnsi="Times New Roman"/>
+                <w:sz w:val="24"/>
+                <w:szCs w:val="24"/>
+              </w:rPr>
+              <w:t>及</w:t>
+            </w:r>
+            <w:r>
+              <w:rPr>
+                <w:rFonts w:ascii="Times New Roman" w:eastAsia="宋体" w:hAnsi="Times New Roman"/>
+                <w:sz w:val="24"/>
+                <w:szCs w:val="24"/>
+              </w:rPr>
+              <w:t>citations</w:t>
             </w:r>
           </w:p>
         </w:tc>
@@ -28650,7 +29799,7 @@
                 <w:sz w:val="24"/>
                 <w:szCs w:val="24"/>
               </w:rPr>
-              <w:t>完全混合</w:t>
+              <w:t>单相显热</w:t>
             </w:r>
           </w:p>
           <w:p>
@@ -28706,23 +29855,50 @@
                 <w:sz w:val="24"/>
                 <w:szCs w:val="24"/>
               </w:rPr>
-              <w:t>500 kg/h</w:t>
-            </w:r>
-            <w:r>
-              <w:rPr>
-                <w:rFonts w:ascii="Times New Roman" w:eastAsia="宋体" w:hAnsi="Times New Roman"/>
-                <w:sz w:val="24"/>
-                <w:szCs w:val="24"/>
-              </w:rPr>
-              <w:t>；盐</w:t>
-            </w:r>
-            <w:r>
-              <w:rPr>
-                <w:rFonts w:ascii="Times New Roman" w:eastAsia="宋体" w:hAnsi="Times New Roman"/>
-                <w:sz w:val="24"/>
-                <w:szCs w:val="24"/>
-              </w:rPr>
-              <w:t>5 kg/h</w:t>
+              <w:t>1000 kg/h</w:t>
+            </w:r>
+            <w:r>
+              <w:rPr>
+                <w:rFonts w:ascii="Times New Roman" w:eastAsia="宋体" w:hAnsi="Times New Roman"/>
+                <w:sz w:val="24"/>
+                <w:szCs w:val="24"/>
+              </w:rPr>
+              <w:t>；比热</w:t>
+            </w:r>
+            <w:r>
+              <w:rPr>
+                <w:rFonts w:ascii="Times New Roman" w:eastAsia="宋体" w:hAnsi="Times New Roman"/>
+                <w:sz w:val="24"/>
+                <w:szCs w:val="24"/>
+              </w:rPr>
+              <w:t>4.18 kJ/(</w:t>
+            </w:r>
+            <w:proofErr w:type="spellStart"/>
+            <w:r>
+              <w:rPr>
+                <w:rFonts w:ascii="Times New Roman" w:eastAsia="宋体" w:hAnsi="Times New Roman"/>
+                <w:sz w:val="24"/>
+                <w:szCs w:val="24"/>
+              </w:rPr>
+              <w:t>kg·</w:t>
+            </w:r>
+            <w:proofErr w:type="gramStart"/>
+            <w:r>
+              <w:rPr>
+                <w:rFonts w:ascii="Times New Roman" w:eastAsia="宋体" w:hAnsi="Times New Roman"/>
+                <w:sz w:val="24"/>
+                <w:szCs w:val="24"/>
+              </w:rPr>
+              <w:t>K</w:t>
+            </w:r>
+            <w:proofErr w:type="spellEnd"/>
+            <w:r>
+              <w:rPr>
+                <w:rFonts w:ascii="Times New Roman" w:eastAsia="宋体" w:hAnsi="Times New Roman"/>
+                <w:sz w:val="24"/>
+                <w:szCs w:val="24"/>
+              </w:rPr>
+              <w:t>)</w:t>
             </w:r>
             <w:r>
               <w:rPr>
@@ -28732,13 +29908,42 @@
               </w:rPr>
               <w:t>；</w:t>
             </w:r>
-            <w:r>
-              <w:rPr>
-                <w:rFonts w:ascii="Times New Roman" w:eastAsia="宋体" w:hAnsi="Times New Roman"/>
-                <w:sz w:val="24"/>
-                <w:szCs w:val="24"/>
-              </w:rPr>
-              <w:t>1%</w:t>
+            <w:proofErr w:type="gramEnd"/>
+            <w:r>
+              <w:rPr>
+                <w:rFonts w:ascii="Times New Roman" w:eastAsia="宋体" w:hAnsi="Times New Roman"/>
+                <w:sz w:val="24"/>
+                <w:szCs w:val="24"/>
+              </w:rPr>
+              <w:t>温差</w:t>
+            </w:r>
+            <w:r>
+              <w:rPr>
+                <w:rFonts w:ascii="Times New Roman" w:eastAsia="宋体" w:hAnsi="Times New Roman"/>
+                <w:sz w:val="24"/>
+                <w:szCs w:val="24"/>
+              </w:rPr>
+              <w:t>40 K</w:t>
+            </w:r>
+          </w:p>
+          <w:p>
+            <w:pPr>
+              <w:ind w:firstLineChars="0" w:firstLine="0"/>
+              <w:jc w:val="center"/>
+              <w:rPr>
+                <w:rFonts w:ascii="Times New Roman" w:eastAsia="宋体" w:hAnsi="Times New Roman" w:cs="Times New Roman"/>
+                <w:sz w:val="24"/>
+                <w:szCs w:val="24"/>
+                <w:lang w:eastAsia="zh"/>
+              </w:rPr>
+            </w:pPr>
+            <w:r>
+              <w:rPr>
+                <w:rFonts w:ascii="Times New Roman" w:eastAsia="宋体" w:hAnsi="Times New Roman"/>
+                <w:sz w:val="24"/>
+                <w:szCs w:val="24"/>
+              </w:rPr>
+              <w:t>46.44 kW</w:t>
             </w:r>
           </w:p>
         </w:tc>
@@ -28764,39 +29969,7 @@
                 <w:sz w:val="24"/>
                 <w:szCs w:val="24"/>
               </w:rPr>
-              <w:t>500 kg/h</w:t>
-            </w:r>
-            <w:r>
-              <w:rPr>
-                <w:rFonts w:ascii="Times New Roman" w:eastAsia="宋体" w:hAnsi="Times New Roman"/>
-                <w:sz w:val="24"/>
-                <w:szCs w:val="24"/>
-              </w:rPr>
-              <w:t>；</w:t>
-            </w:r>
-            <w:r>
-              <w:rPr>
-                <w:rFonts w:ascii="Times New Roman" w:eastAsia="宋体" w:hAnsi="Times New Roman"/>
-                <w:sz w:val="24"/>
-                <w:szCs w:val="24"/>
-              </w:rPr>
-              <w:t>5 kg/h</w:t>
-            </w:r>
-            <w:r>
-              <w:rPr>
-                <w:rFonts w:ascii="Times New Roman" w:eastAsia="宋体" w:hAnsi="Times New Roman"/>
-                <w:sz w:val="24"/>
-                <w:szCs w:val="24"/>
-              </w:rPr>
-              <w:t>；</w:t>
-            </w:r>
-            <w:r>
-              <w:rPr>
-                <w:rFonts w:ascii="Times New Roman" w:eastAsia="宋体" w:hAnsi="Times New Roman"/>
-                <w:sz w:val="24"/>
-                <w:szCs w:val="24"/>
-              </w:rPr>
-              <w:t>1%</w:t>
+              <w:t>46.44 kW</w:t>
             </w:r>
           </w:p>
         </w:tc>
@@ -28842,7 +30015,7 @@
                 <w:sz w:val="24"/>
                 <w:szCs w:val="24"/>
               </w:rPr>
-              <w:t>R04</w:t>
+              <w:t>R02</w:t>
             </w:r>
             <w:r>
               <w:rPr>
@@ -28858,7 +30031,7 @@
                 <w:sz w:val="24"/>
                 <w:szCs w:val="24"/>
               </w:rPr>
-              <w:t>calls</w:t>
+              <w:t>calls[1:3]</w:t>
             </w:r>
           </w:p>
         </w:tc>
@@ -28889,7 +30062,7 @@
                 <w:sz w:val="24"/>
                 <w:szCs w:val="24"/>
               </w:rPr>
-              <w:t>混合后加热</w:t>
+              <w:t>流量变更</w:t>
             </w:r>
           </w:p>
           <w:p>
@@ -28945,23 +30118,15 @@
                 <w:sz w:val="24"/>
                 <w:szCs w:val="24"/>
               </w:rPr>
-              <w:t>混合</w:t>
-            </w:r>
-            <w:r>
-              <w:rPr>
-                <w:rFonts w:ascii="Times New Roman" w:eastAsia="宋体" w:hAnsi="Times New Roman"/>
-                <w:sz w:val="24"/>
-                <w:szCs w:val="24"/>
-              </w:rPr>
-              <w:t>500 kg/h</w:t>
-            </w:r>
-            <w:r>
-              <w:rPr>
-                <w:rFonts w:ascii="Times New Roman" w:eastAsia="宋体" w:hAnsi="Times New Roman"/>
-                <w:sz w:val="24"/>
-                <w:szCs w:val="24"/>
-              </w:rPr>
-              <w:t>后加热</w:t>
+              <w:t>2000 kg/h</w:t>
+            </w:r>
+            <w:r>
+              <w:rPr>
+                <w:rFonts w:ascii="Times New Roman" w:eastAsia="宋体" w:hAnsi="Times New Roman"/>
+                <w:sz w:val="24"/>
+                <w:szCs w:val="24"/>
+              </w:rPr>
+              <w:t>；其余条件相同</w:t>
             </w:r>
           </w:p>
           <w:p>
@@ -28981,7 +30146,7 @@
                 <w:sz w:val="24"/>
                 <w:szCs w:val="24"/>
               </w:rPr>
-              <w:t>23.22 kW</w:t>
+              <w:t>92.89 kW</w:t>
             </w:r>
           </w:p>
         </w:tc>
@@ -29007,23 +30172,7 @@
                 <w:sz w:val="24"/>
                 <w:szCs w:val="24"/>
               </w:rPr>
-              <w:t>23.22 kW</w:t>
-            </w:r>
-            <w:r>
-              <w:rPr>
-                <w:rFonts w:ascii="Times New Roman" w:eastAsia="宋体" w:hAnsi="Times New Roman"/>
-                <w:sz w:val="24"/>
-                <w:szCs w:val="24"/>
-              </w:rPr>
-              <w:t>；</w:t>
-            </w:r>
-            <w:r>
-              <w:rPr>
-                <w:rFonts w:ascii="Times New Roman" w:eastAsia="宋体" w:hAnsi="Times New Roman"/>
-                <w:sz w:val="24"/>
-                <w:szCs w:val="24"/>
-              </w:rPr>
-              <w:t>s2→s3→s4</w:t>
+              <w:t>92.89 kW</w:t>
             </w:r>
           </w:p>
         </w:tc>
@@ -29069,7 +30218,7 @@
                 <w:sz w:val="24"/>
                 <w:szCs w:val="24"/>
               </w:rPr>
-              <w:t>R05</w:t>
+              <w:t>R03</w:t>
             </w:r>
             <w:r>
               <w:rPr>
@@ -29085,7 +30234,7 @@
                 <w:sz w:val="24"/>
                 <w:szCs w:val="24"/>
               </w:rPr>
-              <w:t>input_refs</w:t>
+              <w:t>calls</w:t>
             </w:r>
           </w:p>
         </w:tc>
@@ -29115,9 +30264,8 @@
                 <w:rFonts w:ascii="Times New Roman" w:eastAsia="宋体" w:hAnsi="Times New Roman"/>
                 <w:sz w:val="24"/>
                 <w:szCs w:val="24"/>
-                <w:lang w:eastAsia="zh-CN"/>
-              </w:rPr>
-              <w:t>压力换算</w:t>
+              </w:rPr>
+              <w:t>完全混合</w:t>
             </w:r>
           </w:p>
           <w:p>
@@ -29131,14 +30279,23 @@
                 <w:lang w:eastAsia="zh"/>
               </w:rPr>
             </w:pPr>
-            <w:r>
-              <w:rPr>
-                <w:rFonts w:ascii="Times New Roman" w:eastAsia="宋体" w:hAnsi="Times New Roman"/>
-                <w:sz w:val="24"/>
-                <w:szCs w:val="24"/>
-                <w:lang w:eastAsia="zh-CN"/>
-              </w:rPr>
-              <w:t>本地单位函数</w:t>
+            <w:proofErr w:type="spellStart"/>
+            <w:r>
+              <w:rPr>
+                <w:rFonts w:ascii="Times New Roman" w:eastAsia="宋体" w:hAnsi="Times New Roman"/>
+                <w:sz w:val="24"/>
+                <w:szCs w:val="24"/>
+              </w:rPr>
+              <w:t>LightRAG</w:t>
+            </w:r>
+            <w:proofErr w:type="spellEnd"/>
+            <w:r>
+              <w:rPr>
+                <w:rFonts w:ascii="Times New Roman" w:eastAsia="宋体" w:hAnsi="Times New Roman"/>
+                <w:sz w:val="24"/>
+                <w:szCs w:val="24"/>
+              </w:rPr>
+              <w:t xml:space="preserve"> mix</w:t>
             </w:r>
           </w:p>
         </w:tc>
@@ -29164,16 +30321,39 @@
                 <w:sz w:val="24"/>
                 <w:szCs w:val="24"/>
               </w:rPr>
-              <w:t>2.5 MPa</w:t>
-            </w:r>
-            <w:r>
-              <w:rPr>
-                <w:rFonts w:ascii="Times New Roman" w:eastAsia="宋体" w:hAnsi="Times New Roman"/>
-                <w:sz w:val="24"/>
-                <w:szCs w:val="24"/>
-              </w:rPr>
-              <w:br/>
-              <w:t>→2500 kPa</w:t>
+              <w:t>500 kg/h</w:t>
+            </w:r>
+            <w:r>
+              <w:rPr>
+                <w:rFonts w:ascii="Times New Roman" w:eastAsia="宋体" w:hAnsi="Times New Roman"/>
+                <w:sz w:val="24"/>
+                <w:szCs w:val="24"/>
+              </w:rPr>
+              <w:t>；盐</w:t>
+            </w:r>
+            <w:r>
+              <w:rPr>
+                <w:rFonts w:ascii="Times New Roman" w:eastAsia="宋体" w:hAnsi="Times New Roman"/>
+                <w:sz w:val="24"/>
+                <w:szCs w:val="24"/>
+              </w:rPr>
+              <w:t>5 kg/h</w:t>
+            </w:r>
+            <w:r>
+              <w:rPr>
+                <w:rFonts w:ascii="Times New Roman" w:eastAsia="宋体" w:hAnsi="Times New Roman"/>
+                <w:sz w:val="24"/>
+                <w:szCs w:val="24"/>
+              </w:rPr>
+              <w:t>；</w:t>
+            </w:r>
+            <w:r>
+              <w:rPr>
+                <w:rFonts w:ascii="Times New Roman" w:eastAsia="宋体" w:hAnsi="Times New Roman"/>
+                <w:sz w:val="24"/>
+                <w:szCs w:val="24"/>
+              </w:rPr>
+              <w:t>1%</w:t>
             </w:r>
           </w:p>
         </w:tc>
@@ -29199,7 +30379,39 @@
                 <w:sz w:val="24"/>
                 <w:szCs w:val="24"/>
               </w:rPr>
-              <w:t>2500.00 kPa</w:t>
+              <w:t>500 kg/h</w:t>
+            </w:r>
+            <w:r>
+              <w:rPr>
+                <w:rFonts w:ascii="Times New Roman" w:eastAsia="宋体" w:hAnsi="Times New Roman"/>
+                <w:sz w:val="24"/>
+                <w:szCs w:val="24"/>
+              </w:rPr>
+              <w:t>；</w:t>
+            </w:r>
+            <w:r>
+              <w:rPr>
+                <w:rFonts w:ascii="Times New Roman" w:eastAsia="宋体" w:hAnsi="Times New Roman"/>
+                <w:sz w:val="24"/>
+                <w:szCs w:val="24"/>
+              </w:rPr>
+              <w:t>5 kg/h</w:t>
+            </w:r>
+            <w:r>
+              <w:rPr>
+                <w:rFonts w:ascii="Times New Roman" w:eastAsia="宋体" w:hAnsi="Times New Roman"/>
+                <w:sz w:val="24"/>
+                <w:szCs w:val="24"/>
+              </w:rPr>
+              <w:t>；</w:t>
+            </w:r>
+            <w:r>
+              <w:rPr>
+                <w:rFonts w:ascii="Times New Roman" w:eastAsia="宋体" w:hAnsi="Times New Roman"/>
+                <w:sz w:val="24"/>
+                <w:szCs w:val="24"/>
+              </w:rPr>
+              <w:t>1%</w:t>
             </w:r>
           </w:p>
         </w:tc>
@@ -29245,7 +30457,7 @@
                 <w:sz w:val="24"/>
                 <w:szCs w:val="24"/>
               </w:rPr>
-              <w:t>R06</w:t>
+              <w:t>R04</w:t>
             </w:r>
             <w:r>
               <w:rPr>
@@ -29261,7 +30473,7 @@
                 <w:sz w:val="24"/>
                 <w:szCs w:val="24"/>
               </w:rPr>
-              <w:t>calls[0].output</w:t>
+              <w:t>calls</w:t>
             </w:r>
           </w:p>
         </w:tc>
@@ -29292,7 +30504,7 @@
                 <w:sz w:val="24"/>
                 <w:szCs w:val="24"/>
               </w:rPr>
-              <w:t>温标与解释</w:t>
+              <w:t>混合后加热</w:t>
             </w:r>
           </w:p>
           <w:p>
@@ -29348,40 +30560,43 @@
                 <w:sz w:val="24"/>
                 <w:szCs w:val="24"/>
               </w:rPr>
-              <w:t>25 ℃</w:t>
-            </w:r>
-            <w:r>
-              <w:rPr>
-                <w:rFonts w:ascii="Times New Roman" w:eastAsia="宋体" w:hAnsi="Times New Roman"/>
-                <w:sz w:val="24"/>
-                <w:szCs w:val="24"/>
-              </w:rPr>
-              <w:br/>
-              <w:t>→298.15 K</w:t>
-            </w:r>
-            <w:r>
-              <w:rPr>
-                <w:rFonts w:ascii="Times New Roman" w:eastAsia="宋体" w:hAnsi="Times New Roman"/>
-                <w:sz w:val="24"/>
-                <w:szCs w:val="24"/>
-              </w:rPr>
-              <w:t>；</w:t>
-            </w:r>
-            <w:r>
-              <w:rPr>
-                <w:rFonts w:ascii="Times New Roman" w:eastAsia="宋体" w:hAnsi="Times New Roman"/>
-                <w:sz w:val="24"/>
-                <w:szCs w:val="24"/>
-              </w:rPr>
-              <w:br/>
-            </w:r>
-            <w:r>
-              <w:rPr>
-                <w:rFonts w:ascii="Times New Roman" w:eastAsia="宋体" w:hAnsi="Times New Roman"/>
-                <w:sz w:val="24"/>
-                <w:szCs w:val="24"/>
-              </w:rPr>
-              <w:t>温差说明</w:t>
+              <w:t>混合</w:t>
+            </w:r>
+            <w:r>
+              <w:rPr>
+                <w:rFonts w:ascii="Times New Roman" w:eastAsia="宋体" w:hAnsi="Times New Roman"/>
+                <w:sz w:val="24"/>
+                <w:szCs w:val="24"/>
+              </w:rPr>
+              <w:t>500 kg/h</w:t>
+            </w:r>
+            <w:r>
+              <w:rPr>
+                <w:rFonts w:ascii="Times New Roman" w:eastAsia="宋体" w:hAnsi="Times New Roman"/>
+                <w:sz w:val="24"/>
+                <w:szCs w:val="24"/>
+              </w:rPr>
+              <w:t>后加热</w:t>
+            </w:r>
+          </w:p>
+          <w:p>
+            <w:pPr>
+              <w:ind w:firstLineChars="0" w:firstLine="0"/>
+              <w:jc w:val="center"/>
+              <w:rPr>
+                <w:rFonts w:ascii="Times New Roman" w:eastAsia="宋体" w:hAnsi="Times New Roman" w:cs="Times New Roman"/>
+                <w:sz w:val="24"/>
+                <w:szCs w:val="24"/>
+                <w:lang w:eastAsia="zh"/>
+              </w:rPr>
+            </w:pPr>
+            <w:r>
+              <w:rPr>
+                <w:rFonts w:ascii="Times New Roman" w:eastAsia="宋体" w:hAnsi="Times New Roman"/>
+                <w:sz w:val="24"/>
+                <w:szCs w:val="24"/>
+              </w:rPr>
+              <w:t>23.22 kW</w:t>
             </w:r>
           </w:p>
         </w:tc>
@@ -29407,47 +30622,23 @@
                 <w:sz w:val="24"/>
                 <w:szCs w:val="24"/>
               </w:rPr>
-              <w:t>298.15 K</w:t>
-            </w:r>
-            <w:r>
-              <w:rPr>
-                <w:rFonts w:ascii="Times New Roman" w:eastAsia="宋体" w:hAnsi="Times New Roman"/>
-                <w:sz w:val="24"/>
-                <w:szCs w:val="24"/>
-              </w:rPr>
-              <w:t>；引用</w:t>
-            </w:r>
-            <w:r>
-              <w:rPr>
-                <w:rFonts w:ascii="Times New Roman" w:eastAsia="宋体" w:hAnsi="Times New Roman"/>
-                <w:sz w:val="24"/>
-                <w:szCs w:val="24"/>
-              </w:rPr>
-              <w:t>04</w:t>
-            </w:r>
-            <w:r>
-              <w:rPr>
-                <w:rFonts w:ascii="Times New Roman" w:eastAsia="宋体" w:hAnsi="Times New Roman"/>
-                <w:sz w:val="24"/>
-                <w:szCs w:val="24"/>
-              </w:rPr>
-              <w:t>、</w:t>
-            </w:r>
-            <w:r>
-              <w:rPr>
-                <w:rFonts w:ascii="Times New Roman" w:eastAsia="宋体" w:hAnsi="Times New Roman"/>
-                <w:sz w:val="24"/>
-                <w:szCs w:val="24"/>
-              </w:rPr>
-              <w:t>16</w:t>
-            </w:r>
-            <w:r>
-              <w:rPr>
-                <w:rFonts w:ascii="Times New Roman" w:eastAsia="宋体" w:hAnsi="Times New Roman"/>
-                <w:sz w:val="24"/>
-                <w:szCs w:val="24"/>
-              </w:rPr>
-              <w:t>卡</w:t>
+              <w:t>23.22 kW</w:t>
+            </w:r>
+            <w:r>
+              <w:rPr>
+                <w:rFonts w:ascii="Times New Roman" w:eastAsia="宋体" w:hAnsi="Times New Roman"/>
+                <w:sz w:val="24"/>
+                <w:szCs w:val="24"/>
+              </w:rPr>
+              <w:t>；</w:t>
+            </w:r>
+            <w:r>
+              <w:rPr>
+                <w:rFonts w:ascii="Times New Roman" w:eastAsia="宋体" w:hAnsi="Times New Roman"/>
+                <w:sz w:val="24"/>
+                <w:szCs w:val="24"/>
+              </w:rPr>
+              <w:t>s2→s3→s4</w:t>
             </w:r>
           </w:p>
         </w:tc>
@@ -29493,7 +30684,7 @@
                 <w:sz w:val="24"/>
                 <w:szCs w:val="24"/>
               </w:rPr>
-              <w:t>R07</w:t>
+              <w:t>R05</w:t>
             </w:r>
             <w:r>
               <w:rPr>
@@ -29509,23 +30700,7 @@
                 <w:sz w:val="24"/>
                 <w:szCs w:val="24"/>
               </w:rPr>
-              <w:t>calls</w:t>
-            </w:r>
-            <w:r>
-              <w:rPr>
-                <w:rFonts w:ascii="Times New Roman" w:eastAsia="宋体" w:hAnsi="Times New Roman"/>
-                <w:sz w:val="24"/>
-                <w:szCs w:val="24"/>
-              </w:rPr>
-              <w:t>及</w:t>
-            </w:r>
-            <w:r>
-              <w:rPr>
-                <w:rFonts w:ascii="Times New Roman" w:eastAsia="宋体" w:hAnsi="Times New Roman"/>
-                <w:sz w:val="24"/>
-                <w:szCs w:val="24"/>
-              </w:rPr>
-              <w:t>citations</w:t>
+              <w:t>input_refs</w:t>
             </w:r>
           </w:p>
         </w:tc>
@@ -29555,9 +30730,30 @@
                 <w:rFonts w:ascii="Times New Roman" w:eastAsia="宋体" w:hAnsi="Times New Roman"/>
                 <w:sz w:val="24"/>
                 <w:szCs w:val="24"/>
-              </w:rPr>
-              <w:lastRenderedPageBreak/>
-              <w:t>必要参数确认</w:t>
+                <w:lang w:eastAsia="zh-CN"/>
+              </w:rPr>
+              <w:t>压力换算</w:t>
+            </w:r>
+          </w:p>
+          <w:p>
+            <w:pPr>
+              <w:ind w:firstLineChars="0" w:firstLine="0"/>
+              <w:jc w:val="center"/>
+              <w:rPr>
+                <w:rFonts w:ascii="Times New Roman" w:eastAsia="宋体" w:hAnsi="Times New Roman" w:cs="Times New Roman"/>
+                <w:sz w:val="24"/>
+                <w:szCs w:val="24"/>
+                <w:lang w:eastAsia="zh"/>
+              </w:rPr>
+            </w:pPr>
+            <w:r>
+              <w:rPr>
+                <w:rFonts w:ascii="Times New Roman" w:eastAsia="宋体" w:hAnsi="Times New Roman"/>
+                <w:sz w:val="24"/>
+                <w:szCs w:val="24"/>
+                <w:lang w:eastAsia="zh-CN"/>
+              </w:rPr>
+              <w:t>本地单位函数</w:t>
             </w:r>
           </w:p>
         </w:tc>
@@ -29582,9 +30778,17 @@
                 <w:rFonts w:ascii="Times New Roman" w:eastAsia="宋体" w:hAnsi="Times New Roman"/>
                 <w:sz w:val="24"/>
                 <w:szCs w:val="24"/>
-                <w:lang w:eastAsia="zh-CN"/>
-              </w:rPr>
-              <w:t>比热待补充，给出明确请求</w:t>
+              </w:rPr>
+              <w:t>2.5 MPa</w:t>
+            </w:r>
+            <w:r>
+              <w:rPr>
+                <w:rFonts w:ascii="Times New Roman" w:eastAsia="宋体" w:hAnsi="Times New Roman"/>
+                <w:sz w:val="24"/>
+                <w:szCs w:val="24"/>
+              </w:rPr>
+              <w:br/>
+              <w:t>→2500 kPa</w:t>
             </w:r>
           </w:p>
         </w:tc>
@@ -29604,24 +30808,14 @@
                 <w:lang w:eastAsia="zh"/>
               </w:rPr>
             </w:pPr>
-            <w:proofErr w:type="spellStart"/>
-            <w:r>
-              <w:rPr>
-                <w:rFonts w:ascii="Times New Roman" w:eastAsia="宋体" w:hAnsi="Times New Roman"/>
-                <w:sz w:val="24"/>
-                <w:szCs w:val="24"/>
-              </w:rPr>
-              <w:t>needs_input</w:t>
-            </w:r>
-            <w:r>
-              <w:rPr>
-                <w:rFonts w:ascii="Times New Roman" w:eastAsia="宋体" w:hAnsi="Times New Roman"/>
-                <w:sz w:val="24"/>
-                <w:szCs w:val="24"/>
-              </w:rPr>
-              <w:t>；请求给定比热</w:t>
-            </w:r>
-            <w:proofErr w:type="spellEnd"/>
+            <w:r>
+              <w:rPr>
+                <w:rFonts w:ascii="Times New Roman" w:eastAsia="宋体" w:hAnsi="Times New Roman"/>
+                <w:sz w:val="24"/>
+                <w:szCs w:val="24"/>
+              </w:rPr>
+              <w:t>2500.00 kPa</w:t>
+            </w:r>
           </w:p>
         </w:tc>
         <w:tc>
@@ -29666,7 +30860,7 @@
                 <w:sz w:val="24"/>
                 <w:szCs w:val="24"/>
               </w:rPr>
-              <w:t>R08</w:t>
+              <w:t>R06</w:t>
             </w:r>
             <w:r>
               <w:rPr>
@@ -29682,23 +30876,7 @@
                 <w:sz w:val="24"/>
                 <w:szCs w:val="24"/>
               </w:rPr>
-              <w:t>status</w:t>
-            </w:r>
-            <w:r>
-              <w:rPr>
-                <w:rFonts w:ascii="Times New Roman" w:eastAsia="宋体" w:hAnsi="Times New Roman"/>
-                <w:sz w:val="24"/>
-                <w:szCs w:val="24"/>
-              </w:rPr>
-              <w:t>及</w:t>
-            </w:r>
-            <w:r>
-              <w:rPr>
-                <w:rFonts w:ascii="Times New Roman" w:eastAsia="宋体" w:hAnsi="Times New Roman"/>
-                <w:sz w:val="24"/>
-                <w:szCs w:val="24"/>
-              </w:rPr>
-              <w:t>answer</w:t>
+              <w:t>calls[0].output</w:t>
             </w:r>
           </w:p>
         </w:tc>
@@ -29729,7 +30907,7 @@
                 <w:sz w:val="24"/>
                 <w:szCs w:val="24"/>
               </w:rPr>
-              <w:t>连续补参</w:t>
+              <w:t>温标与解释</w:t>
             </w:r>
           </w:p>
           <w:p>
@@ -29785,50 +30963,16 @@
                 <w:sz w:val="24"/>
                 <w:szCs w:val="24"/>
               </w:rPr>
-              <w:t>1800 kg/h</w:t>
-            </w:r>
-            <w:r>
-              <w:rPr>
-                <w:rFonts w:ascii="Times New Roman" w:eastAsia="宋体" w:hAnsi="Times New Roman"/>
-                <w:sz w:val="24"/>
-                <w:szCs w:val="24"/>
-              </w:rPr>
-              <w:t>；比热</w:t>
-            </w:r>
-            <w:r>
-              <w:rPr>
-                <w:rFonts w:ascii="Times New Roman" w:eastAsia="宋体" w:hAnsi="Times New Roman"/>
-                <w:sz w:val="24"/>
-                <w:szCs w:val="24"/>
-              </w:rPr>
-              <w:t>3.6 kJ/(</w:t>
-            </w:r>
-            <w:proofErr w:type="spellStart"/>
-            <w:r>
-              <w:rPr>
-                <w:rFonts w:ascii="Times New Roman" w:eastAsia="宋体" w:hAnsi="Times New Roman"/>
-                <w:sz w:val="24"/>
-                <w:szCs w:val="24"/>
-              </w:rPr>
-              <w:t>kg·</w:t>
-            </w:r>
-            <w:proofErr w:type="gramStart"/>
-            <w:r>
-              <w:rPr>
-                <w:rFonts w:ascii="Times New Roman" w:eastAsia="宋体" w:hAnsi="Times New Roman"/>
-                <w:sz w:val="24"/>
-                <w:szCs w:val="24"/>
-              </w:rPr>
-              <w:t>K</w:t>
-            </w:r>
-            <w:proofErr w:type="spellEnd"/>
-            <w:r>
-              <w:rPr>
-                <w:rFonts w:ascii="Times New Roman" w:eastAsia="宋体" w:hAnsi="Times New Roman"/>
-                <w:sz w:val="24"/>
-                <w:szCs w:val="24"/>
-              </w:rPr>
-              <w:t>)</w:t>
+              <w:t>25 ℃</w:t>
+            </w:r>
+            <w:r>
+              <w:rPr>
+                <w:rFonts w:ascii="Times New Roman" w:eastAsia="宋体" w:hAnsi="Times New Roman"/>
+                <w:sz w:val="24"/>
+                <w:szCs w:val="24"/>
+              </w:rPr>
+              <w:br/>
+              <w:t>→298.15 K</w:t>
             </w:r>
             <w:r>
               <w:rPr>
@@ -29838,42 +30982,21 @@
               </w:rPr>
               <w:t>；</w:t>
             </w:r>
-            <w:proofErr w:type="gramEnd"/>
-            <w:r>
-              <w:rPr>
-                <w:rFonts w:ascii="Times New Roman" w:eastAsia="宋体" w:hAnsi="Times New Roman"/>
-                <w:sz w:val="24"/>
-                <w:szCs w:val="24"/>
-              </w:rPr>
-              <w:t>温差</w:t>
-            </w:r>
-            <w:r>
-              <w:rPr>
-                <w:rFonts w:ascii="Times New Roman" w:eastAsia="宋体" w:hAnsi="Times New Roman"/>
-                <w:sz w:val="24"/>
-                <w:szCs w:val="24"/>
-              </w:rPr>
-              <w:t>50 K</w:t>
-            </w:r>
-          </w:p>
-          <w:p>
-            <w:pPr>
-              <w:ind w:firstLineChars="0" w:firstLine="0"/>
-              <w:jc w:val="center"/>
-              <w:rPr>
-                <w:rFonts w:ascii="Times New Roman" w:eastAsia="宋体" w:hAnsi="Times New Roman" w:cs="Times New Roman"/>
-                <w:sz w:val="24"/>
-                <w:szCs w:val="24"/>
-                <w:lang w:eastAsia="zh"/>
-              </w:rPr>
-            </w:pPr>
-            <w:r>
-              <w:rPr>
-                <w:rFonts w:ascii="Times New Roman" w:eastAsia="宋体" w:hAnsi="Times New Roman"/>
-                <w:sz w:val="24"/>
-                <w:szCs w:val="24"/>
-              </w:rPr>
-              <w:t>90.00 kW</w:t>
+            <w:r>
+              <w:rPr>
+                <w:rFonts w:ascii="Times New Roman" w:eastAsia="宋体" w:hAnsi="Times New Roman"/>
+                <w:sz w:val="24"/>
+                <w:szCs w:val="24"/>
+              </w:rPr>
+              <w:br/>
+            </w:r>
+            <w:r>
+              <w:rPr>
+                <w:rFonts w:ascii="Times New Roman" w:eastAsia="宋体" w:hAnsi="Times New Roman"/>
+                <w:sz w:val="24"/>
+                <w:szCs w:val="24"/>
+              </w:rPr>
+              <w:t>温差说明</w:t>
             </w:r>
           </w:p>
         </w:tc>
@@ -29899,23 +31022,47 @@
                 <w:sz w:val="24"/>
                 <w:szCs w:val="24"/>
               </w:rPr>
-              <w:t>0.5 kg/s</w:t>
-            </w:r>
-            <w:r>
-              <w:rPr>
-                <w:rFonts w:ascii="Times New Roman" w:eastAsia="宋体" w:hAnsi="Times New Roman"/>
-                <w:sz w:val="24"/>
-                <w:szCs w:val="24"/>
-              </w:rPr>
-              <w:t>；</w:t>
-            </w:r>
-            <w:r>
-              <w:rPr>
-                <w:rFonts w:ascii="Times New Roman" w:eastAsia="宋体" w:hAnsi="Times New Roman"/>
-                <w:sz w:val="24"/>
-                <w:szCs w:val="24"/>
-              </w:rPr>
-              <w:t>90.00 kW</w:t>
+              <w:t>298.15 K</w:t>
+            </w:r>
+            <w:r>
+              <w:rPr>
+                <w:rFonts w:ascii="Times New Roman" w:eastAsia="宋体" w:hAnsi="Times New Roman"/>
+                <w:sz w:val="24"/>
+                <w:szCs w:val="24"/>
+              </w:rPr>
+              <w:t>；引用</w:t>
+            </w:r>
+            <w:r>
+              <w:rPr>
+                <w:rFonts w:ascii="Times New Roman" w:eastAsia="宋体" w:hAnsi="Times New Roman"/>
+                <w:sz w:val="24"/>
+                <w:szCs w:val="24"/>
+              </w:rPr>
+              <w:t>04</w:t>
+            </w:r>
+            <w:r>
+              <w:rPr>
+                <w:rFonts w:ascii="Times New Roman" w:eastAsia="宋体" w:hAnsi="Times New Roman"/>
+                <w:sz w:val="24"/>
+                <w:szCs w:val="24"/>
+              </w:rPr>
+              <w:t>、</w:t>
+            </w:r>
+            <w:r>
+              <w:rPr>
+                <w:rFonts w:ascii="Times New Roman" w:eastAsia="宋体" w:hAnsi="Times New Roman"/>
+                <w:sz w:val="24"/>
+                <w:szCs w:val="24"/>
+              </w:rPr>
+              <w:t>16</w:t>
+            </w:r>
+            <w:r>
+              <w:rPr>
+                <w:rFonts w:ascii="Times New Roman" w:eastAsia="宋体" w:hAnsi="Times New Roman"/>
+                <w:sz w:val="24"/>
+                <w:szCs w:val="24"/>
+              </w:rPr>
+              <w:t>卡</w:t>
             </w:r>
           </w:p>
         </w:tc>
@@ -29961,7 +31108,7 @@
                 <w:sz w:val="24"/>
                 <w:szCs w:val="24"/>
               </w:rPr>
-              <w:t>R09</w:t>
+              <w:t>R07</w:t>
             </w:r>
             <w:r>
               <w:rPr>
@@ -29977,7 +31124,7 @@
                 <w:sz w:val="24"/>
                 <w:szCs w:val="24"/>
               </w:rPr>
-              <w:t>history</w:t>
+              <w:t>calls</w:t>
             </w:r>
             <w:r>
               <w:rPr>
@@ -29993,23 +31140,7 @@
                 <w:sz w:val="24"/>
                 <w:szCs w:val="24"/>
               </w:rPr>
-              <w:t>calls</w:t>
-            </w:r>
-            <w:r>
-              <w:rPr>
-                <w:rFonts w:ascii="Times New Roman" w:eastAsia="宋体" w:hAnsi="Times New Roman"/>
-                <w:sz w:val="24"/>
-                <w:szCs w:val="24"/>
-              </w:rPr>
-              <w:t>；父记录</w:t>
-            </w:r>
-            <w:r>
-              <w:rPr>
-                <w:rFonts w:ascii="Times New Roman" w:eastAsia="宋体" w:hAnsi="Times New Roman"/>
-                <w:sz w:val="24"/>
-                <w:szCs w:val="24"/>
-              </w:rPr>
-              <w:t>R08</w:t>
+              <w:t>citations</w:t>
             </w:r>
           </w:p>
         </w:tc>
@@ -30040,37 +31171,8 @@
                 <w:sz w:val="24"/>
                 <w:szCs w:val="24"/>
               </w:rPr>
-              <w:t>显热知识</w:t>
-            </w:r>
-          </w:p>
-          <w:p>
-            <w:pPr>
-              <w:ind w:firstLineChars="0" w:firstLine="0"/>
-              <w:jc w:val="center"/>
-              <w:rPr>
-                <w:rFonts w:ascii="Times New Roman" w:eastAsia="宋体" w:hAnsi="Times New Roman" w:cs="Times New Roman"/>
-                <w:sz w:val="24"/>
-                <w:szCs w:val="24"/>
-                <w:lang w:eastAsia="zh"/>
-              </w:rPr>
-            </w:pPr>
-            <w:proofErr w:type="spellStart"/>
-            <w:r>
-              <w:rPr>
-                <w:rFonts w:ascii="Times New Roman" w:eastAsia="宋体" w:hAnsi="Times New Roman"/>
-                <w:sz w:val="24"/>
-                <w:szCs w:val="24"/>
-              </w:rPr>
-              <w:t>LightRAG</w:t>
-            </w:r>
-            <w:proofErr w:type="spellEnd"/>
-            <w:r>
-              <w:rPr>
-                <w:rFonts w:ascii="Times New Roman" w:eastAsia="宋体" w:hAnsi="Times New Roman"/>
-                <w:sz w:val="24"/>
-                <w:szCs w:val="24"/>
-              </w:rPr>
-              <w:t xml:space="preserve"> mix</w:t>
+              <w:lastRenderedPageBreak/>
+              <w:t>必要参数确认</w:t>
             </w:r>
           </w:p>
         </w:tc>
@@ -30097,7 +31199,7 @@
                 <w:szCs w:val="24"/>
                 <w:lang w:eastAsia="zh-CN"/>
               </w:rPr>
-              <w:t>公式、变量和适用条件</w:t>
+              <w:t>比热待补充，给出明确请求</w:t>
             </w:r>
           </w:p>
         </w:tc>
@@ -30117,15 +31219,24 @@
                 <w:lang w:eastAsia="zh"/>
               </w:rPr>
             </w:pPr>
-            <w:r>
-              <w:rPr>
-                <w:rFonts w:ascii="Times New Roman" w:eastAsia="宋体" w:hAnsi="Times New Roman"/>
-                <w:sz w:val="24"/>
-                <w:szCs w:val="24"/>
-                <w:lang w:eastAsia="zh-CN"/>
-              </w:rPr>
-              <w:t>命中显热、比热及结果核对知识</w:t>
-            </w:r>
+            <w:proofErr w:type="spellStart"/>
+            <w:r>
+              <w:rPr>
+                <w:rFonts w:ascii="Times New Roman" w:eastAsia="宋体" w:hAnsi="Times New Roman"/>
+                <w:sz w:val="24"/>
+                <w:szCs w:val="24"/>
+              </w:rPr>
+              <w:t>needs_input</w:t>
+            </w:r>
+            <w:r>
+              <w:rPr>
+                <w:rFonts w:ascii="Times New Roman" w:eastAsia="宋体" w:hAnsi="Times New Roman"/>
+                <w:sz w:val="24"/>
+                <w:szCs w:val="24"/>
+              </w:rPr>
+              <w:t>；请求给定比热</w:t>
+            </w:r>
+            <w:proofErr w:type="spellEnd"/>
           </w:p>
         </w:tc>
         <w:tc>
@@ -30170,6 +31281,510 @@
                 <w:sz w:val="24"/>
                 <w:szCs w:val="24"/>
               </w:rPr>
+              <w:t>R08</w:t>
+            </w:r>
+            <w:r>
+              <w:rPr>
+                <w:rFonts w:ascii="Times New Roman" w:eastAsia="宋体" w:hAnsi="Times New Roman"/>
+                <w:sz w:val="24"/>
+                <w:szCs w:val="24"/>
+              </w:rPr>
+              <w:t>：</w:t>
+            </w:r>
+            <w:r>
+              <w:rPr>
+                <w:rFonts w:ascii="Times New Roman" w:eastAsia="宋体" w:hAnsi="Times New Roman"/>
+                <w:sz w:val="24"/>
+                <w:szCs w:val="24"/>
+              </w:rPr>
+              <w:t>status</w:t>
+            </w:r>
+            <w:r>
+              <w:rPr>
+                <w:rFonts w:ascii="Times New Roman" w:eastAsia="宋体" w:hAnsi="Times New Roman"/>
+                <w:sz w:val="24"/>
+                <w:szCs w:val="24"/>
+              </w:rPr>
+              <w:t>及</w:t>
+            </w:r>
+            <w:r>
+              <w:rPr>
+                <w:rFonts w:ascii="Times New Roman" w:eastAsia="宋体" w:hAnsi="Times New Roman"/>
+                <w:sz w:val="24"/>
+                <w:szCs w:val="24"/>
+              </w:rPr>
+              <w:t>answer</w:t>
+            </w:r>
+          </w:p>
+        </w:tc>
+      </w:tr>
+      <w:tr>
+        <w:trPr>
+          <w:cantSplit/>
+        </w:trPr>
+        <w:tc>
+          <w:tcPr>
+            <w:tcW w:w="2076" w:type="dxa"/>
+            <w:vAlign w:val="center"/>
+          </w:tcPr>
+          <w:p>
+            <w:pPr>
+              <w:ind w:firstLineChars="0" w:firstLine="0"/>
+              <w:jc w:val="center"/>
+              <w:rPr>
+                <w:rFonts w:ascii="Times New Roman" w:eastAsia="宋体" w:hAnsi="Times New Roman" w:cs="Times New Roman"/>
+                <w:sz w:val="24"/>
+                <w:szCs w:val="24"/>
+                <w:lang w:eastAsia="zh"/>
+              </w:rPr>
+            </w:pPr>
+            <w:r>
+              <w:rPr>
+                <w:rFonts w:ascii="Times New Roman" w:eastAsia="宋体" w:hAnsi="Times New Roman"/>
+                <w:sz w:val="24"/>
+                <w:szCs w:val="24"/>
+              </w:rPr>
+              <w:t>连续补参</w:t>
+            </w:r>
+          </w:p>
+          <w:p>
+            <w:pPr>
+              <w:ind w:firstLineChars="0" w:firstLine="0"/>
+              <w:jc w:val="center"/>
+              <w:rPr>
+                <w:rFonts w:ascii="Times New Roman" w:eastAsia="宋体" w:hAnsi="Times New Roman" w:cs="Times New Roman"/>
+                <w:sz w:val="24"/>
+                <w:szCs w:val="24"/>
+                <w:lang w:eastAsia="zh"/>
+              </w:rPr>
+            </w:pPr>
+            <w:proofErr w:type="spellStart"/>
+            <w:r>
+              <w:rPr>
+                <w:rFonts w:ascii="Times New Roman" w:eastAsia="宋体" w:hAnsi="Times New Roman"/>
+                <w:sz w:val="24"/>
+                <w:szCs w:val="24"/>
+              </w:rPr>
+              <w:t>LightRAG</w:t>
+            </w:r>
+            <w:proofErr w:type="spellEnd"/>
+            <w:r>
+              <w:rPr>
+                <w:rFonts w:ascii="Times New Roman" w:eastAsia="宋体" w:hAnsi="Times New Roman"/>
+                <w:sz w:val="24"/>
+                <w:szCs w:val="24"/>
+              </w:rPr>
+              <w:t xml:space="preserve"> mix</w:t>
+            </w:r>
+          </w:p>
+        </w:tc>
+        <w:tc>
+          <w:tcPr>
+            <w:tcW w:w="2076" w:type="dxa"/>
+            <w:vAlign w:val="center"/>
+          </w:tcPr>
+          <w:p>
+            <w:pPr>
+              <w:ind w:firstLineChars="0" w:firstLine="0"/>
+              <w:jc w:val="center"/>
+              <w:rPr>
+                <w:rFonts w:ascii="Times New Roman" w:eastAsia="宋体" w:hAnsi="Times New Roman" w:cs="Times New Roman"/>
+                <w:sz w:val="24"/>
+                <w:szCs w:val="24"/>
+                <w:lang w:eastAsia="zh"/>
+              </w:rPr>
+            </w:pPr>
+            <w:r>
+              <w:rPr>
+                <w:rFonts w:ascii="Times New Roman" w:eastAsia="宋体" w:hAnsi="Times New Roman"/>
+                <w:sz w:val="24"/>
+                <w:szCs w:val="24"/>
+              </w:rPr>
+              <w:t>1800 kg/h</w:t>
+            </w:r>
+            <w:r>
+              <w:rPr>
+                <w:rFonts w:ascii="Times New Roman" w:eastAsia="宋体" w:hAnsi="Times New Roman"/>
+                <w:sz w:val="24"/>
+                <w:szCs w:val="24"/>
+              </w:rPr>
+              <w:t>；比热</w:t>
+            </w:r>
+            <w:r>
+              <w:rPr>
+                <w:rFonts w:ascii="Times New Roman" w:eastAsia="宋体" w:hAnsi="Times New Roman"/>
+                <w:sz w:val="24"/>
+                <w:szCs w:val="24"/>
+              </w:rPr>
+              <w:t>3.6 kJ/(</w:t>
+            </w:r>
+            <w:proofErr w:type="spellStart"/>
+            <w:r>
+              <w:rPr>
+                <w:rFonts w:ascii="Times New Roman" w:eastAsia="宋体" w:hAnsi="Times New Roman"/>
+                <w:sz w:val="24"/>
+                <w:szCs w:val="24"/>
+              </w:rPr>
+              <w:t>kg·</w:t>
+            </w:r>
+            <w:proofErr w:type="gramStart"/>
+            <w:r>
+              <w:rPr>
+                <w:rFonts w:ascii="Times New Roman" w:eastAsia="宋体" w:hAnsi="Times New Roman"/>
+                <w:sz w:val="24"/>
+                <w:szCs w:val="24"/>
+              </w:rPr>
+              <w:t>K</w:t>
+            </w:r>
+            <w:proofErr w:type="spellEnd"/>
+            <w:r>
+              <w:rPr>
+                <w:rFonts w:ascii="Times New Roman" w:eastAsia="宋体" w:hAnsi="Times New Roman"/>
+                <w:sz w:val="24"/>
+                <w:szCs w:val="24"/>
+              </w:rPr>
+              <w:t>)</w:t>
+            </w:r>
+            <w:r>
+              <w:rPr>
+                <w:rFonts w:ascii="Times New Roman" w:eastAsia="宋体" w:hAnsi="Times New Roman"/>
+                <w:sz w:val="24"/>
+                <w:szCs w:val="24"/>
+              </w:rPr>
+              <w:t>；</w:t>
+            </w:r>
+            <w:proofErr w:type="gramEnd"/>
+            <w:r>
+              <w:rPr>
+                <w:rFonts w:ascii="Times New Roman" w:eastAsia="宋体" w:hAnsi="Times New Roman"/>
+                <w:sz w:val="24"/>
+                <w:szCs w:val="24"/>
+              </w:rPr>
+              <w:t>温差</w:t>
+            </w:r>
+            <w:r>
+              <w:rPr>
+                <w:rFonts w:ascii="Times New Roman" w:eastAsia="宋体" w:hAnsi="Times New Roman"/>
+                <w:sz w:val="24"/>
+                <w:szCs w:val="24"/>
+              </w:rPr>
+              <w:t>50 K</w:t>
+            </w:r>
+          </w:p>
+          <w:p>
+            <w:pPr>
+              <w:ind w:firstLineChars="0" w:firstLine="0"/>
+              <w:jc w:val="center"/>
+              <w:rPr>
+                <w:rFonts w:ascii="Times New Roman" w:eastAsia="宋体" w:hAnsi="Times New Roman" w:cs="Times New Roman"/>
+                <w:sz w:val="24"/>
+                <w:szCs w:val="24"/>
+                <w:lang w:eastAsia="zh"/>
+              </w:rPr>
+            </w:pPr>
+            <w:r>
+              <w:rPr>
+                <w:rFonts w:ascii="Times New Roman" w:eastAsia="宋体" w:hAnsi="Times New Roman"/>
+                <w:sz w:val="24"/>
+                <w:szCs w:val="24"/>
+              </w:rPr>
+              <w:t>90.00 kW</w:t>
+            </w:r>
+          </w:p>
+        </w:tc>
+        <w:tc>
+          <w:tcPr>
+            <w:tcW w:w="2077" w:type="dxa"/>
+            <w:vAlign w:val="center"/>
+          </w:tcPr>
+          <w:p>
+            <w:pPr>
+              <w:ind w:firstLineChars="0" w:firstLine="0"/>
+              <w:jc w:val="center"/>
+              <w:rPr>
+                <w:rFonts w:ascii="Times New Roman" w:eastAsia="宋体" w:hAnsi="Times New Roman" w:cs="Times New Roman"/>
+                <w:sz w:val="24"/>
+                <w:szCs w:val="24"/>
+                <w:lang w:eastAsia="zh"/>
+              </w:rPr>
+            </w:pPr>
+            <w:r>
+              <w:rPr>
+                <w:rFonts w:ascii="Times New Roman" w:eastAsia="宋体" w:hAnsi="Times New Roman"/>
+                <w:sz w:val="24"/>
+                <w:szCs w:val="24"/>
+              </w:rPr>
+              <w:t>0.5 kg/s</w:t>
+            </w:r>
+            <w:r>
+              <w:rPr>
+                <w:rFonts w:ascii="Times New Roman" w:eastAsia="宋体" w:hAnsi="Times New Roman"/>
+                <w:sz w:val="24"/>
+                <w:szCs w:val="24"/>
+              </w:rPr>
+              <w:t>；</w:t>
+            </w:r>
+            <w:r>
+              <w:rPr>
+                <w:rFonts w:ascii="Times New Roman" w:eastAsia="宋体" w:hAnsi="Times New Roman"/>
+                <w:sz w:val="24"/>
+                <w:szCs w:val="24"/>
+              </w:rPr>
+              <w:t>90.00 kW</w:t>
+            </w:r>
+          </w:p>
+        </w:tc>
+        <w:tc>
+          <w:tcPr>
+            <w:tcW w:w="2077" w:type="dxa"/>
+            <w:vAlign w:val="center"/>
+          </w:tcPr>
+          <w:p>
+            <w:pPr>
+              <w:ind w:firstLineChars="0" w:firstLine="0"/>
+              <w:jc w:val="center"/>
+              <w:rPr>
+                <w:rFonts w:ascii="Times New Roman" w:eastAsia="宋体" w:hAnsi="Times New Roman" w:cs="Times New Roman"/>
+                <w:sz w:val="24"/>
+                <w:szCs w:val="24"/>
+                <w:lang w:eastAsia="zh"/>
+              </w:rPr>
+            </w:pPr>
+            <w:r>
+              <w:rPr>
+                <w:rFonts w:ascii="Times New Roman" w:eastAsia="宋体" w:hAnsi="Times New Roman"/>
+                <w:sz w:val="24"/>
+                <w:szCs w:val="24"/>
+              </w:rPr>
+              <w:t>通过</w:t>
+            </w:r>
+          </w:p>
+          <w:p>
+            <w:pPr>
+              <w:ind w:firstLineChars="0" w:firstLine="0"/>
+              <w:jc w:val="center"/>
+              <w:rPr>
+                <w:rFonts w:ascii="Times New Roman" w:eastAsia="宋体" w:hAnsi="Times New Roman" w:cs="Times New Roman"/>
+                <w:sz w:val="24"/>
+                <w:szCs w:val="24"/>
+                <w:lang w:eastAsia="zh"/>
+              </w:rPr>
+            </w:pPr>
+            <w:r>
+              <w:rPr>
+                <w:rFonts w:ascii="Times New Roman" w:eastAsia="宋体" w:hAnsi="Times New Roman"/>
+                <w:sz w:val="24"/>
+                <w:szCs w:val="24"/>
+              </w:rPr>
+              <w:t>R09</w:t>
+            </w:r>
+            <w:r>
+              <w:rPr>
+                <w:rFonts w:ascii="Times New Roman" w:eastAsia="宋体" w:hAnsi="Times New Roman"/>
+                <w:sz w:val="24"/>
+                <w:szCs w:val="24"/>
+              </w:rPr>
+              <w:t>：</w:t>
+            </w:r>
+            <w:r>
+              <w:rPr>
+                <w:rFonts w:ascii="Times New Roman" w:eastAsia="宋体" w:hAnsi="Times New Roman"/>
+                <w:sz w:val="24"/>
+                <w:szCs w:val="24"/>
+              </w:rPr>
+              <w:t>history</w:t>
+            </w:r>
+            <w:r>
+              <w:rPr>
+                <w:rFonts w:ascii="Times New Roman" w:eastAsia="宋体" w:hAnsi="Times New Roman"/>
+                <w:sz w:val="24"/>
+                <w:szCs w:val="24"/>
+              </w:rPr>
+              <w:t>及</w:t>
+            </w:r>
+            <w:r>
+              <w:rPr>
+                <w:rFonts w:ascii="Times New Roman" w:eastAsia="宋体" w:hAnsi="Times New Roman"/>
+                <w:sz w:val="24"/>
+                <w:szCs w:val="24"/>
+              </w:rPr>
+              <w:t>calls</w:t>
+            </w:r>
+            <w:r>
+              <w:rPr>
+                <w:rFonts w:ascii="Times New Roman" w:eastAsia="宋体" w:hAnsi="Times New Roman"/>
+                <w:sz w:val="24"/>
+                <w:szCs w:val="24"/>
+              </w:rPr>
+              <w:t>；父记录</w:t>
+            </w:r>
+            <w:r>
+              <w:rPr>
+                <w:rFonts w:ascii="Times New Roman" w:eastAsia="宋体" w:hAnsi="Times New Roman"/>
+                <w:sz w:val="24"/>
+                <w:szCs w:val="24"/>
+              </w:rPr>
+              <w:t>R08</w:t>
+            </w:r>
+          </w:p>
+        </w:tc>
+      </w:tr>
+      <w:tr>
+        <w:trPr>
+          <w:cantSplit/>
+        </w:trPr>
+        <w:tc>
+          <w:tcPr>
+            <w:tcW w:w="2076" w:type="dxa"/>
+            <w:vAlign w:val="center"/>
+          </w:tcPr>
+          <w:p>
+            <w:pPr>
+              <w:ind w:firstLineChars="0" w:firstLine="0"/>
+              <w:jc w:val="center"/>
+              <w:rPr>
+                <w:rFonts w:ascii="Times New Roman" w:eastAsia="宋体" w:hAnsi="Times New Roman" w:cs="Times New Roman"/>
+                <w:sz w:val="24"/>
+                <w:szCs w:val="24"/>
+                <w:lang w:eastAsia="zh"/>
+              </w:rPr>
+            </w:pPr>
+            <w:r>
+              <w:rPr>
+                <w:rFonts w:ascii="Times New Roman" w:eastAsia="宋体" w:hAnsi="Times New Roman"/>
+                <w:sz w:val="24"/>
+                <w:szCs w:val="24"/>
+              </w:rPr>
+              <w:t>显热知识</w:t>
+            </w:r>
+          </w:p>
+          <w:p>
+            <w:pPr>
+              <w:ind w:firstLineChars="0" w:firstLine="0"/>
+              <w:jc w:val="center"/>
+              <w:rPr>
+                <w:rFonts w:ascii="Times New Roman" w:eastAsia="宋体" w:hAnsi="Times New Roman" w:cs="Times New Roman"/>
+                <w:sz w:val="24"/>
+                <w:szCs w:val="24"/>
+                <w:lang w:eastAsia="zh"/>
+              </w:rPr>
+            </w:pPr>
+            <w:proofErr w:type="spellStart"/>
+            <w:r>
+              <w:rPr>
+                <w:rFonts w:ascii="Times New Roman" w:eastAsia="宋体" w:hAnsi="Times New Roman"/>
+                <w:sz w:val="24"/>
+                <w:szCs w:val="24"/>
+              </w:rPr>
+              <w:t>LightRAG</w:t>
+            </w:r>
+            <w:proofErr w:type="spellEnd"/>
+            <w:r>
+              <w:rPr>
+                <w:rFonts w:ascii="Times New Roman" w:eastAsia="宋体" w:hAnsi="Times New Roman"/>
+                <w:sz w:val="24"/>
+                <w:szCs w:val="24"/>
+              </w:rPr>
+              <w:t xml:space="preserve"> mix</w:t>
+            </w:r>
+          </w:p>
+        </w:tc>
+        <w:tc>
+          <w:tcPr>
+            <w:tcW w:w="2076" w:type="dxa"/>
+            <w:vAlign w:val="center"/>
+          </w:tcPr>
+          <w:p>
+            <w:pPr>
+              <w:ind w:firstLineChars="0" w:firstLine="0"/>
+              <w:jc w:val="center"/>
+              <w:rPr>
+                <w:rFonts w:ascii="Times New Roman" w:eastAsia="宋体" w:hAnsi="Times New Roman" w:cs="Times New Roman"/>
+                <w:sz w:val="24"/>
+                <w:szCs w:val="24"/>
+                <w:lang w:eastAsia="zh"/>
+              </w:rPr>
+            </w:pPr>
+            <w:r>
+              <w:rPr>
+                <w:rFonts w:ascii="Times New Roman" w:eastAsia="宋体" w:hAnsi="Times New Roman"/>
+                <w:sz w:val="24"/>
+                <w:szCs w:val="24"/>
+                <w:lang w:eastAsia="zh-CN"/>
+              </w:rPr>
+              <w:t>公式、变量和适用条件</w:t>
+            </w:r>
+          </w:p>
+        </w:tc>
+        <w:tc>
+          <w:tcPr>
+            <w:tcW w:w="2077" w:type="dxa"/>
+            <w:vAlign w:val="center"/>
+          </w:tcPr>
+          <w:p>
+            <w:pPr>
+              <w:ind w:firstLineChars="0" w:firstLine="0"/>
+              <w:jc w:val="center"/>
+              <w:rPr>
+                <w:rFonts w:ascii="Times New Roman" w:eastAsia="宋体" w:hAnsi="Times New Roman" w:cs="Times New Roman"/>
+                <w:sz w:val="24"/>
+                <w:szCs w:val="24"/>
+                <w:lang w:eastAsia="zh"/>
+              </w:rPr>
+            </w:pPr>
+            <w:r>
+              <w:rPr>
+                <w:rFonts w:ascii="Times New Roman" w:eastAsia="宋体" w:hAnsi="Times New Roman"/>
+                <w:sz w:val="24"/>
+                <w:szCs w:val="24"/>
+                <w:lang w:eastAsia="zh-CN"/>
+              </w:rPr>
+              <w:t>命中显热、比热及结果核对知识</w:t>
+            </w:r>
+          </w:p>
+        </w:tc>
+        <w:tc>
+          <w:tcPr>
+            <w:tcW w:w="2077" w:type="dxa"/>
+            <w:vAlign w:val="center"/>
+          </w:tcPr>
+          <w:p>
+            <w:pPr>
+              <w:ind w:firstLineChars="0" w:firstLine="0"/>
+              <w:jc w:val="center"/>
+              <w:rPr>
+                <w:rFonts w:ascii="Times New Roman" w:eastAsia="宋体" w:hAnsi="Times New Roman" w:cs="Times New Roman"/>
+                <w:sz w:val="24"/>
+                <w:szCs w:val="24"/>
+                <w:lang w:eastAsia="zh"/>
+              </w:rPr>
+            </w:pPr>
+            <w:r>
+              <w:rPr>
+                <w:rFonts w:ascii="Times New Roman" w:eastAsia="宋体" w:hAnsi="Times New Roman"/>
+                <w:sz w:val="24"/>
+                <w:szCs w:val="24"/>
+              </w:rPr>
+              <w:t>通过</w:t>
+            </w:r>
+          </w:p>
+          <w:p>
+            <w:pPr>
+              <w:ind w:firstLineChars="0" w:firstLine="0"/>
+              <w:jc w:val="center"/>
+              <w:rPr>
+                <w:rFonts w:ascii="Times New Roman" w:eastAsia="宋体" w:hAnsi="Times New Roman" w:cs="Times New Roman"/>
+                <w:sz w:val="24"/>
+                <w:szCs w:val="24"/>
+                <w:lang w:eastAsia="zh"/>
+              </w:rPr>
+            </w:pPr>
+            <w:r>
+              <w:rPr>
+                <w:rFonts w:ascii="Times New Roman" w:eastAsia="宋体" w:hAnsi="Times New Roman"/>
+                <w:sz w:val="24"/>
+                <w:szCs w:val="24"/>
+              </w:rPr>
               <w:t>R10</w:t>
             </w:r>
             <w:r>
@@ -30888,39 +32503,7 @@
           <w:szCs w:val="24"/>
         </w:rPr>
       </w:pPr>
-      <w:r>
-        <w:rPr>
-          <w:rFonts w:ascii="Times New Roman" w:eastAsia="宋体" w:hAnsi="Times New Roman" w:cs="Times New Roman"/>
-          <w:sz w:val="24"/>
-          <w:szCs w:val="24"/>
-        </w:rPr>
-        <w:t>项目形成了化工知识增强与复杂任务工具调用应用。知识侧完成</w:t>
-      </w:r>
-      <w:r>
-        <w:rPr>
-          <w:rFonts w:ascii="Times New Roman" w:eastAsia="宋体" w:hAnsi="Times New Roman" w:cs="Times New Roman"/>
-          <w:sz w:val="24"/>
-          <w:szCs w:val="24"/>
-        </w:rPr>
-        <w:t>71</w:t>
-      </w:r>
-      <w:r>
-        <w:rPr>
-          <w:rFonts w:ascii="Times New Roman" w:eastAsia="宋体" w:hAnsi="Times New Roman" w:cs="Times New Roman"/>
-          <w:sz w:val="24"/>
-          <w:szCs w:val="24"/>
-        </w:rPr>
-        <w:t>张知识卡的组织与索引，任务侧完成问题解析、计划登记、四类工具调用和结果复用，应用侧完成</w:t>
-      </w:r>
       <w:proofErr w:type="spellStart"/>
-      <w:r>
-        <w:rPr>
-          <w:rFonts w:ascii="Times New Roman" w:eastAsia="宋体" w:hAnsi="Times New Roman" w:cs="Times New Roman"/>
-          <w:sz w:val="24"/>
-          <w:szCs w:val="24"/>
-        </w:rPr>
-        <w:t>FastAPI</w:t>
-      </w:r>
       <w:proofErr w:type="spellEnd"/>
       <w:r>
         <w:rPr>
@@ -30928,23 +32511,7 @@
           <w:sz w:val="24"/>
           <w:szCs w:val="24"/>
         </w:rPr>
-        <w:t>后端与独立</w:t>
-      </w:r>
-      <w:r>
-        <w:rPr>
-          <w:rFonts w:ascii="Times New Roman" w:eastAsia="宋体" w:hAnsi="Times New Roman" w:cs="Times New Roman"/>
-          <w:sz w:val="24"/>
-          <w:szCs w:val="24"/>
-        </w:rPr>
-        <w:t>Vue</w:t>
-      </w:r>
-      <w:r>
-        <w:rPr>
-          <w:rFonts w:ascii="Times New Roman" w:eastAsia="宋体" w:hAnsi="Times New Roman" w:cs="Times New Roman"/>
-          <w:sz w:val="24"/>
-          <w:szCs w:val="24"/>
-        </w:rPr>
-        <w:t>前端、连续问答、检索关系、引用阅读及任务导出。显热、混合、单位换算和补参等典型任务的通过结果展示了完整业务流程。</w:t>
+        <w:t>项目形成了化工知识增强与复杂任务工具调用应用。知识侧完成71份资料组织、128个正文片段解析与71个LightRAG片段索引；任务侧支持最多十步依赖计划、九类业务工具选择、参数校验、批次执行及结果复用；应用侧提供FastAPI与独立Vue前端、连续问答、局部实体关系、引用阅读及导出。本地MCP辅助工具支持量纲、质量流量闭合和资料来源核对。九工具组合任务展示了模型自主拆解目标、选择方法、同批多工具执行及数值连续回用。</w:t>
       </w:r>
     </w:p>
     <w:p>
@@ -30964,7 +32531,7 @@
           <w:sz w:val="24"/>
           <w:szCs w:val="24"/>
         </w:rPr>
-        <w:t>成果与合同要求形成对应关系：化工领域专业知识库与知识增强成果由资料组织、索引及检索生成流程体现；复杂任务规划与多工具调用成果由步骤计划、真实函数执行、参数校验和结果回用体现；算法源代码与研究报告共同说明模块组织、运行方式、核心公式、接口职责及应用结果。各模块以统一任务记录衔接，构成可使用、可演示和可移交的项目成果。</w:t>
+        <w:t>各项研究成果由具体功能与运行记录共同体现：知识资源通过目录、解析、索引、检索和原文阅读提供；知识增强通过相关召回、上下文回填和引用实现；复杂任务通过目标拆解、工具与算法映射、依赖计划、参数校验和实际结果回用完成。计划区以Step 1至Step 10逐项展示目标、方法、依赖及状态，批次区区分所选动作与成功业务执行。源代码、配置、依赖、运行说明、示例任务与研究报告按职责组织，支持成果移交。</w:t>
       </w:r>
     </w:p>
     <w:p>
@@ -31555,41 +33122,21 @@
           <w:sz w:val="24"/>
           <w:szCs w:val="24"/>
         </w:rPr>
-        <w:t>本研究报告说明合同功能、技术路线、算法和应用结果；</w:t>
-      </w:r>
-      <w:r>
-        <w:rPr>
-          <w:rFonts w:ascii="Times New Roman" w:eastAsia="宋体" w:hAnsi="Times New Roman"/>
-          <w:sz w:val="24"/>
-          <w:szCs w:val="24"/>
-        </w:rPr>
-        <w:t>docs/</w:t>
-      </w:r>
-      <w:r>
-        <w:rPr>
-          <w:rFonts w:ascii="Times New Roman" w:eastAsia="宋体" w:hAnsi="Times New Roman"/>
-          <w:sz w:val="24"/>
-          <w:szCs w:val="24"/>
-        </w:rPr>
-        <w:t>研究报告验证记录</w:t>
-      </w:r>
-      <w:r>
-        <w:rPr>
-          <w:rFonts w:ascii="Times New Roman" w:eastAsia="宋体" w:hAnsi="Times New Roman"/>
-          <w:sz w:val="24"/>
-          <w:szCs w:val="24"/>
-        </w:rPr>
-        <w:t>.</w:t>
-      </w:r>
+        <w:t>工具与过程模块按职责组织：tool_catalog.py维护九类工具的统一目录与方法，engineering_tools.py封装五类工程教学计算函数；OrderedToolCallingAgent接收模型调用列表，Execution校验计划、单位和引用后执行函数，RunTrace保存批次及实际动作。mcp_registry.py与mcp_server.py提供本地协议辅助工具，observability.py保存原文入模匹配。独立前端读取统一任务记录，关联目标、计算方法、所选工具、实际参数、返回值及来源。</w:t>
+      </w:r>
+    </w:p>
+    <w:p>
+      <w:pPr>
+        <w:widowControl/>
+        <w:spacing w:line="360" w:lineRule="auto"/>
+        <w:ind w:firstLine="480"/>
+        <w:rPr>
+          <w:rFonts w:ascii="Times New Roman" w:eastAsia="宋体" w:hAnsi="Times New Roman" w:cs="Times New Roman"/>
+          <w:sz w:val="24"/>
+          <w:szCs w:val="24"/>
+        </w:rPr>
+      </w:pPr>
       <w:proofErr w:type="spellStart"/>
-      <w:r>
-        <w:rPr>
-          <w:rFonts w:ascii="Times New Roman" w:eastAsia="宋体" w:hAnsi="Times New Roman"/>
-          <w:sz w:val="24"/>
-          <w:szCs w:val="24"/>
-        </w:rPr>
-        <w:t>json</w:t>
-      </w:r>
       <w:proofErr w:type="spellEnd"/>
       <w:r>
         <w:rPr>
@@ -31597,39 +33144,27 @@
           <w:sz w:val="24"/>
           <w:szCs w:val="24"/>
         </w:rPr>
-        <w:t>保存本文对应的知识及计算案例摘录，按</w:t>
-      </w:r>
-      <w:r>
-        <w:rPr>
-          <w:rFonts w:ascii="Times New Roman" w:eastAsia="宋体" w:hAnsi="Times New Roman"/>
-          <w:sz w:val="24"/>
-          <w:szCs w:val="24"/>
-        </w:rPr>
-        <w:t>R01</w:t>
-      </w:r>
-      <w:r>
-        <w:rPr>
-          <w:rFonts w:ascii="Times New Roman" w:eastAsia="宋体" w:hAnsi="Times New Roman"/>
-          <w:sz w:val="24"/>
-          <w:szCs w:val="24"/>
-        </w:rPr>
-        <w:t>至</w:t>
-      </w:r>
-      <w:r>
-        <w:rPr>
-          <w:rFonts w:ascii="Times New Roman" w:eastAsia="宋体" w:hAnsi="Times New Roman"/>
-          <w:sz w:val="24"/>
-          <w:szCs w:val="24"/>
-        </w:rPr>
-        <w:t>R10</w:t>
-      </w:r>
-      <w:r>
-        <w:rPr>
-          <w:rFonts w:ascii="Times New Roman" w:eastAsia="宋体" w:hAnsi="Times New Roman"/>
-          <w:sz w:val="24"/>
-          <w:szCs w:val="24"/>
-        </w:rPr>
-        <w:t>定位问题、调用、实际输出和引用。代码、知识资源、页面、报告与记录共同构成移交材料，分别服务于运行使用、原理阅读和功能核对。</w:t>
+        <w:t>本研究报告说明系统功能、技术路线、算法与应用结果。代表知识与计算记录保存在配套验证材料中；docs/validation/workflow提供知识问答及混合后加热的过程资料，docs/validation/multi-tools提供九工具组合任务的真实记录、注册目录和页面截图。材料可逐项定位计划目标、工具方法、调用批次、实际输出、前序引用及答复来源。代码、知识资料、页面和研究说明构成可运行、可阅读及可核对的成果体系。</w:t>
+      </w:r>
+    </w:p>
+    <w:p>
+      <w:pPr>
+        <w:widowControl/>
+        <w:spacing w:line="360" w:lineRule="auto"/>
+        <w:ind w:firstLine="480"/>
+        <w:rPr>
+          <w:rFonts w:ascii="Times New Roman" w:eastAsia="宋体" w:hAnsi="Times New Roman" w:cs="Times New Roman"/>
+          <w:sz w:val="24"/>
+          <w:szCs w:val="24"/>
+        </w:rPr>
+      </w:pPr>
+      <w:r>
+        <w:rPr>
+          <w:rFonts w:ascii="Times New Roman" w:eastAsia="宋体" w:hAnsi="Times New Roman"/>
+          <w:sz w:val="24"/>
+          <w:szCs w:val="24"/>
+        </w:rPr>
+        <w:t>源代码包按项目目录组织后端、前端、知识资料、配置模板、依赖锁文件、运行说明和示例。包完整性与成员内容一致性经核对，解压后完成离线显热演示及业务接口初始化检查，显热演示返回46.44 kW。密钥、Conda运行环境、前端依赖安装目录、索引缓存和私有任务记录按运行材料管理；公开流程记录与页面截图随说明材料提供，用于查看已完成的知识、规划与工具过程。</w:t>
       </w:r>
     </w:p>
     <w:p>
@@ -31642,6 +33177,7 @@
           <w:sz w:val="28"/>
           <w:szCs w:val="28"/>
         </w:rPr>
+        <w:pageBreakBefore w:val="1"/>
       </w:pPr>
       <w:bookmarkStart w:id="38" w:name="_Toc242690652"/>
       <w:r>
